--- a/templates/EP_M4_Password_Audit.docx
+++ b/templates/EP_M4_Password_Audit.docx
@@ -1,25 +1,25 @@
 
 <file path=word/document.xml><?xml version="1.0" encoding="utf-8"?>
-<w:document xmlns:wpc="http://schemas.microsoft.com/office/word/2010/wordprocessingCanvas" xmlns:mc="http://schemas.openxmlformats.org/markup-compatibility/2006" xmlns:o="urn:schemas-microsoft-com:office:office" xmlns:r="http://schemas.openxmlformats.org/officeDocument/2006/relationships" xmlns:m="http://schemas.openxmlformats.org/officeDocument/2006/math" xmlns:v="urn:schemas-microsoft-com:vml" xmlns:wp14="http://schemas.microsoft.com/office/word/2010/wordprocessingDrawing" xmlns:wp="http://schemas.openxmlformats.org/drawingml/2006/wordprocessingDrawing" xmlns:w10="urn:schemas-microsoft-com:office:word" xmlns:w="http://schemas.openxmlformats.org/wordprocessingml/2006/main" xmlns:w14="http://schemas.microsoft.com/office/word/2010/wordml" xmlns:w15="http://schemas.microsoft.com/office/word/2012/wordml" xmlns:wpg="http://schemas.microsoft.com/office/word/2010/wordprocessingGroup" xmlns:wpi="http://schemas.microsoft.com/office/word/2010/wordprocessingInk" xmlns:wne="http://schemas.microsoft.com/office/word/2006/wordml" xmlns:wps="http://schemas.microsoft.com/office/word/2010/wordprocessingShape" xmlns:cx="http://schemas.microsoft.com/office/drawing/2014/chartex" xmlns:cx1="http://schemas.microsoft.com/office/drawing/2015/9/8/chartex" xmlns:cx2="http://schemas.microsoft.com/office/drawing/2015/10/21/chartex" xmlns:cx3="http://schemas.microsoft.com/office/drawing/2016/5/9/chartex" xmlns:cx4="http://schemas.microsoft.com/office/drawing/2016/5/10/chartex" xmlns:cx5="http://schemas.microsoft.com/office/drawing/2016/5/11/chartex" xmlns:cx6="http://schemas.microsoft.com/office/drawing/2016/5/12/chartex" xmlns:cx7="http://schemas.microsoft.com/office/drawing/2016/5/13/chartex" xmlns:cx8="http://schemas.microsoft.com/office/drawing/2016/5/14/chartex" xmlns:aink="http://schemas.microsoft.com/office/drawing/2016/ink" xmlns:am3d="http://schemas.microsoft.com/office/drawing/2017/model3d" xmlns:w16cex="http://schemas.microsoft.com/office/word/2018/wordml/cex" xmlns:w16cid="http://schemas.microsoft.com/office/word/2016/wordml/cid" xmlns:w16="http://schemas.microsoft.com/office/word/2018/wordml" xmlns:w16sdtdh="http://schemas.microsoft.com/office/word/2020/wordml/sdtdatahash" xmlns:w16se="http://schemas.microsoft.com/office/word/2015/wordml/symex" mc:Ignorable="w14 w15 wp14">
+<w:document xmlns:wpc="http://schemas.microsoft.com/office/word/2010/wordprocessingCanvas" xmlns:cx="http://schemas.microsoft.com/office/drawing/2014/chartex" xmlns:cx1="http://schemas.microsoft.com/office/drawing/2015/9/8/chartex" xmlns:cx2="http://schemas.microsoft.com/office/drawing/2015/10/21/chartex" xmlns:cx3="http://schemas.microsoft.com/office/drawing/2016/5/9/chartex" xmlns:cx4="http://schemas.microsoft.com/office/drawing/2016/5/10/chartex" xmlns:cx5="http://schemas.microsoft.com/office/drawing/2016/5/11/chartex" xmlns:cx6="http://schemas.microsoft.com/office/drawing/2016/5/12/chartex" xmlns:cx7="http://schemas.microsoft.com/office/drawing/2016/5/13/chartex" xmlns:cx8="http://schemas.microsoft.com/office/drawing/2016/5/14/chartex" xmlns:mc="http://schemas.openxmlformats.org/markup-compatibility/2006" xmlns:m="http://schemas.openxmlformats.org/officeDocument/2006/math" xmlns:aink="http://schemas.microsoft.com/office/drawing/2016/ink" xmlns:am3d="http://schemas.microsoft.com/office/drawing/2017/model3d" xmlns:oel="http://schemas.microsoft.com/office/2019/extlst" xmlns:r="http://schemas.openxmlformats.org/officeDocument/2006/relationships" xmlns:wp14="http://schemas.microsoft.com/office/word/2010/wordprocessingDrawing" xmlns:wp="http://schemas.openxmlformats.org/drawingml/2006/wordprocessingDrawing" xmlns:wpg="http://schemas.microsoft.com/office/word/2010/wordprocessingGroup" xmlns:wpi="http://schemas.microsoft.com/office/word/2010/wordprocessingInk" xmlns:wps="http://schemas.microsoft.com/office/word/2010/wordprocessingShape" xmlns:o="urn:schemas-microsoft-com:office:office" xmlns:v="urn:schemas-microsoft-com:vml" xmlns:w10="urn:schemas-microsoft-com:office:word" xmlns:w="http://schemas.openxmlformats.org/wordprocessingml/2006/main" xmlns:w14="http://schemas.microsoft.com/office/word/2010/wordml" xmlns:w15="http://schemas.microsoft.com/office/word/2012/wordml" xmlns:w16cex="http://schemas.microsoft.com/office/word/2018/wordml/cex" xmlns:w16cid="http://schemas.microsoft.com/office/word/2016/wordml/cid" xmlns:w16="http://schemas.microsoft.com/office/word/2018/wordml" xmlns:w16sdtdh="http://schemas.microsoft.com/office/word/2020/wordml/sdtdatahash" xmlns:w16sdtfl="http://schemas.microsoft.com/office/word/2024/wordml/sdtformatlock" xmlns:w16se="http://schemas.microsoft.com/office/word/2015/wordml/symex" xmlns:w16du="http://schemas.microsoft.com/office/word/2023/wordml/word16du" xmlns:wne="http://schemas.microsoft.com/office/word/2006/wordml" mc:Ignorable="w14 w15 w16se w16cid w16 w16cex w16sdtdh w16sdtfl w16du wp14">
   <w:body>
     <w:p>
       <w:pPr>
         <w:spacing w:after="240"/>
       </w:pPr>
-      <w:r>
-        <w:t xml:space="preserve"/>
-      </w:r>
     </w:p>
     <w:p>
       <w:pPr>
         <w:jc w:val="center"/>
       </w:pPr>
       <w:r>
+        <w:rPr>
+          <w:noProof/>
+        </w:rPr>
         <w:drawing>
-          <wp:inline distT="0" distB="0" distL="0" distR="0">
+          <wp:inline distT="0" distB="0" distL="0" distR="0" wp14:anchorId="62CFA3C6" wp14:editId="52CAC981">
             <wp:extent cx="1257300" cy="1428750"/>
-            <wp:effectExtent t="0" r="0" b="0" l="0"/>
-            <wp:docPr id="1" name="" descr="" title=""/>
+            <wp:effectExtent l="0" t="0" r="0" b="0"/>
+            <wp:docPr id="1" name="Picture 1"/>
             <wp:cNvGraphicFramePr>
               <a:graphicFrameLocks xmlns:a="http://schemas.openxmlformats.org/drawingml/2006/main" noChangeAspect="1"/>
             </wp:cNvGraphicFramePr>
@@ -27,13 +27,13 @@
               <a:graphicData uri="http://schemas.openxmlformats.org/drawingml/2006/picture">
                 <pic:pic xmlns:pic="http://schemas.openxmlformats.org/drawingml/2006/picture">
                   <pic:nvPicPr>
-                    <pic:cNvPr id="0" name="" descr=""/>
+                    <pic:cNvPr id="0" name=""/>
                     <pic:cNvPicPr>
                       <a:picLocks noChangeAspect="1" noChangeArrowheads="1"/>
                     </pic:cNvPicPr>
                   </pic:nvPicPr>
                   <pic:blipFill>
-                    <a:blip r:embed="rId9" cstate="none"/>
+                    <a:blip r:embed="rId7"/>
                     <a:srcRect/>
                     <a:stretch>
                       <a:fillRect/>
@@ -59,9 +59,6 @@
       <w:pPr>
         <w:spacing w:after="80"/>
       </w:pPr>
-      <w:r>
-        <w:t xml:space="preserve"/>
-      </w:r>
     </w:p>
     <w:p>
       <w:pPr>
@@ -70,14 +67,14 @@
       </w:pPr>
       <w:r>
         <w:rPr>
-          <w:rFonts w:ascii="Roboto Slab" w:cs="Roboto Slab" w:eastAsia="Roboto Slab" w:hAnsi="Roboto Slab"/>
+          <w:rFonts w:ascii="Roboto Slab" w:eastAsia="Roboto Slab" w:hAnsi="Roboto Slab" w:cs="Roboto Slab"/>
           <w:b/>
           <w:bCs/>
           <w:color w:val="1F4E79"/>
           <w:sz w:val="30"/>
           <w:szCs w:val="30"/>
         </w:rPr>
-        <w:t xml:space="preserve">NEXUS SECURITY CONSULTING</w:t>
+        <w:t>NEXUS SECURITY CONSULTING</w:t>
       </w:r>
     </w:p>
     <w:p>
@@ -85,37 +82,45 @@
         <w:spacing w:after="320"/>
         <w:jc w:val="center"/>
       </w:pPr>
-      <w:r>
-        <w:rPr>
-          <w:sz w:val="4"/>
-          <w:szCs w:val="4"/>
-        </w:rPr>
-        <w:t xml:space="preserve"/>
-      </w:r>
     </w:p>
     <w:tbl>
       <w:tblPr>
-        <w:tblW w:type="pct" w:w="60%"/>
+        <w:tblW w:w="3000" w:type="pct"/>
         <w:jc w:val="center"/>
         <w:tblBorders>
-          <w:top w:val="none" w:color="FFFFFF" w:sz="0"/>
-          <w:left w:val="none" w:color="FFFFFF" w:sz="0"/>
-          <w:bottom w:val="none" w:color="FFFFFF" w:sz="0"/>
-          <w:right w:val="none" w:color="FFFFFF" w:sz="0"/>
-          <w:insideH w:val="none" w:color="FFFFFF" w:sz="0"/>
-          <w:insideV w:val="none" w:color="FFFFFF" w:sz="0"/>
+          <w:top w:val="none" w:sz="0" w:space="0" w:color="FFFFFF"/>
+          <w:left w:val="none" w:sz="0" w:space="0" w:color="FFFFFF"/>
+          <w:bottom w:val="none" w:sz="0" w:space="0" w:color="FFFFFF"/>
+          <w:right w:val="none" w:sz="0" w:space="0" w:color="FFFFFF"/>
+          <w:insideH w:val="none" w:sz="0" w:space="0" w:color="FFFFFF"/>
+          <w:insideV w:val="none" w:sz="0" w:space="0" w:color="FFFFFF"/>
         </w:tblBorders>
+        <w:tblCellMar>
+          <w:left w:w="10" w:type="dxa"/>
+          <w:right w:w="10" w:type="dxa"/>
+        </w:tblCellMar>
+        <w:tblLook w:val="0000" w:firstRow="0" w:lastRow="0" w:firstColumn="0" w:lastColumn="0" w:noHBand="0" w:noVBand="0"/>
       </w:tblPr>
       <w:tblGrid>
-        <w:gridCol w:w="100"/>
+        <w:gridCol w:w="5616"/>
       </w:tblGrid>
       <w:tr>
+        <w:tblPrEx>
+          <w:tblCellMar>
+            <w:top w:w="0" w:type="dxa"/>
+            <w:bottom w:w="0" w:type="dxa"/>
+          </w:tblCellMar>
+        </w:tblPrEx>
+        <w:trPr>
+          <w:jc w:val="center"/>
+        </w:trPr>
         <w:tc>
           <w:tcPr>
-            <w:shd w:fill="C00000" w:val="clear"/>
+            <w:tcW w:w="0" w:type="auto"/>
+            <w:shd w:val="clear" w:color="auto" w:fill="C00000"/>
             <w:tcMar>
-              <w:top w:type="dxa" w:w="60"/>
-              <w:bottom w:type="dxa" w:w="60"/>
+              <w:top w:w="60" w:type="dxa"/>
+              <w:bottom w:w="60" w:type="dxa"/>
             </w:tcMar>
           </w:tcPr>
           <w:p>
@@ -124,14 +129,11 @@
             </w:pPr>
             <w:r>
               <w:rPr>
-                <w:rFonts w:ascii="Roboto" w:cs="Roboto" w:eastAsia="Roboto" w:hAnsi="Roboto"/>
                 <w:b/>
                 <w:bCs/>
                 <w:color w:val="FFFFFF"/>
-                <w:sz w:val="22"/>
-                <w:szCs w:val="22"/>
-              </w:rPr>
-              <w:t xml:space="preserve">CONFIDENTIAL</w:t>
+              </w:rPr>
+              <w:t>CONFIDENTIAL</w:t>
             </w:r>
           </w:p>
         </w:tc>
@@ -141,9 +143,6 @@
       <w:pPr>
         <w:spacing w:after="520"/>
       </w:pPr>
-      <w:r>
-        <w:t xml:space="preserve"/>
-      </w:r>
     </w:p>
     <w:p>
       <w:pPr>
@@ -152,14 +151,14 @@
       </w:pPr>
       <w:r>
         <w:rPr>
-          <w:rFonts w:ascii="Roboto Slab" w:cs="Roboto Slab" w:eastAsia="Roboto Slab" w:hAnsi="Roboto Slab"/>
+          <w:rFonts w:ascii="Roboto Slab" w:eastAsia="Roboto Slab" w:hAnsi="Roboto Slab" w:cs="Roboto Slab"/>
           <w:b/>
           <w:bCs/>
           <w:color w:val="1F4E79"/>
           <w:sz w:val="44"/>
           <w:szCs w:val="44"/>
         </w:rPr>
-        <w:t xml:space="preserve">ENGAGEMENT PACKET</w:t>
+        <w:t>ENGAGEMENT PACKET</w:t>
       </w:r>
     </w:p>
     <w:p>
@@ -167,7 +166,11 @@
         <w:spacing w:after="40"/>
         <w:jc w:val="center"/>
       </w:pPr>
-      <w:fldSimple w:instr="DOCPROPERTY Title \* MERGEFORMAT"/>
+      <w:fldSimple w:instr="DOCPROPERTY Title \* MERGEFORMAT">
+        <w:r>
+          <w:t>Engagement Packet</w:t>
+        </w:r>
+      </w:fldSimple>
     </w:p>
     <w:p>
       <w:pPr>
@@ -176,47 +179,50 @@
       </w:pPr>
       <w:r>
         <w:rPr>
-          <w:rFonts w:ascii="Roboto" w:cs="Roboto" w:eastAsia="Roboto" w:hAnsi="Roboto"/>
           <w:color w:val="595959"/>
           <w:sz w:val="24"/>
           <w:szCs w:val="24"/>
         </w:rPr>
-        <w:t xml:space="preserve">Module 4 — Password Security Assessment</w:t>
+        <w:t>Module 4 — Password Security Assessment</w:t>
       </w:r>
     </w:p>
     <w:tbl>
       <w:tblPr>
-        <w:tblW w:type="pct" w:w="100%"/>
+        <w:tblW w:w="5000" w:type="pct"/>
         <w:tblBorders>
-          <w:top w:val="none" w:color="FFFFFF" w:sz="0"/>
-          <w:left w:val="none" w:color="FFFFFF" w:sz="0"/>
-          <w:bottom w:val="none" w:color="FFFFFF" w:sz="0"/>
-          <w:right w:val="none" w:color="FFFFFF" w:sz="0"/>
-          <w:insideH w:val="none" w:color="FFFFFF" w:sz="0"/>
-          <w:insideV w:val="none" w:color="FFFFFF" w:sz="0"/>
+          <w:top w:val="none" w:sz="0" w:space="0" w:color="FFFFFF"/>
+          <w:left w:val="none" w:sz="0" w:space="0" w:color="FFFFFF"/>
+          <w:bottom w:val="none" w:sz="0" w:space="0" w:color="FFFFFF"/>
+          <w:right w:val="none" w:sz="0" w:space="0" w:color="FFFFFF"/>
+          <w:insideH w:val="none" w:sz="0" w:space="0" w:color="FFFFFF"/>
+          <w:insideV w:val="none" w:sz="0" w:space="0" w:color="FFFFFF"/>
         </w:tblBorders>
+        <w:tblCellMar>
+          <w:left w:w="10" w:type="dxa"/>
+          <w:right w:w="10" w:type="dxa"/>
+        </w:tblCellMar>
+        <w:tblLook w:val="0000" w:firstRow="0" w:lastRow="0" w:firstColumn="0" w:lastColumn="0" w:noHBand="0" w:noVBand="0"/>
       </w:tblPr>
       <w:tblGrid>
-        <w:gridCol w:w="100"/>
+        <w:gridCol w:w="9360"/>
       </w:tblGrid>
       <w:tr>
+        <w:tblPrEx>
+          <w:tblCellMar>
+            <w:top w:w="0" w:type="dxa"/>
+            <w:bottom w:w="0" w:type="dxa"/>
+          </w:tblCellMar>
+        </w:tblPrEx>
         <w:tc>
           <w:tcPr>
-            <w:shd w:fill="454F5E" w:val="clear"/>
+            <w:tcW w:w="0" w:type="auto"/>
+            <w:shd w:val="clear" w:color="auto" w:fill="454F5E"/>
             <w:tcMar>
-              <w:top w:type="dxa" w:w="30"/>
-              <w:bottom w:type="dxa" w:w="30"/>
+              <w:top w:w="30" w:type="dxa"/>
+              <w:bottom w:w="30" w:type="dxa"/>
             </w:tcMar>
           </w:tcPr>
-          <w:p>
-            <w:r>
-              <w:rPr>
-                <w:sz w:val="8"/>
-                <w:szCs w:val="8"/>
-              </w:rPr>
-              <w:t xml:space="preserve"/>
-            </w:r>
-          </w:p>
+          <w:p/>
         </w:tc>
       </w:tr>
     </w:tbl>
@@ -224,260 +230,273 @@
       <w:pPr>
         <w:spacing w:after="200"/>
       </w:pPr>
-      <w:r>
-        <w:t xml:space="preserve"/>
-      </w:r>
     </w:p>
     <w:p>
       <w:pPr>
         <w:jc w:val="center"/>
       </w:pPr>
-      <w:r>
-        <w:drawing>
-          <wp:inline distT="0" distB="0" distL="0" distR="0">
-            <wp:extent cx="1400175" cy="971550"/>
-            <wp:effectExtent t="0" r="0" b="0" l="0"/>
-            <wp:docPr id="1" name="" descr="" title=""/>
-            <wp:cNvGraphicFramePr>
-              <a:graphicFrameLocks xmlns:a="http://schemas.openxmlformats.org/drawingml/2006/main" noChangeAspect="1"/>
-            </wp:cNvGraphicFramePr>
-            <a:graphic xmlns:a="http://schemas.openxmlformats.org/drawingml/2006/main">
-              <a:graphicData uri="http://schemas.openxmlformats.org/drawingml/2006/picture">
-                <pic:pic xmlns:pic="http://schemas.openxmlformats.org/drawingml/2006/picture">
-                  <pic:nvPicPr>
-                    <pic:cNvPr id="0" name="" descr=""/>
-                    <pic:cNvPicPr>
-                      <a:picLocks noChangeAspect="1" noChangeArrowheads="1"/>
-                    </pic:cNvPicPr>
-                  </pic:nvPicPr>
-                  <pic:blipFill>
-                    <a:blip r:embed="rId10" cstate="none"/>
-                    <a:srcRect/>
-                    <a:stretch>
-                      <a:fillRect/>
-                    </a:stretch>
-                  </pic:blipFill>
-                  <pic:spPr bwMode="auto">
-                    <a:xfrm>
-                      <a:off x="0" y="0"/>
-                      <a:ext cx="1400175" cy="971550"/>
-                    </a:xfrm>
-                    <a:prstGeom prst="rect">
-                      <a:avLst/>
-                    </a:prstGeom>
-                  </pic:spPr>
-                </pic:pic>
-              </a:graphicData>
-            </a:graphic>
-          </wp:inline>
-        </w:drawing>
-      </w:r>
-    </w:p>
-    <w:p>
-      <w:pPr>
-        <w:spacing w:after="360" w:before="60"/>
+    </w:p>
+    <w:p>
+      <w:pPr>
+        <w:spacing w:before="60" w:after="360"/>
         <w:jc w:val="center"/>
       </w:pPr>
       <w:r>
         <w:rPr>
-          <w:rFonts w:ascii="Roboto" w:cs="Roboto" w:eastAsia="Roboto" w:hAnsi="Roboto"/>
           <w:i/>
           <w:iCs/>
           <w:color w:val="595959"/>
-          <w:sz w:val="22"/>
-          <w:szCs w:val="22"/>
         </w:rPr>
-        <w:t xml:space="preserve">Prepared for Brazos Financial Group &amp; Alamo Industries</w:t>
+        <w:t>Prepared for Brazos Financial Group &amp; Alamo Industries</w:t>
       </w:r>
     </w:p>
     <w:p>
       <w:pPr>
         <w:spacing w:after="360"/>
       </w:pPr>
-      <w:r>
-        <w:t xml:space="preserve"/>
-      </w:r>
     </w:p>
     <w:tbl>
       <w:tblPr>
-        <w:tblW w:type="pct" w:w="70%"/>
+        <w:tblW w:w="3500" w:type="pct"/>
         <w:jc w:val="center"/>
         <w:tblBorders>
-          <w:top w:val="single" w:color="D9D9D9" w:sz="4"/>
-          <w:left w:val="single" w:color="D9D9D9" w:sz="4"/>
-          <w:bottom w:val="single" w:color="D9D9D9" w:sz="4"/>
-          <w:right w:val="single" w:color="D9D9D9" w:sz="4"/>
-          <w:insideH w:val="single" w:color="D9D9D9" w:sz="4"/>
-          <w:insideV w:val="single" w:color="D9D9D9" w:sz="4"/>
+          <w:top w:val="single" w:sz="4" w:space="0" w:color="D9D9D9"/>
+          <w:left w:val="single" w:sz="4" w:space="0" w:color="D9D9D9"/>
+          <w:bottom w:val="single" w:sz="4" w:space="0" w:color="D9D9D9"/>
+          <w:right w:val="single" w:sz="4" w:space="0" w:color="D9D9D9"/>
+          <w:insideH w:val="single" w:sz="4" w:space="0" w:color="D9D9D9"/>
+          <w:insideV w:val="single" w:sz="4" w:space="0" w:color="D9D9D9"/>
         </w:tblBorders>
+        <w:tblCellMar>
+          <w:left w:w="10" w:type="dxa"/>
+          <w:right w:w="10" w:type="dxa"/>
+        </w:tblCellMar>
+        <w:tblLook w:val="0000" w:firstRow="0" w:lastRow="0" w:firstColumn="0" w:lastColumn="0" w:noHBand="0" w:noVBand="0"/>
       </w:tblPr>
       <w:tblGrid>
-        <w:gridCol w:w="100"/>
-        <w:gridCol w:w="100"/>
+        <w:gridCol w:w="2291"/>
+        <w:gridCol w:w="4254"/>
       </w:tblGrid>
       <w:tr>
+        <w:tblPrEx>
+          <w:tblCellMar>
+            <w:top w:w="0" w:type="dxa"/>
+            <w:bottom w:w="0" w:type="dxa"/>
+          </w:tblCellMar>
+        </w:tblPrEx>
+        <w:trPr>
+          <w:jc w:val="center"/>
+        </w:trPr>
         <w:tc>
           <w:tcPr>
-            <w:tcW w:type="pct" w:w="35%"/>
-            <w:shd w:fill="F5F7FA" w:val="clear"/>
+            <w:tcW w:w="1750" w:type="pct"/>
+            <w:shd w:val="clear" w:color="auto" w:fill="F5F7FA"/>
             <w:tcMar>
-              <w:top w:type="dxa" w:w="60"/>
-              <w:left w:type="dxa" w:w="110"/>
-              <w:bottom w:type="dxa" w:w="60"/>
-              <w:right w:type="dxa" w:w="110"/>
+              <w:top w:w="60" w:type="dxa"/>
+              <w:left w:w="110" w:type="dxa"/>
+              <w:bottom w:w="60" w:type="dxa"/>
+              <w:right w:w="110" w:type="dxa"/>
             </w:tcMar>
             <w:vAlign w:val="center"/>
           </w:tcPr>
           <w:p>
             <w:r>
               <w:rPr>
-                <w:rFonts w:ascii="Roboto" w:cs="Roboto" w:eastAsia="Roboto" w:hAnsi="Roboto"/>
-                <w:color w:val="1A1A1A"/>
                 <w:sz w:val="20"/>
                 <w:szCs w:val="20"/>
               </w:rPr>
-              <w:t xml:space="preserve">Analyst / Student</w:t>
+              <w:t>Analyst / Student</w:t>
             </w:r>
           </w:p>
         </w:tc>
         <w:tc>
           <w:tcPr>
-            <w:tcW w:type="pct" w:w="65%"/>
+            <w:tcW w:w="3250" w:type="pct"/>
             <w:tcMar>
-              <w:top w:type="dxa" w:w="60"/>
-              <w:left w:type="dxa" w:w="110"/>
-              <w:bottom w:type="dxa" w:w="60"/>
-              <w:right w:type="dxa" w:w="110"/>
+              <w:top w:w="60" w:type="dxa"/>
+              <w:left w:w="110" w:type="dxa"/>
+              <w:bottom w:w="60" w:type="dxa"/>
+              <w:right w:w="110" w:type="dxa"/>
             </w:tcMar>
             <w:vAlign w:val="center"/>
           </w:tcPr>
           <w:p>
-            <w:fldSimple w:instr="DOCPROPERTY Author \* MERGEFORMAT"/>
+            <w:fldSimple w:instr="DOCPROPERTY Author \* MERGEFORMAT">
+              <w:r>
+                <w:t>NEXUS Security Consulting</w:t>
+              </w:r>
+            </w:fldSimple>
           </w:p>
         </w:tc>
       </w:tr>
       <w:tr>
+        <w:tblPrEx>
+          <w:tblCellMar>
+            <w:top w:w="0" w:type="dxa"/>
+            <w:bottom w:w="0" w:type="dxa"/>
+          </w:tblCellMar>
+        </w:tblPrEx>
+        <w:trPr>
+          <w:jc w:val="center"/>
+        </w:trPr>
         <w:tc>
           <w:tcPr>
-            <w:shd w:fill="F5F7FA" w:val="clear"/>
+            <w:tcW w:w="0" w:type="auto"/>
+            <w:shd w:val="clear" w:color="auto" w:fill="F5F7FA"/>
             <w:tcMar>
-              <w:top w:type="dxa" w:w="60"/>
-              <w:left w:type="dxa" w:w="110"/>
-              <w:bottom w:type="dxa" w:w="60"/>
-              <w:right w:type="dxa" w:w="110"/>
+              <w:top w:w="60" w:type="dxa"/>
+              <w:left w:w="110" w:type="dxa"/>
+              <w:bottom w:w="60" w:type="dxa"/>
+              <w:right w:w="110" w:type="dxa"/>
             </w:tcMar>
             <w:vAlign w:val="center"/>
           </w:tcPr>
           <w:p>
             <w:r>
               <w:rPr>
-                <w:rFonts w:ascii="Roboto" w:cs="Roboto" w:eastAsia="Roboto" w:hAnsi="Roboto"/>
-                <w:color w:val="1A1A1A"/>
                 <w:sz w:val="20"/>
                 <w:szCs w:val="20"/>
               </w:rPr>
-              <w:t xml:space="preserve">Client</w:t>
+              <w:t>Client</w:t>
             </w:r>
           </w:p>
         </w:tc>
         <w:tc>
           <w:tcPr>
+            <w:tcW w:w="0" w:type="auto"/>
             <w:tcMar>
-              <w:top w:type="dxa" w:w="60"/>
-              <w:left w:type="dxa" w:w="110"/>
-              <w:bottom w:type="dxa" w:w="60"/>
-              <w:right w:type="dxa" w:w="110"/>
+              <w:top w:w="60" w:type="dxa"/>
+              <w:left w:w="110" w:type="dxa"/>
+              <w:bottom w:w="60" w:type="dxa"/>
+              <w:right w:w="110" w:type="dxa"/>
             </w:tcMar>
             <w:vAlign w:val="center"/>
           </w:tcPr>
           <w:p>
             <w:r>
               <w:rPr>
-                <w:rFonts w:ascii="Roboto" w:cs="Roboto" w:eastAsia="Roboto" w:hAnsi="Roboto"/>
-                <w:color w:val="1A1A1A"/>
                 <w:sz w:val="20"/>
                 <w:szCs w:val="20"/>
               </w:rPr>
-              <w:t xml:space="preserve">Brazos Financial Group / Alamo Industries</w:t>
+              <w:t>Brazos Financial Group / Alamo Industries</w:t>
             </w:r>
           </w:p>
         </w:tc>
       </w:tr>
       <w:tr>
+        <w:tblPrEx>
+          <w:tblCellMar>
+            <w:top w:w="0" w:type="dxa"/>
+            <w:bottom w:w="0" w:type="dxa"/>
+          </w:tblCellMar>
+        </w:tblPrEx>
+        <w:trPr>
+          <w:jc w:val="center"/>
+        </w:trPr>
         <w:tc>
           <w:tcPr>
-            <w:shd w:fill="F5F7FA" w:val="clear"/>
+            <w:tcW w:w="0" w:type="auto"/>
+            <w:shd w:val="clear" w:color="auto" w:fill="F5F7FA"/>
             <w:tcMar>
-              <w:top w:type="dxa" w:w="60"/>
-              <w:left w:type="dxa" w:w="110"/>
-              <w:bottom w:type="dxa" w:w="60"/>
-              <w:right w:type="dxa" w:w="110"/>
+              <w:top w:w="60" w:type="dxa"/>
+              <w:left w:w="110" w:type="dxa"/>
+              <w:bottom w:w="60" w:type="dxa"/>
+              <w:right w:w="110" w:type="dxa"/>
             </w:tcMar>
             <w:vAlign w:val="center"/>
           </w:tcPr>
           <w:p>
             <w:r>
               <w:rPr>
-                <w:rFonts w:ascii="Roboto" w:cs="Roboto" w:eastAsia="Roboto" w:hAnsi="Roboto"/>
-                <w:color w:val="1A1A1A"/>
                 <w:sz w:val="20"/>
                 <w:szCs w:val="20"/>
               </w:rPr>
-              <w:t xml:space="preserve">abc123 (VM ID)</w:t>
+              <w:t>abc123 (VM ID)</w:t>
             </w:r>
           </w:p>
         </w:tc>
         <w:tc>
           <w:tcPr>
+            <w:tcW w:w="0" w:type="auto"/>
             <w:tcMar>
-              <w:top w:type="dxa" w:w="60"/>
-              <w:left w:type="dxa" w:w="110"/>
-              <w:bottom w:type="dxa" w:w="60"/>
-              <w:right w:type="dxa" w:w="110"/>
+              <w:top w:w="60" w:type="dxa"/>
+              <w:left w:w="110" w:type="dxa"/>
+              <w:bottom w:w="60" w:type="dxa"/>
+              <w:right w:w="110" w:type="dxa"/>
             </w:tcMar>
             <w:vAlign w:val="center"/>
           </w:tcPr>
           <w:p>
-            <w:fldSimple w:instr="DOCPROPERTY abc123 \* MERGEFORMAT"/>
+            <w:fldSimple w:instr="DOCPROPERTY abc123 \* MERGEFORMAT">
+              <w:r>
+                <w:t>abc123</w:t>
+              </w:r>
+            </w:fldSimple>
           </w:p>
         </w:tc>
       </w:tr>
       <w:tr>
+        <w:tblPrEx>
+          <w:tblCellMar>
+            <w:top w:w="0" w:type="dxa"/>
+            <w:bottom w:w="0" w:type="dxa"/>
+          </w:tblCellMar>
+        </w:tblPrEx>
+        <w:trPr>
+          <w:jc w:val="center"/>
+        </w:trPr>
         <w:tc>
           <w:tcPr>
-            <w:shd w:fill="F5F7FA" w:val="clear"/>
+            <w:tcW w:w="0" w:type="auto"/>
+            <w:shd w:val="clear" w:color="auto" w:fill="F5F7FA"/>
             <w:tcMar>
-              <w:top w:type="dxa" w:w="60"/>
-              <w:left w:type="dxa" w:w="110"/>
-              <w:bottom w:type="dxa" w:w="60"/>
-              <w:right w:type="dxa" w:w="110"/>
+              <w:top w:w="60" w:type="dxa"/>
+              <w:left w:w="110" w:type="dxa"/>
+              <w:bottom w:w="60" w:type="dxa"/>
+              <w:right w:w="110" w:type="dxa"/>
             </w:tcMar>
             <w:vAlign w:val="center"/>
           </w:tcPr>
           <w:p>
             <w:r>
               <w:rPr>
-                <w:rFonts w:ascii="Roboto" w:cs="Roboto" w:eastAsia="Roboto" w:hAnsi="Roboto"/>
-                <w:color w:val="1A1A1A"/>
                 <w:sz w:val="20"/>
                 <w:szCs w:val="20"/>
               </w:rPr>
-              <w:t xml:space="preserve">Date</w:t>
+              <w:t>Date</w:t>
             </w:r>
           </w:p>
         </w:tc>
         <w:tc>
           <w:tcPr>
+            <w:tcW w:w="0" w:type="auto"/>
             <w:tcMar>
-              <w:top w:type="dxa" w:w="60"/>
-              <w:left w:type="dxa" w:w="110"/>
-              <w:bottom w:type="dxa" w:w="60"/>
-              <w:right w:type="dxa" w:w="110"/>
+              <w:top w:w="60" w:type="dxa"/>
+              <w:left w:w="110" w:type="dxa"/>
+              <w:bottom w:w="60" w:type="dxa"/>
+              <w:right w:w="110" w:type="dxa"/>
             </w:tcMar>
             <w:vAlign w:val="center"/>
           </w:tcPr>
           <w:p>
-            <w:fldSimple w:instr="DATE \@ &quot;MMMM d, yyyy&quot;"/>
+            <w:r>
+              <w:fldChar w:fldCharType="begin"/>
+            </w:r>
+            <w:r>
+              <w:instrText>DATE \@ "MMMM d, yyyy"</w:instrText>
+            </w:r>
+            <w:r>
+              <w:fldChar w:fldCharType="separate"/>
+            </w:r>
+            <w:r>
+              <w:rPr>
+                <w:noProof/>
+              </w:rPr>
+              <w:t>July 13, 2026</w:t>
+            </w:r>
+            <w:r>
+              <w:fldChar w:fldCharType="end"/>
+            </w:r>
           </w:p>
         </w:tc>
       </w:tr>
@@ -486,37 +505,55 @@
       <w:pPr>
         <w:spacing w:after="120"/>
       </w:pPr>
-      <w:r>
-        <w:t xml:space="preserve"/>
-      </w:r>
     </w:p>
     <w:p>
       <w:pPr>
         <w:pBdr>
-          <w:left w:val="single" w:color="2E75B6" w:sz="18"/>
+          <w:left w:val="single" w:sz="18" w:space="0" w:color="2E75B6"/>
         </w:pBdr>
-        <w:shd w:fill="F5F7FA" w:val="clear"/>
-        <w:spacing w:after="120" w:line="276"/>
+        <w:shd w:val="clear" w:color="auto" w:fill="F5F7FA"/>
+        <w:spacing w:after="120" w:line="276" w:lineRule="auto"/>
         <w:ind w:left="180"/>
       </w:pPr>
       <w:r>
         <w:rPr>
-          <w:rFonts w:ascii="Roboto" w:cs="Roboto" w:eastAsia="Roboto" w:hAnsi="Roboto"/>
           <w:i/>
           <w:iCs/>
           <w:color w:val="595959"/>
           <w:sz w:val="20"/>
           <w:szCs w:val="20"/>
         </w:rPr>
-        <w:t xml:space="preserve">Set two things once via File → Info: your name (Author) and the abc123 custom property. Your abc123 must match the kali-abc123 hostname visible in your screenshots — it’s the key we use to tie this packet to your VM. Then select all (Ctrl+A) and press F9 to refresh every field in the document.</w:t>
+        <w:t>Set two things once via File → Info: your name (Author) and the abc123 custom property. Your abc123 must match the kali-abc123 hostname visible in your screenshots — it’s the key we use to tie this packet to your VM. Then select all (</w:t>
+      </w:r>
+      <w:proofErr w:type="spellStart"/>
+      <w:r>
+        <w:rPr>
+          <w:i/>
+          <w:iCs/>
+          <w:color w:val="595959"/>
+          <w:sz w:val="20"/>
+          <w:szCs w:val="20"/>
+        </w:rPr>
+        <w:t>Ctrl+A</w:t>
+      </w:r>
+      <w:proofErr w:type="spellEnd"/>
+      <w:r>
+        <w:rPr>
+          <w:i/>
+          <w:iCs/>
+          <w:color w:val="595959"/>
+          <w:sz w:val="20"/>
+          <w:szCs w:val="20"/>
+        </w:rPr>
+        <w:t>) and press F9 to refresh every field in the document.</w:t>
       </w:r>
     </w:p>
     <w:p>
       <w:pPr>
         <w:sectPr>
-          <w:pgSz w:w="12240" w:h="15840" w:orient="portrait"/>
+          <w:pgSz w:w="12240" w:h="15840"/>
           <w:pgMar w:top="1440" w:right="1440" w:bottom="1440" w:left="1440" w:header="708" w:footer="708" w:gutter="0"/>
-          <w:pgNumType/>
+          <w:cols w:space="720"/>
           <w:docGrid w:linePitch="360"/>
         </w:sectPr>
       </w:pPr>
@@ -527,27 +564,1068 @@
       </w:pPr>
       <w:r>
         <w:rPr>
-          <w:rFonts w:ascii="Roboto Slab" w:cs="Roboto Slab" w:eastAsia="Roboto Slab" w:hAnsi="Roboto Slab"/>
+          <w:rFonts w:ascii="Roboto Slab" w:eastAsia="Roboto Slab" w:hAnsi="Roboto Slab" w:cs="Roboto Slab"/>
           <w:b/>
           <w:bCs/>
           <w:color w:val="1F4E79"/>
           <w:sz w:val="32"/>
           <w:szCs w:val="32"/>
         </w:rPr>
-        <w:t xml:space="preserve">Contents</w:t>
+        <w:lastRenderedPageBreak/>
+        <w:t>Contents</w:t>
       </w:r>
     </w:p>
     <w:sdt>
       <w:sdtPr>
         <w:alias w:val="Table of Contents"/>
+        <w:id w:val="-1846388293"/>
       </w:sdtPr>
       <w:sdtContent>
         <w:p>
+          <w:pPr>
+            <w:pStyle w:val="TOC1"/>
+            <w:tabs>
+              <w:tab w:val="right" w:leader="dot" w:pos="9350"/>
+            </w:tabs>
+            <w:rPr>
+              <w:noProof/>
+            </w:rPr>
+          </w:pPr>
           <w:r>
-            <w:fldChar w:fldCharType="begin" w:dirty="true"/>
-            <w:instrText xml:space="preserve">TOC \h \o "1-2"</w:instrText>
+            <w:fldChar w:fldCharType="begin"/>
+          </w:r>
+          <w:r>
+            <w:instrText>TOC \h \o "1-2"</w:instrText>
+          </w:r>
+          <w:r>
             <w:fldChar w:fldCharType="separate"/>
           </w:r>
+          <w:hyperlink w:anchor="_Toc234840871" w:history="1">
+            <w:r>
+              <w:rPr>
+                <w:rStyle w:val="Hyperlink"/>
+                <w:noProof/>
+              </w:rPr>
+              <w:t>A. NEXUS Timesheet</w:t>
+            </w:r>
+            <w:r>
+              <w:rPr>
+                <w:noProof/>
+              </w:rPr>
+              <w:tab/>
+            </w:r>
+            <w:r>
+              <w:rPr>
+                <w:noProof/>
+              </w:rPr>
+              <w:fldChar w:fldCharType="begin"/>
+            </w:r>
+            <w:r>
+              <w:rPr>
+                <w:noProof/>
+              </w:rPr>
+              <w:instrText xml:space="preserve"> PAGEREF _Toc234840871 \h </w:instrText>
+            </w:r>
+            <w:r>
+              <w:rPr>
+                <w:noProof/>
+              </w:rPr>
+            </w:r>
+            <w:r>
+              <w:rPr>
+                <w:noProof/>
+              </w:rPr>
+              <w:fldChar w:fldCharType="separate"/>
+            </w:r>
+            <w:r>
+              <w:rPr>
+                <w:noProof/>
+              </w:rPr>
+              <w:t>4</w:t>
+            </w:r>
+            <w:r>
+              <w:rPr>
+                <w:noProof/>
+              </w:rPr>
+              <w:fldChar w:fldCharType="end"/>
+            </w:r>
+          </w:hyperlink>
+        </w:p>
+        <w:p>
+          <w:pPr>
+            <w:pStyle w:val="TOC1"/>
+            <w:tabs>
+              <w:tab w:val="right" w:leader="dot" w:pos="9350"/>
+            </w:tabs>
+            <w:rPr>
+              <w:noProof/>
+            </w:rPr>
+          </w:pPr>
+          <w:hyperlink w:anchor="_Toc234840872" w:history="1">
+            <w:r>
+              <w:rPr>
+                <w:rStyle w:val="Hyperlink"/>
+                <w:noProof/>
+              </w:rPr>
+              <w:t>B. Internal Runbook</w:t>
+            </w:r>
+            <w:r>
+              <w:rPr>
+                <w:noProof/>
+              </w:rPr>
+              <w:tab/>
+            </w:r>
+            <w:r>
+              <w:rPr>
+                <w:noProof/>
+              </w:rPr>
+              <w:fldChar w:fldCharType="begin"/>
+            </w:r>
+            <w:r>
+              <w:rPr>
+                <w:noProof/>
+              </w:rPr>
+              <w:instrText xml:space="preserve"> PAGEREF _Toc234840872 \h </w:instrText>
+            </w:r>
+            <w:r>
+              <w:rPr>
+                <w:noProof/>
+              </w:rPr>
+            </w:r>
+            <w:r>
+              <w:rPr>
+                <w:noProof/>
+              </w:rPr>
+              <w:fldChar w:fldCharType="separate"/>
+            </w:r>
+            <w:r>
+              <w:rPr>
+                <w:noProof/>
+              </w:rPr>
+              <w:t>4</w:t>
+            </w:r>
+            <w:r>
+              <w:rPr>
+                <w:noProof/>
+              </w:rPr>
+              <w:fldChar w:fldCharType="end"/>
+            </w:r>
+          </w:hyperlink>
+        </w:p>
+        <w:p>
+          <w:pPr>
+            <w:pStyle w:val="TOC2"/>
+            <w:tabs>
+              <w:tab w:val="right" w:leader="dot" w:pos="9350"/>
+            </w:tabs>
+            <w:rPr>
+              <w:noProof/>
+            </w:rPr>
+          </w:pPr>
+          <w:hyperlink w:anchor="_Toc234840873" w:history="1">
+            <w:r>
+              <w:rPr>
+                <w:rStyle w:val="Hyperlink"/>
+                <w:noProof/>
+              </w:rPr>
+              <w:t>Runbook entry — structure to follow</w:t>
+            </w:r>
+            <w:r>
+              <w:rPr>
+                <w:noProof/>
+              </w:rPr>
+              <w:tab/>
+            </w:r>
+            <w:r>
+              <w:rPr>
+                <w:noProof/>
+              </w:rPr>
+              <w:fldChar w:fldCharType="begin"/>
+            </w:r>
+            <w:r>
+              <w:rPr>
+                <w:noProof/>
+              </w:rPr>
+              <w:instrText xml:space="preserve"> PAGEREF _Toc234840873 \h </w:instrText>
+            </w:r>
+            <w:r>
+              <w:rPr>
+                <w:noProof/>
+              </w:rPr>
+            </w:r>
+            <w:r>
+              <w:rPr>
+                <w:noProof/>
+              </w:rPr>
+              <w:fldChar w:fldCharType="separate"/>
+            </w:r>
+            <w:r>
+              <w:rPr>
+                <w:noProof/>
+              </w:rPr>
+              <w:t>5</w:t>
+            </w:r>
+            <w:r>
+              <w:rPr>
+                <w:noProof/>
+              </w:rPr>
+              <w:fldChar w:fldCharType="end"/>
+            </w:r>
+          </w:hyperlink>
+        </w:p>
+        <w:p>
+          <w:pPr>
+            <w:pStyle w:val="TOC1"/>
+            <w:tabs>
+              <w:tab w:val="right" w:leader="dot" w:pos="9350"/>
+            </w:tabs>
+            <w:rPr>
+              <w:noProof/>
+            </w:rPr>
+          </w:pPr>
+          <w:hyperlink w:anchor="_Toc234840874" w:history="1">
+            <w:r>
+              <w:rPr>
+                <w:rStyle w:val="Hyperlink"/>
+                <w:noProof/>
+              </w:rPr>
+              <w:t>C. Analyst Reflection</w:t>
+            </w:r>
+            <w:r>
+              <w:rPr>
+                <w:noProof/>
+              </w:rPr>
+              <w:tab/>
+            </w:r>
+            <w:r>
+              <w:rPr>
+                <w:noProof/>
+              </w:rPr>
+              <w:fldChar w:fldCharType="begin"/>
+            </w:r>
+            <w:r>
+              <w:rPr>
+                <w:noProof/>
+              </w:rPr>
+              <w:instrText xml:space="preserve"> PAGEREF _Toc234840874 \h </w:instrText>
+            </w:r>
+            <w:r>
+              <w:rPr>
+                <w:noProof/>
+              </w:rPr>
+            </w:r>
+            <w:r>
+              <w:rPr>
+                <w:noProof/>
+              </w:rPr>
+              <w:fldChar w:fldCharType="separate"/>
+            </w:r>
+            <w:r>
+              <w:rPr>
+                <w:noProof/>
+              </w:rPr>
+              <w:t>5</w:t>
+            </w:r>
+            <w:r>
+              <w:rPr>
+                <w:noProof/>
+              </w:rPr>
+              <w:fldChar w:fldCharType="end"/>
+            </w:r>
+          </w:hyperlink>
+        </w:p>
+        <w:p>
+          <w:pPr>
+            <w:pStyle w:val="TOC2"/>
+            <w:tabs>
+              <w:tab w:val="right" w:leader="dot" w:pos="9350"/>
+            </w:tabs>
+            <w:rPr>
+              <w:noProof/>
+            </w:rPr>
+          </w:pPr>
+          <w:hyperlink w:anchor="_Toc234840875" w:history="1">
+            <w:r>
+              <w:rPr>
+                <w:rStyle w:val="Hyperlink"/>
+                <w:noProof/>
+              </w:rPr>
+              <w:t>1. Timesheet Self-Audit</w:t>
+            </w:r>
+            <w:r>
+              <w:rPr>
+                <w:noProof/>
+              </w:rPr>
+              <w:tab/>
+            </w:r>
+            <w:r>
+              <w:rPr>
+                <w:noProof/>
+              </w:rPr>
+              <w:fldChar w:fldCharType="begin"/>
+            </w:r>
+            <w:r>
+              <w:rPr>
+                <w:noProof/>
+              </w:rPr>
+              <w:instrText xml:space="preserve"> PAGEREF _Toc234840875 \h </w:instrText>
+            </w:r>
+            <w:r>
+              <w:rPr>
+                <w:noProof/>
+              </w:rPr>
+            </w:r>
+            <w:r>
+              <w:rPr>
+                <w:noProof/>
+              </w:rPr>
+              <w:fldChar w:fldCharType="separate"/>
+            </w:r>
+            <w:r>
+              <w:rPr>
+                <w:noProof/>
+              </w:rPr>
+              <w:t>5</w:t>
+            </w:r>
+            <w:r>
+              <w:rPr>
+                <w:noProof/>
+              </w:rPr>
+              <w:fldChar w:fldCharType="end"/>
+            </w:r>
+          </w:hyperlink>
+        </w:p>
+        <w:p>
+          <w:pPr>
+            <w:pStyle w:val="TOC2"/>
+            <w:tabs>
+              <w:tab w:val="right" w:leader="dot" w:pos="9350"/>
+            </w:tabs>
+            <w:rPr>
+              <w:noProof/>
+            </w:rPr>
+          </w:pPr>
+          <w:hyperlink w:anchor="_Toc234840876" w:history="1">
+            <w:r>
+              <w:rPr>
+                <w:rStyle w:val="Hyperlink"/>
+                <w:noProof/>
+              </w:rPr>
+              <w:t>2. Professional Reflection</w:t>
+            </w:r>
+            <w:r>
+              <w:rPr>
+                <w:noProof/>
+              </w:rPr>
+              <w:tab/>
+            </w:r>
+            <w:r>
+              <w:rPr>
+                <w:noProof/>
+              </w:rPr>
+              <w:fldChar w:fldCharType="begin"/>
+            </w:r>
+            <w:r>
+              <w:rPr>
+                <w:noProof/>
+              </w:rPr>
+              <w:instrText xml:space="preserve"> PAGEREF _Toc234840876 \h </w:instrText>
+            </w:r>
+            <w:r>
+              <w:rPr>
+                <w:noProof/>
+              </w:rPr>
+            </w:r>
+            <w:r>
+              <w:rPr>
+                <w:noProof/>
+              </w:rPr>
+              <w:fldChar w:fldCharType="separate"/>
+            </w:r>
+            <w:r>
+              <w:rPr>
+                <w:noProof/>
+              </w:rPr>
+              <w:t>5</w:t>
+            </w:r>
+            <w:r>
+              <w:rPr>
+                <w:noProof/>
+              </w:rPr>
+              <w:fldChar w:fldCharType="end"/>
+            </w:r>
+          </w:hyperlink>
+        </w:p>
+        <w:p>
+          <w:pPr>
+            <w:pStyle w:val="TOC2"/>
+            <w:tabs>
+              <w:tab w:val="right" w:leader="dot" w:pos="9350"/>
+            </w:tabs>
+            <w:rPr>
+              <w:noProof/>
+            </w:rPr>
+          </w:pPr>
+          <w:hyperlink w:anchor="_Toc234840877" w:history="1">
+            <w:r>
+              <w:rPr>
+                <w:rStyle w:val="Hyperlink"/>
+                <w:noProof/>
+              </w:rPr>
+              <w:t>3. AI Methodology Reflection</w:t>
+            </w:r>
+            <w:r>
+              <w:rPr>
+                <w:noProof/>
+              </w:rPr>
+              <w:tab/>
+            </w:r>
+            <w:r>
+              <w:rPr>
+                <w:noProof/>
+              </w:rPr>
+              <w:fldChar w:fldCharType="begin"/>
+            </w:r>
+            <w:r>
+              <w:rPr>
+                <w:noProof/>
+              </w:rPr>
+              <w:instrText xml:space="preserve"> PAGEREF _Toc234840877 \h </w:instrText>
+            </w:r>
+            <w:r>
+              <w:rPr>
+                <w:noProof/>
+              </w:rPr>
+            </w:r>
+            <w:r>
+              <w:rPr>
+                <w:noProof/>
+              </w:rPr>
+              <w:fldChar w:fldCharType="separate"/>
+            </w:r>
+            <w:r>
+              <w:rPr>
+                <w:noProof/>
+              </w:rPr>
+              <w:t>5</w:t>
+            </w:r>
+            <w:r>
+              <w:rPr>
+                <w:noProof/>
+              </w:rPr>
+              <w:fldChar w:fldCharType="end"/>
+            </w:r>
+          </w:hyperlink>
+        </w:p>
+        <w:p>
+          <w:pPr>
+            <w:pStyle w:val="TOC1"/>
+            <w:tabs>
+              <w:tab w:val="right" w:leader="dot" w:pos="9350"/>
+            </w:tabs>
+            <w:rPr>
+              <w:noProof/>
+            </w:rPr>
+          </w:pPr>
+          <w:hyperlink w:anchor="_Toc234840878" w:history="1">
+            <w:r>
+              <w:rPr>
+                <w:rStyle w:val="Hyperlink"/>
+                <w:noProof/>
+              </w:rPr>
+              <w:t>Executive Summary</w:t>
+            </w:r>
+            <w:r>
+              <w:rPr>
+                <w:noProof/>
+              </w:rPr>
+              <w:tab/>
+            </w:r>
+            <w:r>
+              <w:rPr>
+                <w:noProof/>
+              </w:rPr>
+              <w:fldChar w:fldCharType="begin"/>
+            </w:r>
+            <w:r>
+              <w:rPr>
+                <w:noProof/>
+              </w:rPr>
+              <w:instrText xml:space="preserve"> PAGEREF _Toc234840878 \h </w:instrText>
+            </w:r>
+            <w:r>
+              <w:rPr>
+                <w:noProof/>
+              </w:rPr>
+            </w:r>
+            <w:r>
+              <w:rPr>
+                <w:noProof/>
+              </w:rPr>
+              <w:fldChar w:fldCharType="separate"/>
+            </w:r>
+            <w:r>
+              <w:rPr>
+                <w:noProof/>
+              </w:rPr>
+              <w:t>8</w:t>
+            </w:r>
+            <w:r>
+              <w:rPr>
+                <w:noProof/>
+              </w:rPr>
+              <w:fldChar w:fldCharType="end"/>
+            </w:r>
+          </w:hyperlink>
+        </w:p>
+        <w:p>
+          <w:pPr>
+            <w:pStyle w:val="TOC1"/>
+            <w:tabs>
+              <w:tab w:val="right" w:leader="dot" w:pos="9350"/>
+            </w:tabs>
+            <w:rPr>
+              <w:noProof/>
+            </w:rPr>
+          </w:pPr>
+          <w:hyperlink w:anchor="_Toc234840879" w:history="1">
+            <w:r>
+              <w:rPr>
+                <w:rStyle w:val="Hyperlink"/>
+                <w:noProof/>
+              </w:rPr>
+              <w:t>Methodology</w:t>
+            </w:r>
+            <w:r>
+              <w:rPr>
+                <w:noProof/>
+              </w:rPr>
+              <w:tab/>
+            </w:r>
+            <w:r>
+              <w:rPr>
+                <w:noProof/>
+              </w:rPr>
+              <w:fldChar w:fldCharType="begin"/>
+            </w:r>
+            <w:r>
+              <w:rPr>
+                <w:noProof/>
+              </w:rPr>
+              <w:instrText xml:space="preserve"> PAGEREF _Toc234840879 \h </w:instrText>
+            </w:r>
+            <w:r>
+              <w:rPr>
+                <w:noProof/>
+              </w:rPr>
+            </w:r>
+            <w:r>
+              <w:rPr>
+                <w:noProof/>
+              </w:rPr>
+              <w:fldChar w:fldCharType="separate"/>
+            </w:r>
+            <w:r>
+              <w:rPr>
+                <w:noProof/>
+              </w:rPr>
+              <w:t>8</w:t>
+            </w:r>
+            <w:r>
+              <w:rPr>
+                <w:noProof/>
+              </w:rPr>
+              <w:fldChar w:fldCharType="end"/>
+            </w:r>
+          </w:hyperlink>
+        </w:p>
+        <w:p>
+          <w:pPr>
+            <w:pStyle w:val="TOC1"/>
+            <w:tabs>
+              <w:tab w:val="right" w:leader="dot" w:pos="9350"/>
+            </w:tabs>
+            <w:rPr>
+              <w:noProof/>
+            </w:rPr>
+          </w:pPr>
+          <w:hyperlink w:anchor="_Toc234840880" w:history="1">
+            <w:r>
+              <w:rPr>
+                <w:rStyle w:val="Hyperlink"/>
+                <w:noProof/>
+              </w:rPr>
+              <w:t>Findings</w:t>
+            </w:r>
+            <w:r>
+              <w:rPr>
+                <w:noProof/>
+              </w:rPr>
+              <w:tab/>
+            </w:r>
+            <w:r>
+              <w:rPr>
+                <w:noProof/>
+              </w:rPr>
+              <w:fldChar w:fldCharType="begin"/>
+            </w:r>
+            <w:r>
+              <w:rPr>
+                <w:noProof/>
+              </w:rPr>
+              <w:instrText xml:space="preserve"> PAGEREF _Toc234840880 \h </w:instrText>
+            </w:r>
+            <w:r>
+              <w:rPr>
+                <w:noProof/>
+              </w:rPr>
+            </w:r>
+            <w:r>
+              <w:rPr>
+                <w:noProof/>
+              </w:rPr>
+              <w:fldChar w:fldCharType="separate"/>
+            </w:r>
+            <w:r>
+              <w:rPr>
+                <w:noProof/>
+              </w:rPr>
+              <w:t>8</w:t>
+            </w:r>
+            <w:r>
+              <w:rPr>
+                <w:noProof/>
+              </w:rPr>
+              <w:fldChar w:fldCharType="end"/>
+            </w:r>
+          </w:hyperlink>
+        </w:p>
+        <w:p>
+          <w:pPr>
+            <w:pStyle w:val="TOC2"/>
+            <w:tabs>
+              <w:tab w:val="right" w:leader="dot" w:pos="9350"/>
+            </w:tabs>
+            <w:rPr>
+              <w:noProof/>
+            </w:rPr>
+          </w:pPr>
+          <w:hyperlink w:anchor="_Toc234840881" w:history="1">
+            <w:r>
+              <w:rPr>
+                <w:rStyle w:val="Hyperlink"/>
+                <w:noProof/>
+              </w:rPr>
+              <w:t>Finding — structure to follow</w:t>
+            </w:r>
+            <w:r>
+              <w:rPr>
+                <w:noProof/>
+              </w:rPr>
+              <w:tab/>
+            </w:r>
+            <w:r>
+              <w:rPr>
+                <w:noProof/>
+              </w:rPr>
+              <w:fldChar w:fldCharType="begin"/>
+            </w:r>
+            <w:r>
+              <w:rPr>
+                <w:noProof/>
+              </w:rPr>
+              <w:instrText xml:space="preserve"> PAGEREF _Toc234840881 \h </w:instrText>
+            </w:r>
+            <w:r>
+              <w:rPr>
+                <w:noProof/>
+              </w:rPr>
+            </w:r>
+            <w:r>
+              <w:rPr>
+                <w:noProof/>
+              </w:rPr>
+              <w:fldChar w:fldCharType="separate"/>
+            </w:r>
+            <w:r>
+              <w:rPr>
+                <w:noProof/>
+              </w:rPr>
+              <w:t>8</w:t>
+            </w:r>
+            <w:r>
+              <w:rPr>
+                <w:noProof/>
+              </w:rPr>
+              <w:fldChar w:fldCharType="end"/>
+            </w:r>
+          </w:hyperlink>
+        </w:p>
+        <w:p>
+          <w:pPr>
+            <w:pStyle w:val="TOC1"/>
+            <w:tabs>
+              <w:tab w:val="right" w:leader="dot" w:pos="9350"/>
+            </w:tabs>
+            <w:rPr>
+              <w:noProof/>
+            </w:rPr>
+          </w:pPr>
+          <w:hyperlink w:anchor="_Toc234840882" w:history="1">
+            <w:r>
+              <w:rPr>
+                <w:rStyle w:val="Hyperlink"/>
+                <w:noProof/>
+              </w:rPr>
+              <w:t>Risk Analysis</w:t>
+            </w:r>
+            <w:r>
+              <w:rPr>
+                <w:noProof/>
+              </w:rPr>
+              <w:tab/>
+            </w:r>
+            <w:r>
+              <w:rPr>
+                <w:noProof/>
+              </w:rPr>
+              <w:fldChar w:fldCharType="begin"/>
+            </w:r>
+            <w:r>
+              <w:rPr>
+                <w:noProof/>
+              </w:rPr>
+              <w:instrText xml:space="preserve"> PAGEREF _Toc234840882 \h </w:instrText>
+            </w:r>
+            <w:r>
+              <w:rPr>
+                <w:noProof/>
+              </w:rPr>
+            </w:r>
+            <w:r>
+              <w:rPr>
+                <w:noProof/>
+              </w:rPr>
+              <w:fldChar w:fldCharType="separate"/>
+            </w:r>
+            <w:r>
+              <w:rPr>
+                <w:noProof/>
+              </w:rPr>
+              <w:t>9</w:t>
+            </w:r>
+            <w:r>
+              <w:rPr>
+                <w:noProof/>
+              </w:rPr>
+              <w:fldChar w:fldCharType="end"/>
+            </w:r>
+          </w:hyperlink>
+        </w:p>
+        <w:p>
+          <w:pPr>
+            <w:pStyle w:val="TOC1"/>
+            <w:tabs>
+              <w:tab w:val="right" w:leader="dot" w:pos="9350"/>
+            </w:tabs>
+            <w:rPr>
+              <w:noProof/>
+            </w:rPr>
+          </w:pPr>
+          <w:hyperlink w:anchor="_Toc234840883" w:history="1">
+            <w:r>
+              <w:rPr>
+                <w:rStyle w:val="Hyperlink"/>
+                <w:noProof/>
+              </w:rPr>
+              <w:t>Recommendations</w:t>
+            </w:r>
+            <w:r>
+              <w:rPr>
+                <w:noProof/>
+              </w:rPr>
+              <w:tab/>
+            </w:r>
+            <w:r>
+              <w:rPr>
+                <w:noProof/>
+              </w:rPr>
+              <w:fldChar w:fldCharType="begin"/>
+            </w:r>
+            <w:r>
+              <w:rPr>
+                <w:noProof/>
+              </w:rPr>
+              <w:instrText xml:space="preserve"> PAGEREF _Toc234840883 \h </w:instrText>
+            </w:r>
+            <w:r>
+              <w:rPr>
+                <w:noProof/>
+              </w:rPr>
+            </w:r>
+            <w:r>
+              <w:rPr>
+                <w:noProof/>
+              </w:rPr>
+              <w:fldChar w:fldCharType="separate"/>
+            </w:r>
+            <w:r>
+              <w:rPr>
+                <w:noProof/>
+              </w:rPr>
+              <w:t>9</w:t>
+            </w:r>
+            <w:r>
+              <w:rPr>
+                <w:noProof/>
+              </w:rPr>
+              <w:fldChar w:fldCharType="end"/>
+            </w:r>
+          </w:hyperlink>
+        </w:p>
+        <w:p>
+          <w:pPr>
+            <w:pStyle w:val="TOC1"/>
+            <w:tabs>
+              <w:tab w:val="right" w:leader="dot" w:pos="9350"/>
+            </w:tabs>
+            <w:rPr>
+              <w:noProof/>
+            </w:rPr>
+          </w:pPr>
+          <w:hyperlink w:anchor="_Toc234840884" w:history="1">
+            <w:r>
+              <w:rPr>
+                <w:rStyle w:val="Hyperlink"/>
+                <w:noProof/>
+              </w:rPr>
+              <w:t>Appendix</w:t>
+            </w:r>
+            <w:r>
+              <w:rPr>
+                <w:noProof/>
+              </w:rPr>
+              <w:tab/>
+            </w:r>
+            <w:r>
+              <w:rPr>
+                <w:noProof/>
+              </w:rPr>
+              <w:fldChar w:fldCharType="begin"/>
+            </w:r>
+            <w:r>
+              <w:rPr>
+                <w:noProof/>
+              </w:rPr>
+              <w:instrText xml:space="preserve"> PAGEREF _Toc234840884 \h </w:instrText>
+            </w:r>
+            <w:r>
+              <w:rPr>
+                <w:noProof/>
+              </w:rPr>
+            </w:r>
+            <w:r>
+              <w:rPr>
+                <w:noProof/>
+              </w:rPr>
+              <w:fldChar w:fldCharType="separate"/>
+            </w:r>
+            <w:r>
+              <w:rPr>
+                <w:noProof/>
+              </w:rPr>
+              <w:t>9</w:t>
+            </w:r>
+            <w:r>
+              <w:rPr>
+                <w:noProof/>
+              </w:rPr>
+              <w:fldChar w:fldCharType="end"/>
+            </w:r>
+          </w:hyperlink>
+        </w:p>
+        <w:p>
+          <w:pPr>
+            <w:pStyle w:val="TOC2"/>
+            <w:tabs>
+              <w:tab w:val="right" w:leader="dot" w:pos="9350"/>
+            </w:tabs>
+            <w:rPr>
+              <w:noProof/>
+            </w:rPr>
+          </w:pPr>
+          <w:hyperlink w:anchor="_Toc234840885" w:history="1">
+            <w:r>
+              <w:rPr>
+                <w:rStyle w:val="Hyperlink"/>
+                <w:noProof/>
+              </w:rPr>
+              <w:t>A. Raw Tool Output</w:t>
+            </w:r>
+            <w:r>
+              <w:rPr>
+                <w:noProof/>
+              </w:rPr>
+              <w:tab/>
+            </w:r>
+            <w:r>
+              <w:rPr>
+                <w:noProof/>
+              </w:rPr>
+              <w:fldChar w:fldCharType="begin"/>
+            </w:r>
+            <w:r>
+              <w:rPr>
+                <w:noProof/>
+              </w:rPr>
+              <w:instrText xml:space="preserve"> PAGEREF _Toc234840885 \h </w:instrText>
+            </w:r>
+            <w:r>
+              <w:rPr>
+                <w:noProof/>
+              </w:rPr>
+            </w:r>
+            <w:r>
+              <w:rPr>
+                <w:noProof/>
+              </w:rPr>
+              <w:fldChar w:fldCharType="separate"/>
+            </w:r>
+            <w:r>
+              <w:rPr>
+                <w:noProof/>
+              </w:rPr>
+              <w:t>9</w:t>
+            </w:r>
+            <w:r>
+              <w:rPr>
+                <w:noProof/>
+              </w:rPr>
+              <w:fldChar w:fldCharType="end"/>
+            </w:r>
+          </w:hyperlink>
+        </w:p>
+        <w:p>
+          <w:pPr>
+            <w:pStyle w:val="TOC2"/>
+            <w:tabs>
+              <w:tab w:val="right" w:leader="dot" w:pos="9350"/>
+            </w:tabs>
+            <w:rPr>
+              <w:noProof/>
+            </w:rPr>
+          </w:pPr>
+          <w:hyperlink w:anchor="_Toc234840886" w:history="1">
+            <w:r>
+              <w:rPr>
+                <w:rStyle w:val="Hyperlink"/>
+                <w:noProof/>
+              </w:rPr>
+              <w:t>B. Additional Screenshots</w:t>
+            </w:r>
+            <w:r>
+              <w:rPr>
+                <w:noProof/>
+              </w:rPr>
+              <w:tab/>
+            </w:r>
+            <w:r>
+              <w:rPr>
+                <w:noProof/>
+              </w:rPr>
+              <w:fldChar w:fldCharType="begin"/>
+            </w:r>
+            <w:r>
+              <w:rPr>
+                <w:noProof/>
+              </w:rPr>
+              <w:instrText xml:space="preserve"> PAGEREF _Toc234840886 \h </w:instrText>
+            </w:r>
+            <w:r>
+              <w:rPr>
+                <w:noProof/>
+              </w:rPr>
+            </w:r>
+            <w:r>
+              <w:rPr>
+                <w:noProof/>
+              </w:rPr>
+              <w:fldChar w:fldCharType="separate"/>
+            </w:r>
+            <w:r>
+              <w:rPr>
+                <w:noProof/>
+              </w:rPr>
+              <w:t>9</w:t>
+            </w:r>
+            <w:r>
+              <w:rPr>
+                <w:noProof/>
+              </w:rPr>
+              <w:fldChar w:fldCharType="end"/>
+            </w:r>
+          </w:hyperlink>
+        </w:p>
+        <w:p>
+          <w:pPr>
+            <w:pStyle w:val="TOC2"/>
+            <w:tabs>
+              <w:tab w:val="right" w:leader="dot" w:pos="9350"/>
+            </w:tabs>
+            <w:rPr>
+              <w:noProof/>
+            </w:rPr>
+          </w:pPr>
+          <w:hyperlink w:anchor="_Toc234840887" w:history="1">
+            <w:r>
+              <w:rPr>
+                <w:rStyle w:val="Hyperlink"/>
+                <w:noProof/>
+              </w:rPr>
+              <w:t>C. References</w:t>
+            </w:r>
+            <w:r>
+              <w:rPr>
+                <w:noProof/>
+              </w:rPr>
+              <w:tab/>
+            </w:r>
+            <w:r>
+              <w:rPr>
+                <w:noProof/>
+              </w:rPr>
+              <w:fldChar w:fldCharType="begin"/>
+            </w:r>
+            <w:r>
+              <w:rPr>
+                <w:noProof/>
+              </w:rPr>
+              <w:instrText xml:space="preserve"> PAGEREF _Toc234840887 \h </w:instrText>
+            </w:r>
+            <w:r>
+              <w:rPr>
+                <w:noProof/>
+              </w:rPr>
+            </w:r>
+            <w:r>
+              <w:rPr>
+                <w:noProof/>
+              </w:rPr>
+              <w:fldChar w:fldCharType="separate"/>
+            </w:r>
+            <w:r>
+              <w:rPr>
+                <w:noProof/>
+              </w:rPr>
+              <w:t>10</w:t>
+            </w:r>
+            <w:r>
+              <w:rPr>
+                <w:noProof/>
+              </w:rPr>
+              <w:fldChar w:fldCharType="end"/>
+            </w:r>
+          </w:hyperlink>
         </w:p>
         <w:p>
           <w:r>
@@ -559,114 +1637,163 @@
     <w:p>
       <w:pPr>
         <w:pBdr>
-          <w:left w:val="single" w:color="2E75B6" w:sz="18"/>
+          <w:left w:val="single" w:sz="18" w:space="0" w:color="2E75B6"/>
         </w:pBdr>
-        <w:shd w:fill="F5F7FA" w:val="clear"/>
-        <w:spacing w:after="120" w:line="276"/>
+        <w:shd w:val="clear" w:color="auto" w:fill="F5F7FA"/>
+        <w:spacing w:after="120" w:line="276" w:lineRule="auto"/>
         <w:ind w:left="180"/>
       </w:pPr>
       <w:r>
         <w:rPr>
-          <w:rFonts w:ascii="Roboto" w:cs="Roboto" w:eastAsia="Roboto" w:hAnsi="Roboto"/>
           <w:i/>
           <w:iCs/>
           <w:color w:val="595959"/>
           <w:sz w:val="20"/>
           <w:szCs w:val="20"/>
         </w:rPr>
-        <w:t xml:space="preserve">This table of contents is auto-generated. After completing the packet, right-click it and choose “Update Field → Update entire table,” or press Ctrl+A then F9.</w:t>
+        <w:t xml:space="preserve">This table of contents is </w:t>
+      </w:r>
+      <w:proofErr w:type="gramStart"/>
+      <w:r>
+        <w:rPr>
+          <w:i/>
+          <w:iCs/>
+          <w:color w:val="595959"/>
+          <w:sz w:val="20"/>
+          <w:szCs w:val="20"/>
+        </w:rPr>
+        <w:t>auto-generated</w:t>
+      </w:r>
+      <w:proofErr w:type="gramEnd"/>
+      <w:r>
+        <w:rPr>
+          <w:i/>
+          <w:iCs/>
+          <w:color w:val="595959"/>
+          <w:sz w:val="20"/>
+          <w:szCs w:val="20"/>
+        </w:rPr>
+        <w:t xml:space="preserve">. After completing the packet, right-click it and choose “Update Field → Update entire table,” or press </w:t>
+      </w:r>
+      <w:proofErr w:type="spellStart"/>
+      <w:r>
+        <w:rPr>
+          <w:i/>
+          <w:iCs/>
+          <w:color w:val="595959"/>
+          <w:sz w:val="20"/>
+          <w:szCs w:val="20"/>
+        </w:rPr>
+        <w:t>Ctrl+A</w:t>
+      </w:r>
+      <w:proofErr w:type="spellEnd"/>
+      <w:r>
+        <w:rPr>
+          <w:i/>
+          <w:iCs/>
+          <w:color w:val="595959"/>
+          <w:sz w:val="20"/>
+          <w:szCs w:val="20"/>
+        </w:rPr>
+        <w:t xml:space="preserve"> then F9.</w:t>
       </w:r>
     </w:p>
     <w:p>
       <w:pPr>
         <w:sectPr>
-          <w:type w:val="nextPage"/>
-          <w:pgSz w:w="12240" w:h="15840" w:orient="portrait"/>
+          <w:pgSz w:w="12240" w:h="15840"/>
           <w:pgMar w:top="1440" w:right="1440" w:bottom="1440" w:left="1440" w:header="708" w:footer="708" w:gutter="0"/>
-          <w:pgNumType/>
+          <w:cols w:space="720"/>
           <w:docGrid w:linePitch="360"/>
         </w:sectPr>
       </w:pPr>
     </w:p>
     <w:p>
       <w:pPr>
-        <w:spacing w:after="80" w:before="200"/>
+        <w:spacing w:before="200" w:after="80"/>
       </w:pPr>
       <w:r>
         <w:rPr>
-          <w:rFonts w:ascii="Roboto Slab" w:cs="Roboto Slab" w:eastAsia="Roboto Slab" w:hAnsi="Roboto Slab"/>
+          <w:rFonts w:ascii="Roboto Slab" w:eastAsia="Roboto Slab" w:hAnsi="Roboto Slab" w:cs="Roboto Slab"/>
           <w:b/>
           <w:bCs/>
           <w:color w:val="1F4E79"/>
           <w:sz w:val="48"/>
           <w:szCs w:val="48"/>
         </w:rPr>
-        <w:t xml:space="preserve">PART I</w:t>
+        <w:lastRenderedPageBreak/>
+        <w:t>PART I</w:t>
       </w:r>
     </w:p>
     <w:p>
       <w:pPr>
         <w:pBdr>
-          <w:bottom w:val="single" w:color="1F4E79" w:sz="12"/>
+          <w:bottom w:val="single" w:sz="12" w:space="0" w:color="1F4E79"/>
         </w:pBdr>
         <w:spacing w:after="60"/>
       </w:pPr>
       <w:r>
         <w:rPr>
-          <w:rFonts w:ascii="Roboto Slab" w:cs="Roboto Slab" w:eastAsia="Roboto Slab" w:hAnsi="Roboto Slab"/>
+          <w:rFonts w:ascii="Roboto Slab" w:eastAsia="Roboto Slab" w:hAnsi="Roboto Slab" w:cs="Roboto Slab"/>
           <w:b/>
           <w:bCs/>
           <w:color w:val="1F4E79"/>
           <w:sz w:val="32"/>
           <w:szCs w:val="32"/>
         </w:rPr>
-        <w:t xml:space="preserve">The Internal Packet</w:t>
-      </w:r>
-    </w:p>
-    <w:p>
-      <w:pPr>
-        <w:spacing w:after="120" w:line="276"/>
-      </w:pPr>
-      <w:r>
-        <w:rPr>
-          <w:rFonts w:ascii="Roboto" w:cs="Roboto" w:eastAsia="Roboto" w:hAnsi="Roboto"/>
-          <w:color w:val="1A1A1A"/>
-          <w:sz w:val="22"/>
-          <w:szCs w:val="22"/>
-        </w:rPr>
-        <w:t xml:space="preserve">Part I is what NEXUS keeps in the engagement file. It is internal — the client never sees it. Three components: your timesheet, your runbook, and your analyst reflection.</w:t>
+        <w:t>The Internal Packet</w:t>
+      </w:r>
+    </w:p>
+    <w:p>
+      <w:pPr>
+        <w:spacing w:after="120" w:line="276" w:lineRule="auto"/>
+      </w:pPr>
+      <w:r>
+        <w:t>Part I is what NEXUS keeps in the engagement file. It is internal — the client never sees it. Three components: your timesheet, your runbook, and your analyst reflection.</w:t>
       </w:r>
     </w:p>
     <w:tbl>
       <w:tblPr>
-        <w:tblW w:type="pct" w:w="100%"/>
+        <w:tblW w:w="5000" w:type="pct"/>
         <w:tblBorders>
-          <w:top w:val="none" w:color="FFFFFF" w:sz="0"/>
-          <w:left w:val="none" w:color="FFFFFF" w:sz="0"/>
-          <w:bottom w:val="none" w:color="FFFFFF" w:sz="0"/>
-          <w:right w:val="none" w:color="FFFFFF" w:sz="0"/>
-          <w:insideH w:val="none" w:color="FFFFFF" w:sz="0"/>
-          <w:insideV w:val="none" w:color="FFFFFF" w:sz="0"/>
+          <w:top w:val="none" w:sz="0" w:space="0" w:color="FFFFFF"/>
+          <w:left w:val="none" w:sz="0" w:space="0" w:color="FFFFFF"/>
+          <w:bottom w:val="none" w:sz="0" w:space="0" w:color="FFFFFF"/>
+          <w:right w:val="none" w:sz="0" w:space="0" w:color="FFFFFF"/>
+          <w:insideH w:val="none" w:sz="0" w:space="0" w:color="FFFFFF"/>
+          <w:insideV w:val="none" w:sz="0" w:space="0" w:color="FFFFFF"/>
         </w:tblBorders>
+        <w:tblCellMar>
+          <w:left w:w="10" w:type="dxa"/>
+          <w:right w:w="10" w:type="dxa"/>
+        </w:tblCellMar>
+        <w:tblLook w:val="0000" w:firstRow="0" w:lastRow="0" w:firstColumn="0" w:lastColumn="0" w:noHBand="0" w:noVBand="0"/>
       </w:tblPr>
       <w:tblGrid>
-        <w:gridCol w:w="100"/>
+        <w:gridCol w:w="9330"/>
       </w:tblGrid>
       <w:tr>
+        <w:tblPrEx>
+          <w:tblCellMar>
+            <w:top w:w="0" w:type="dxa"/>
+            <w:bottom w:w="0" w:type="dxa"/>
+          </w:tblCellMar>
+        </w:tblPrEx>
         <w:tc>
           <w:tcPr>
+            <w:tcW w:w="0" w:type="auto"/>
             <w:tcBorders>
-              <w:top w:val="none" w:color="FFFFFF" w:sz="0"/>
-              <w:left w:val="single" w:color="2E75B6" w:sz="24"/>
-              <w:bottom w:val="none" w:color="FFFFFF" w:sz="0"/>
-              <w:right w:val="none" w:color="FFFFFF" w:sz="0"/>
+              <w:top w:val="none" w:sz="0" w:space="0" w:color="FFFFFF"/>
+              <w:left w:val="single" w:sz="24" w:space="0" w:color="2E75B6"/>
+              <w:bottom w:val="none" w:sz="0" w:space="0" w:color="FFFFFF"/>
+              <w:right w:val="none" w:sz="0" w:space="0" w:color="FFFFFF"/>
             </w:tcBorders>
-            <w:shd w:fill="F5F7FA" w:val="clear"/>
+            <w:shd w:val="clear" w:color="auto" w:fill="F5F7FA"/>
             <w:tcMar>
-              <w:top w:type="dxa" w:w="120"/>
-              <w:left w:type="dxa" w:w="200"/>
-              <w:bottom w:type="dxa" w:w="120"/>
-              <w:right w:type="dxa" w:w="200"/>
+              <w:top w:w="120" w:type="dxa"/>
+              <w:left w:w="200" w:type="dxa"/>
+              <w:bottom w:w="120" w:type="dxa"/>
+              <w:right w:w="200" w:type="dxa"/>
             </w:tcMar>
           </w:tcPr>
           <w:p>
@@ -675,25 +1802,22 @@
             </w:pPr>
             <w:r>
               <w:rPr>
-                <w:rFonts w:ascii="Roboto" w:cs="Roboto" w:eastAsia="Roboto" w:hAnsi="Roboto"/>
                 <w:b/>
                 <w:bCs/>
                 <w:color w:val="2E75B6"/>
                 <w:sz w:val="20"/>
                 <w:szCs w:val="20"/>
               </w:rPr>
-              <w:t xml:space="preserve">Audience</w:t>
-            </w:r>
-          </w:p>
-          <w:p>
-            <w:r>
-              <w:rPr>
-                <w:rFonts w:ascii="Roboto" w:cs="Roboto" w:eastAsia="Roboto" w:hAnsi="Roboto"/>
-                <w:color w:val="1A1A1A"/>
+              <w:t>Audience</w:t>
+            </w:r>
+          </w:p>
+          <w:p>
+            <w:r>
+              <w:rPr>
                 <w:sz w:val="21"/>
                 <w:szCs w:val="21"/>
               </w:rPr>
-              <w:t xml:space="preserve">NEXUS leadership and the next analyst. Write for colleagues, not the client.</w:t>
+              <w:t>NEXUS leadership and the next analyst. Write for colleagues, not the client.</w:t>
             </w:r>
           </w:p>
         </w:tc>
@@ -703,265 +1827,255 @@
       <w:pPr>
         <w:spacing w:after="120"/>
       </w:pPr>
-      <w:r>
-        <w:t xml:space="preserve"/>
-      </w:r>
     </w:p>
     <w:p>
       <w:pPr>
         <w:pStyle w:val="Heading1"/>
         <w:pBdr>
-          <w:bottom w:val="single" w:color="1F4E79" w:sz="8"/>
+          <w:bottom w:val="single" w:sz="8" w:space="0" w:color="1F4E79"/>
         </w:pBdr>
-        <w:spacing w:after="160" w:before="320"/>
+      </w:pPr>
+      <w:bookmarkStart w:id="0" w:name="_Toc234840871"/>
+      <w:r>
+        <w:t>A. NEXUS Timesheet</w:t>
+      </w:r>
+      <w:bookmarkEnd w:id="0"/>
+    </w:p>
+    <w:p>
+      <w:pPr>
+        <w:spacing w:after="120" w:line="276" w:lineRule="auto"/>
+      </w:pPr>
+      <w:r>
+        <w:t>Audience: NEXUS leadership / billing. Where did your hours go? Break hours out by unit, split between internal training (Units 1–2, non-billable) and client billable (Unit 3 fieldwork). Justify any unusually high or low hour count with a one-line note.</w:t>
+      </w:r>
+    </w:p>
+    <w:p>
+      <w:pPr>
+        <w:pBdr>
+          <w:left w:val="single" w:sz="18" w:space="0" w:color="2E75B6"/>
+        </w:pBdr>
+        <w:shd w:val="clear" w:color="auto" w:fill="F5F7FA"/>
+        <w:spacing w:after="120" w:line="276" w:lineRule="auto"/>
+        <w:ind w:left="180"/>
       </w:pPr>
       <w:r>
         <w:rPr>
-          <w:rFonts w:ascii="Roboto Slab" w:cs="Roboto Slab" w:eastAsia="Roboto Slab" w:hAnsi="Roboto Slab"/>
-          <w:b/>
-          <w:bCs/>
-          <w:color w:val="1F4E79"/>
-          <w:sz w:val="30"/>
-          <w:szCs w:val="30"/>
-        </w:rPr>
-        <w:t xml:space="preserve">A. NEXUS Timesheet</w:t>
-      </w:r>
-    </w:p>
-    <w:p>
-      <w:pPr>
-        <w:spacing w:after="120" w:line="276"/>
-      </w:pPr>
-      <w:r>
-        <w:rPr>
-          <w:rFonts w:ascii="Roboto" w:cs="Roboto" w:eastAsia="Roboto" w:hAnsi="Roboto"/>
-          <w:color w:val="1A1A1A"/>
-          <w:sz w:val="22"/>
-          <w:szCs w:val="22"/>
-        </w:rPr>
-        <w:t xml:space="preserve">Audience: NEXUS leadership / billing. Where did your hours go? Break hours out by unit, split between internal training (Units 1–2, non-billable) and client billable (Unit 3 fieldwork). Justify any unusually high or low hour count with a one-line note.</w:t>
-      </w:r>
-    </w:p>
-    <w:p>
-      <w:pPr>
-        <w:pBdr>
-          <w:left w:val="single" w:color="2E75B6" w:sz="18"/>
-        </w:pBdr>
-        <w:shd w:fill="F5F7FA" w:val="clear"/>
-        <w:spacing w:after="120" w:line="276"/>
-        <w:ind w:left="180"/>
-      </w:pPr>
-      <w:r>
-        <w:rPr>
-          <w:rFonts w:ascii="Roboto" w:cs="Roboto" w:eastAsia="Roboto" w:hAnsi="Roboto"/>
           <w:i/>
           <w:iCs/>
           <w:color w:val="595959"/>
           <w:sz w:val="20"/>
           <w:szCs w:val="20"/>
         </w:rPr>
-        <w:t xml:space="preserve">If you logged hours honestly as you went, this is a 10-minute fill-in. If you reconstruct it the night before, it will show — your scan dates, screenshot timestamps, and command history won’t line up with your claimed hours. Replace the demo rows below with your own. Total the columns yourself.</w:t>
+        <w:t>If you logged hours honestly as you went, this is a 10-minute fill-in. If you reconstruct it the night before, it will show — your scan dates, screenshot timestamps, and command history won’t line up with your claimed hours. Replace the demo rows below with your own. Total the columns yourself.</w:t>
       </w:r>
     </w:p>
     <w:p>
       <w:pPr>
         <w:spacing w:after="80"/>
       </w:pPr>
-      <w:r>
-        <w:t xml:space="preserve"/>
-      </w:r>
     </w:p>
     <w:tbl>
       <w:tblPr>
-        <w:tblW w:type="pct" w:w="100%"/>
+        <w:tblW w:w="5000" w:type="pct"/>
         <w:tblBorders>
-          <w:top w:val="single" w:color="D9D9D9" w:sz="4"/>
-          <w:left w:val="single" w:color="D9D9D9" w:sz="4"/>
-          <w:bottom w:val="single" w:color="D9D9D9" w:sz="4"/>
-          <w:right w:val="single" w:color="D9D9D9" w:sz="4"/>
-          <w:insideH w:val="single" w:color="D9D9D9" w:sz="4"/>
-          <w:insideV w:val="single" w:color="D9D9D9" w:sz="4"/>
+          <w:top w:val="single" w:sz="4" w:space="0" w:color="D9D9D9"/>
+          <w:left w:val="single" w:sz="4" w:space="0" w:color="D9D9D9"/>
+          <w:bottom w:val="single" w:sz="4" w:space="0" w:color="D9D9D9"/>
+          <w:right w:val="single" w:sz="4" w:space="0" w:color="D9D9D9"/>
+          <w:insideH w:val="single" w:sz="4" w:space="0" w:color="D9D9D9"/>
+          <w:insideV w:val="single" w:sz="4" w:space="0" w:color="D9D9D9"/>
         </w:tblBorders>
+        <w:tblCellMar>
+          <w:left w:w="10" w:type="dxa"/>
+          <w:right w:w="10" w:type="dxa"/>
+        </w:tblCellMar>
+        <w:tblLook w:val="0000" w:firstRow="0" w:lastRow="0" w:firstColumn="0" w:lastColumn="0" w:noHBand="0" w:noVBand="0"/>
       </w:tblPr>
       <w:tblGrid>
-        <w:gridCol w:w="100"/>
-        <w:gridCol w:w="100"/>
-        <w:gridCol w:w="100"/>
-        <w:gridCol w:w="100"/>
+        <w:gridCol w:w="1683"/>
+        <w:gridCol w:w="4862"/>
+        <w:gridCol w:w="1683"/>
+        <w:gridCol w:w="1122"/>
       </w:tblGrid>
       <w:tr>
+        <w:tblPrEx>
+          <w:tblCellMar>
+            <w:top w:w="0" w:type="dxa"/>
+            <w:bottom w:w="0" w:type="dxa"/>
+          </w:tblCellMar>
+        </w:tblPrEx>
         <w:trPr>
           <w:tblHeader/>
         </w:trPr>
         <w:tc>
           <w:tcPr>
-            <w:tcW w:type="pct" w:w="18%"/>
-            <w:shd w:fill="1F4E79" w:val="clear"/>
+            <w:tcW w:w="900" w:type="pct"/>
+            <w:shd w:val="clear" w:color="auto" w:fill="1F4E79"/>
             <w:tcMar>
-              <w:top w:type="dxa" w:w="70"/>
-              <w:left w:type="dxa" w:w="110"/>
-              <w:bottom w:type="dxa" w:w="70"/>
-              <w:right w:type="dxa" w:w="110"/>
+              <w:top w:w="70" w:type="dxa"/>
+              <w:left w:w="110" w:type="dxa"/>
+              <w:bottom w:w="70" w:type="dxa"/>
+              <w:right w:w="110" w:type="dxa"/>
             </w:tcMar>
             <w:vAlign w:val="center"/>
           </w:tcPr>
           <w:p>
             <w:r>
               <w:rPr>
-                <w:rFonts w:ascii="Roboto" w:cs="Roboto" w:eastAsia="Roboto" w:hAnsi="Roboto"/>
                 <w:b/>
                 <w:bCs/>
                 <w:color w:val="FFFFFF"/>
                 <w:sz w:val="19"/>
                 <w:szCs w:val="19"/>
               </w:rPr>
-              <w:t xml:space="preserve">Week / Unit</w:t>
+              <w:t>Week / Unit</w:t>
             </w:r>
           </w:p>
         </w:tc>
         <w:tc>
           <w:tcPr>
-            <w:tcW w:type="pct" w:w="52%"/>
-            <w:shd w:fill="1F4E79" w:val="clear"/>
+            <w:tcW w:w="2600" w:type="pct"/>
+            <w:shd w:val="clear" w:color="auto" w:fill="1F4E79"/>
             <w:tcMar>
-              <w:top w:type="dxa" w:w="70"/>
-              <w:left w:type="dxa" w:w="110"/>
-              <w:bottom w:type="dxa" w:w="70"/>
-              <w:right w:type="dxa" w:w="110"/>
+              <w:top w:w="70" w:type="dxa"/>
+              <w:left w:w="110" w:type="dxa"/>
+              <w:bottom w:w="70" w:type="dxa"/>
+              <w:right w:w="110" w:type="dxa"/>
             </w:tcMar>
             <w:vAlign w:val="center"/>
           </w:tcPr>
           <w:p>
             <w:r>
               <w:rPr>
-                <w:rFonts w:ascii="Roboto" w:cs="Roboto" w:eastAsia="Roboto" w:hAnsi="Roboto"/>
                 <w:b/>
                 <w:bCs/>
                 <w:color w:val="FFFFFF"/>
                 <w:sz w:val="19"/>
                 <w:szCs w:val="19"/>
               </w:rPr>
-              <w:t xml:space="preserve">Task</w:t>
+              <w:t>Task</w:t>
             </w:r>
           </w:p>
         </w:tc>
         <w:tc>
           <w:tcPr>
-            <w:tcW w:type="pct" w:w="18%"/>
-            <w:shd w:fill="1F4E79" w:val="clear"/>
+            <w:tcW w:w="900" w:type="pct"/>
+            <w:shd w:val="clear" w:color="auto" w:fill="1F4E79"/>
             <w:tcMar>
-              <w:top w:type="dxa" w:w="70"/>
-              <w:left w:type="dxa" w:w="110"/>
-              <w:bottom w:type="dxa" w:w="70"/>
-              <w:right w:type="dxa" w:w="110"/>
+              <w:top w:w="70" w:type="dxa"/>
+              <w:left w:w="110" w:type="dxa"/>
+              <w:bottom w:w="70" w:type="dxa"/>
+              <w:right w:w="110" w:type="dxa"/>
             </w:tcMar>
             <w:vAlign w:val="center"/>
           </w:tcPr>
           <w:p>
             <w:r>
               <w:rPr>
-                <w:rFonts w:ascii="Roboto" w:cs="Roboto" w:eastAsia="Roboto" w:hAnsi="Roboto"/>
                 <w:b/>
                 <w:bCs/>
                 <w:color w:val="FFFFFF"/>
                 <w:sz w:val="19"/>
                 <w:szCs w:val="19"/>
               </w:rPr>
-              <w:t xml:space="preserve">Type</w:t>
+              <w:t>Type</w:t>
             </w:r>
           </w:p>
         </w:tc>
         <w:tc>
           <w:tcPr>
-            <w:tcW w:type="pct" w:w="12%"/>
-            <w:shd w:fill="1F4E79" w:val="clear"/>
+            <w:tcW w:w="600" w:type="pct"/>
+            <w:shd w:val="clear" w:color="auto" w:fill="1F4E79"/>
             <w:tcMar>
-              <w:top w:type="dxa" w:w="70"/>
-              <w:left w:type="dxa" w:w="110"/>
-              <w:bottom w:type="dxa" w:w="70"/>
-              <w:right w:type="dxa" w:w="110"/>
+              <w:top w:w="70" w:type="dxa"/>
+              <w:left w:w="110" w:type="dxa"/>
+              <w:bottom w:w="70" w:type="dxa"/>
+              <w:right w:w="110" w:type="dxa"/>
             </w:tcMar>
             <w:vAlign w:val="center"/>
           </w:tcPr>
           <w:p>
             <w:r>
               <w:rPr>
-                <w:rFonts w:ascii="Roboto" w:cs="Roboto" w:eastAsia="Roboto" w:hAnsi="Roboto"/>
                 <w:b/>
                 <w:bCs/>
                 <w:color w:val="FFFFFF"/>
                 <w:sz w:val="19"/>
                 <w:szCs w:val="19"/>
               </w:rPr>
-              <w:t xml:space="preserve">Hours</w:t>
+              <w:t>Hours</w:t>
             </w:r>
           </w:p>
         </w:tc>
       </w:tr>
       <w:tr>
+        <w:tblPrEx>
+          <w:tblCellMar>
+            <w:top w:w="0" w:type="dxa"/>
+            <w:bottom w:w="0" w:type="dxa"/>
+          </w:tblCellMar>
+        </w:tblPrEx>
         <w:tc>
           <w:tcPr>
-            <w:shd w:fill="F5F7FA" w:val="clear"/>
+            <w:tcW w:w="0" w:type="auto"/>
+            <w:shd w:val="clear" w:color="auto" w:fill="F5F7FA"/>
             <w:tcMar>
-              <w:top w:type="dxa" w:w="60"/>
-              <w:left w:type="dxa" w:w="110"/>
-              <w:bottom w:type="dxa" w:w="60"/>
-              <w:right w:type="dxa" w:w="110"/>
+              <w:top w:w="60" w:type="dxa"/>
+              <w:left w:w="110" w:type="dxa"/>
+              <w:bottom w:w="60" w:type="dxa"/>
+              <w:right w:w="110" w:type="dxa"/>
             </w:tcMar>
             <w:vAlign w:val="center"/>
           </w:tcPr>
           <w:p>
             <w:r>
               <w:rPr>
-                <w:rFonts w:ascii="Roboto" w:cs="Roboto" w:eastAsia="Roboto" w:hAnsi="Roboto"/>
-                <w:color w:val="1A1A1A"/>
                 <w:sz w:val="20"/>
                 <w:szCs w:val="20"/>
               </w:rPr>
-              <w:t xml:space="preserve">Week 1</w:t>
+              <w:t>Week 1</w:t>
             </w:r>
             <w:r>
               <w:br/>
             </w:r>
             <w:r>
               <w:rPr>
-                <w:rFonts w:ascii="Roboto" w:cs="Roboto" w:eastAsia="Roboto" w:hAnsi="Roboto"/>
-                <w:color w:val="1A1A1A"/>
                 <w:sz w:val="20"/>
                 <w:szCs w:val="20"/>
               </w:rPr>
-              <w:t xml:space="preserve">Unit 1</w:t>
+              <w:t>Unit 1</w:t>
             </w:r>
           </w:p>
         </w:tc>
         <w:tc>
           <w:tcPr>
+            <w:tcW w:w="0" w:type="auto"/>
             <w:tcMar>
-              <w:top w:type="dxa" w:w="60"/>
-              <w:left w:type="dxa" w:w="110"/>
-              <w:bottom w:type="dxa" w:w="60"/>
-              <w:right w:type="dxa" w:w="110"/>
+              <w:top w:w="60" w:type="dxa"/>
+              <w:left w:w="110" w:type="dxa"/>
+              <w:bottom w:w="60" w:type="dxa"/>
+              <w:right w:w="110" w:type="dxa"/>
             </w:tcMar>
             <w:vAlign w:val="center"/>
           </w:tcPr>
           <w:p>
             <w:r>
               <w:rPr>
-                <w:rFonts w:ascii="Roboto" w:cs="Roboto" w:eastAsia="Roboto" w:hAnsi="Roboto"/>
-                <w:color w:val="1A1A1A"/>
                 <w:sz w:val="20"/>
                 <w:szCs w:val="20"/>
               </w:rPr>
-              <w:t xml:space="preserve">[Training work — what you did in Unit 1]</w:t>
+              <w:t>[Training work — what you did in Unit 1]</w:t>
             </w:r>
           </w:p>
         </w:tc>
         <w:tc>
           <w:tcPr>
+            <w:tcW w:w="0" w:type="auto"/>
             <w:tcMar>
-              <w:top w:type="dxa" w:w="60"/>
-              <w:left w:type="dxa" w:w="110"/>
-              <w:bottom w:type="dxa" w:w="60"/>
-              <w:right w:type="dxa" w:w="110"/>
+              <w:top w:w="60" w:type="dxa"/>
+              <w:left w:w="110" w:type="dxa"/>
+              <w:bottom w:w="60" w:type="dxa"/>
+              <w:right w:w="110" w:type="dxa"/>
             </w:tcMar>
             <w:vAlign w:val="center"/>
           </w:tcPr>
@@ -971,22 +2085,21 @@
             </w:pPr>
             <w:r>
               <w:rPr>
-                <w:rFonts w:ascii="Roboto" w:cs="Roboto" w:eastAsia="Roboto" w:hAnsi="Roboto"/>
-                <w:color w:val="1A1A1A"/>
                 <w:sz w:val="20"/>
                 <w:szCs w:val="20"/>
               </w:rPr>
-              <w:t xml:space="preserve">Internal</w:t>
+              <w:t>Internal</w:t>
             </w:r>
           </w:p>
         </w:tc>
         <w:tc>
           <w:tcPr>
+            <w:tcW w:w="0" w:type="auto"/>
             <w:tcMar>
-              <w:top w:type="dxa" w:w="60"/>
-              <w:left w:type="dxa" w:w="110"/>
-              <w:bottom w:type="dxa" w:w="60"/>
-              <w:right w:type="dxa" w:w="110"/>
+              <w:top w:w="60" w:type="dxa"/>
+              <w:left w:w="110" w:type="dxa"/>
+              <w:bottom w:w="60" w:type="dxa"/>
+              <w:right w:w="110" w:type="dxa"/>
             </w:tcMar>
             <w:vAlign w:val="center"/>
           </w:tcPr>
@@ -996,81 +2109,82 @@
             </w:pPr>
             <w:r>
               <w:rPr>
-                <w:rFonts w:ascii="Roboto" w:cs="Roboto" w:eastAsia="Roboto" w:hAnsi="Roboto"/>
-                <w:color w:val="1A1A1A"/>
                 <w:sz w:val="20"/>
                 <w:szCs w:val="20"/>
               </w:rPr>
-              <w:t xml:space="preserve">[ ]</w:t>
+              <w:t>[ ]</w:t>
             </w:r>
           </w:p>
         </w:tc>
       </w:tr>
       <w:tr>
+        <w:tblPrEx>
+          <w:tblCellMar>
+            <w:top w:w="0" w:type="dxa"/>
+            <w:bottom w:w="0" w:type="dxa"/>
+          </w:tblCellMar>
+        </w:tblPrEx>
         <w:tc>
           <w:tcPr>
-            <w:shd w:fill="F5F7FA" w:val="clear"/>
+            <w:tcW w:w="0" w:type="auto"/>
+            <w:shd w:val="clear" w:color="auto" w:fill="F5F7FA"/>
             <w:tcMar>
-              <w:top w:type="dxa" w:w="60"/>
-              <w:left w:type="dxa" w:w="110"/>
-              <w:bottom w:type="dxa" w:w="60"/>
-              <w:right w:type="dxa" w:w="110"/>
+              <w:top w:w="60" w:type="dxa"/>
+              <w:left w:w="110" w:type="dxa"/>
+              <w:bottom w:w="60" w:type="dxa"/>
+              <w:right w:w="110" w:type="dxa"/>
             </w:tcMar>
             <w:vAlign w:val="center"/>
           </w:tcPr>
           <w:p>
             <w:r>
               <w:rPr>
-                <w:rFonts w:ascii="Roboto" w:cs="Roboto" w:eastAsia="Roboto" w:hAnsi="Roboto"/>
-                <w:color w:val="1A1A1A"/>
                 <w:sz w:val="20"/>
                 <w:szCs w:val="20"/>
               </w:rPr>
-              <w:t xml:space="preserve">Week 2</w:t>
+              <w:t>Week 2</w:t>
             </w:r>
             <w:r>
               <w:br/>
             </w:r>
             <w:r>
               <w:rPr>
-                <w:rFonts w:ascii="Roboto" w:cs="Roboto" w:eastAsia="Roboto" w:hAnsi="Roboto"/>
-                <w:color w:val="1A1A1A"/>
                 <w:sz w:val="20"/>
                 <w:szCs w:val="20"/>
               </w:rPr>
-              <w:t xml:space="preserve">Unit 2</w:t>
+              <w:t>Unit 2</w:t>
             </w:r>
           </w:p>
         </w:tc>
         <w:tc>
           <w:tcPr>
+            <w:tcW w:w="0" w:type="auto"/>
             <w:tcMar>
-              <w:top w:type="dxa" w:w="60"/>
-              <w:left w:type="dxa" w:w="110"/>
-              <w:bottom w:type="dxa" w:w="60"/>
-              <w:right w:type="dxa" w:w="110"/>
+              <w:top w:w="60" w:type="dxa"/>
+              <w:left w:w="110" w:type="dxa"/>
+              <w:bottom w:w="60" w:type="dxa"/>
+              <w:right w:w="110" w:type="dxa"/>
             </w:tcMar>
             <w:vAlign w:val="center"/>
           </w:tcPr>
           <w:p>
             <w:r>
               <w:rPr>
-                <w:rFonts w:ascii="Roboto" w:cs="Roboto" w:eastAsia="Roboto" w:hAnsi="Roboto"/>
-                <w:color w:val="1A1A1A"/>
                 <w:sz w:val="20"/>
                 <w:szCs w:val="20"/>
               </w:rPr>
-              <w:t xml:space="preserve">[Training+ work — what you did in Unit 2]</w:t>
+              <w:t>[Training+ work — what you did in Unit 2]</w:t>
             </w:r>
           </w:p>
         </w:tc>
         <w:tc>
           <w:tcPr>
+            <w:tcW w:w="0" w:type="auto"/>
             <w:tcMar>
-              <w:top w:type="dxa" w:w="60"/>
-              <w:left w:type="dxa" w:w="110"/>
-              <w:bottom w:type="dxa" w:w="60"/>
-              <w:right w:type="dxa" w:w="110"/>
+              <w:top w:w="60" w:type="dxa"/>
+              <w:left w:w="110" w:type="dxa"/>
+              <w:bottom w:w="60" w:type="dxa"/>
+              <w:right w:w="110" w:type="dxa"/>
             </w:tcMar>
             <w:vAlign w:val="center"/>
           </w:tcPr>
@@ -1080,22 +2194,21 @@
             </w:pPr>
             <w:r>
               <w:rPr>
-                <w:rFonts w:ascii="Roboto" w:cs="Roboto" w:eastAsia="Roboto" w:hAnsi="Roboto"/>
-                <w:color w:val="1A1A1A"/>
                 <w:sz w:val="20"/>
                 <w:szCs w:val="20"/>
               </w:rPr>
-              <w:t xml:space="preserve">Internal</w:t>
+              <w:t>Internal</w:t>
             </w:r>
           </w:p>
         </w:tc>
         <w:tc>
           <w:tcPr>
+            <w:tcW w:w="0" w:type="auto"/>
             <w:tcMar>
-              <w:top w:type="dxa" w:w="60"/>
-              <w:left w:type="dxa" w:w="110"/>
-              <w:bottom w:type="dxa" w:w="60"/>
-              <w:right w:type="dxa" w:w="110"/>
+              <w:top w:w="60" w:type="dxa"/>
+              <w:left w:w="110" w:type="dxa"/>
+              <w:bottom w:w="60" w:type="dxa"/>
+              <w:right w:w="110" w:type="dxa"/>
             </w:tcMar>
             <w:vAlign w:val="center"/>
           </w:tcPr>
@@ -1105,81 +2218,82 @@
             </w:pPr>
             <w:r>
               <w:rPr>
-                <w:rFonts w:ascii="Roboto" w:cs="Roboto" w:eastAsia="Roboto" w:hAnsi="Roboto"/>
-                <w:color w:val="1A1A1A"/>
                 <w:sz w:val="20"/>
                 <w:szCs w:val="20"/>
               </w:rPr>
-              <w:t xml:space="preserve">[ ]</w:t>
+              <w:t>[ ]</w:t>
             </w:r>
           </w:p>
         </w:tc>
       </w:tr>
       <w:tr>
+        <w:tblPrEx>
+          <w:tblCellMar>
+            <w:top w:w="0" w:type="dxa"/>
+            <w:bottom w:w="0" w:type="dxa"/>
+          </w:tblCellMar>
+        </w:tblPrEx>
         <w:tc>
           <w:tcPr>
-            <w:shd w:fill="F5F7FA" w:val="clear"/>
+            <w:tcW w:w="0" w:type="auto"/>
+            <w:shd w:val="clear" w:color="auto" w:fill="F5F7FA"/>
             <w:tcMar>
-              <w:top w:type="dxa" w:w="60"/>
-              <w:left w:type="dxa" w:w="110"/>
-              <w:bottom w:type="dxa" w:w="60"/>
-              <w:right w:type="dxa" w:w="110"/>
+              <w:top w:w="60" w:type="dxa"/>
+              <w:left w:w="110" w:type="dxa"/>
+              <w:bottom w:w="60" w:type="dxa"/>
+              <w:right w:w="110" w:type="dxa"/>
             </w:tcMar>
             <w:vAlign w:val="center"/>
           </w:tcPr>
           <w:p>
             <w:r>
               <w:rPr>
-                <w:rFonts w:ascii="Roboto" w:cs="Roboto" w:eastAsia="Roboto" w:hAnsi="Roboto"/>
-                <w:color w:val="1A1A1A"/>
                 <w:sz w:val="20"/>
                 <w:szCs w:val="20"/>
               </w:rPr>
-              <w:t xml:space="preserve">Week 3</w:t>
+              <w:t>Week 3</w:t>
             </w:r>
             <w:r>
               <w:br/>
             </w:r>
             <w:r>
               <w:rPr>
-                <w:rFonts w:ascii="Roboto" w:cs="Roboto" w:eastAsia="Roboto" w:hAnsi="Roboto"/>
-                <w:color w:val="1A1A1A"/>
                 <w:sz w:val="20"/>
                 <w:szCs w:val="20"/>
               </w:rPr>
-              <w:t xml:space="preserve">Unit 3</w:t>
+              <w:t>Unit 3</w:t>
             </w:r>
           </w:p>
         </w:tc>
         <w:tc>
           <w:tcPr>
+            <w:tcW w:w="0" w:type="auto"/>
             <w:tcMar>
-              <w:top w:type="dxa" w:w="60"/>
-              <w:left w:type="dxa" w:w="110"/>
-              <w:bottom w:type="dxa" w:w="60"/>
-              <w:right w:type="dxa" w:w="110"/>
+              <w:top w:w="60" w:type="dxa"/>
+              <w:left w:w="110" w:type="dxa"/>
+              <w:bottom w:w="60" w:type="dxa"/>
+              <w:right w:w="110" w:type="dxa"/>
             </w:tcMar>
             <w:vAlign w:val="center"/>
           </w:tcPr>
           <w:p>
             <w:r>
               <w:rPr>
-                <w:rFonts w:ascii="Roboto" w:cs="Roboto" w:eastAsia="Roboto" w:hAnsi="Roboto"/>
-                <w:color w:val="1A1A1A"/>
                 <w:sz w:val="20"/>
                 <w:szCs w:val="20"/>
               </w:rPr>
-              <w:t xml:space="preserve">[Engagement fieldwork — what you did for the client]</w:t>
+              <w:t>[Engagement fieldwork — what you did for the client]</w:t>
             </w:r>
           </w:p>
         </w:tc>
         <w:tc>
           <w:tcPr>
+            <w:tcW w:w="0" w:type="auto"/>
             <w:tcMar>
-              <w:top w:type="dxa" w:w="60"/>
-              <w:left w:type="dxa" w:w="110"/>
-              <w:bottom w:type="dxa" w:w="60"/>
-              <w:right w:type="dxa" w:w="110"/>
+              <w:top w:w="60" w:type="dxa"/>
+              <w:left w:w="110" w:type="dxa"/>
+              <w:bottom w:w="60" w:type="dxa"/>
+              <w:right w:w="110" w:type="dxa"/>
             </w:tcMar>
             <w:vAlign w:val="center"/>
           </w:tcPr>
@@ -1189,22 +2303,21 @@
             </w:pPr>
             <w:r>
               <w:rPr>
-                <w:rFonts w:ascii="Roboto" w:cs="Roboto" w:eastAsia="Roboto" w:hAnsi="Roboto"/>
-                <w:color w:val="1A1A1A"/>
                 <w:sz w:val="20"/>
                 <w:szCs w:val="20"/>
               </w:rPr>
-              <w:t xml:space="preserve">Billable</w:t>
+              <w:t>Billable</w:t>
             </w:r>
           </w:p>
         </w:tc>
         <w:tc>
           <w:tcPr>
+            <w:tcW w:w="0" w:type="auto"/>
             <w:tcMar>
-              <w:top w:type="dxa" w:w="60"/>
-              <w:left w:type="dxa" w:w="110"/>
-              <w:bottom w:type="dxa" w:w="60"/>
-              <w:right w:type="dxa" w:w="110"/>
+              <w:top w:w="60" w:type="dxa"/>
+              <w:left w:w="110" w:type="dxa"/>
+              <w:bottom w:w="60" w:type="dxa"/>
+              <w:right w:w="110" w:type="dxa"/>
             </w:tcMar>
             <w:vAlign w:val="center"/>
           </w:tcPr>
@@ -1214,26 +2327,31 @@
             </w:pPr>
             <w:r>
               <w:rPr>
-                <w:rFonts w:ascii="Roboto" w:cs="Roboto" w:eastAsia="Roboto" w:hAnsi="Roboto"/>
-                <w:color w:val="1A1A1A"/>
                 <w:sz w:val="20"/>
                 <w:szCs w:val="20"/>
               </w:rPr>
-              <w:t xml:space="preserve">[ ]</w:t>
+              <w:t>[ ]</w:t>
             </w:r>
           </w:p>
         </w:tc>
       </w:tr>
       <w:tr>
+        <w:tblPrEx>
+          <w:tblCellMar>
+            <w:top w:w="0" w:type="dxa"/>
+            <w:bottom w:w="0" w:type="dxa"/>
+          </w:tblCellMar>
+        </w:tblPrEx>
         <w:tc>
           <w:tcPr>
+            <w:tcW w:w="0" w:type="auto"/>
             <w:gridSpan w:val="2"/>
-            <w:shd w:fill="1F4E79" w:val="clear"/>
+            <w:shd w:val="clear" w:color="auto" w:fill="1F4E79"/>
             <w:tcMar>
-              <w:top w:type="dxa" w:w="60"/>
-              <w:left w:type="dxa" w:w="110"/>
-              <w:bottom w:type="dxa" w:w="60"/>
-              <w:right w:type="dxa" w:w="110"/>
+              <w:top w:w="60" w:type="dxa"/>
+              <w:left w:w="110" w:type="dxa"/>
+              <w:bottom w:w="60" w:type="dxa"/>
+              <w:right w:w="110" w:type="dxa"/>
             </w:tcMar>
             <w:vAlign w:val="center"/>
           </w:tcPr>
@@ -1243,23 +2361,22 @@
             </w:pPr>
             <w:r>
               <w:rPr>
-                <w:rFonts w:ascii="Roboto" w:cs="Roboto" w:eastAsia="Roboto" w:hAnsi="Roboto"/>
-                <w:color w:val="1A1A1A"/>
                 <w:sz w:val="20"/>
                 <w:szCs w:val="20"/>
               </w:rPr>
-              <w:t xml:space="preserve">TOTAL</w:t>
+              <w:t>TOTAL</w:t>
             </w:r>
           </w:p>
         </w:tc>
         <w:tc>
           <w:tcPr>
-            <w:shd w:fill="1F4E79" w:val="clear"/>
+            <w:tcW w:w="0" w:type="auto"/>
+            <w:shd w:val="clear" w:color="auto" w:fill="1F4E79"/>
             <w:tcMar>
-              <w:top w:type="dxa" w:w="60"/>
-              <w:left w:type="dxa" w:w="110"/>
-              <w:bottom w:type="dxa" w:w="60"/>
-              <w:right w:type="dxa" w:w="110"/>
+              <w:top w:w="60" w:type="dxa"/>
+              <w:left w:w="110" w:type="dxa"/>
+              <w:bottom w:w="60" w:type="dxa"/>
+              <w:right w:w="110" w:type="dxa"/>
             </w:tcMar>
             <w:vAlign w:val="center"/>
           </w:tcPr>
@@ -1269,25 +2386,81 @@
             </w:pPr>
             <w:r>
               <w:rPr>
-                <w:rFonts w:ascii="Roboto" w:cs="Roboto" w:eastAsia="Roboto" w:hAnsi="Roboto"/>
                 <w:b/>
                 <w:bCs/>
                 <w:color w:val="FFFFFF"/>
                 <w:sz w:val="19"/>
                 <w:szCs w:val="19"/>
               </w:rPr>
-              <w:t xml:space="preserve">Internal [ ]  |  Billable [ ]</w:t>
-            </w:r>
+              <w:t xml:space="preserve">Internal </w:t>
+            </w:r>
+            <w:proofErr w:type="gramStart"/>
+            <w:r>
+              <w:rPr>
+                <w:b/>
+                <w:bCs/>
+                <w:color w:val="FFFFFF"/>
+                <w:sz w:val="19"/>
+                <w:szCs w:val="19"/>
+              </w:rPr>
+              <w:t>[ ]</w:t>
+            </w:r>
+            <w:proofErr w:type="gramEnd"/>
+            <w:r>
+              <w:rPr>
+                <w:b/>
+                <w:bCs/>
+                <w:color w:val="FFFFFF"/>
+                <w:sz w:val="19"/>
+                <w:szCs w:val="19"/>
+              </w:rPr>
+              <w:t xml:space="preserve">  </w:t>
+            </w:r>
+            <w:proofErr w:type="gramStart"/>
+            <w:r>
+              <w:rPr>
+                <w:b/>
+                <w:bCs/>
+                <w:color w:val="FFFFFF"/>
+                <w:sz w:val="19"/>
+                <w:szCs w:val="19"/>
+              </w:rPr>
+              <w:t>|  Billable</w:t>
+            </w:r>
+            <w:proofErr w:type="gramEnd"/>
+            <w:r>
+              <w:rPr>
+                <w:b/>
+                <w:bCs/>
+                <w:color w:val="FFFFFF"/>
+                <w:sz w:val="19"/>
+                <w:szCs w:val="19"/>
+              </w:rPr>
+              <w:t xml:space="preserve"> </w:t>
+            </w:r>
+            <w:proofErr w:type="gramStart"/>
+            <w:r>
+              <w:rPr>
+                <w:b/>
+                <w:bCs/>
+                <w:color w:val="FFFFFF"/>
+                <w:sz w:val="19"/>
+                <w:szCs w:val="19"/>
+              </w:rPr>
+              <w:t>[ ]</w:t>
+            </w:r>
+            <w:proofErr w:type="gramEnd"/>
           </w:p>
         </w:tc>
         <w:tc>
           <w:tcPr>
-            <w:shd w:fill="1F4E79" w:val="clear"/>
+            <w:tcW w:w="0" w:type="auto"/>
+            <w:shd w:val="clear" w:color="auto" w:fill="1F4E79"/>
             <w:tcMar>
-              <w:top w:type="dxa" w:w="60"/>
-              <w:left w:type="dxa" w:w="110"/>
-              <w:bottom w:type="dxa" w:w="60"/>
-              <w:right w:type="dxa" w:w="110"/>
+              <w:top w:w="60" w:type="dxa"/>
+              <w:left w:w="110" w:type="dxa"/>
+              <w:bottom w:w="60" w:type="dxa"/>
+              <w:right w:w="110" w:type="dxa"/>
             </w:tcMar>
             <w:vAlign w:val="center"/>
           </w:tcPr>
@@ -1297,14 +2470,13 @@
             </w:pPr>
             <w:r>
               <w:rPr>
-                <w:rFonts w:ascii="Roboto" w:cs="Roboto" w:eastAsia="Roboto" w:hAnsi="Roboto"/>
                 <w:b/>
                 <w:bCs/>
                 <w:color w:val="FFFFFF"/>
                 <w:sz w:val="20"/>
                 <w:szCs w:val="20"/>
               </w:rPr>
-              <w:t xml:space="preserve">[ ]</w:t>
+              <w:t>[ ]</w:t>
             </w:r>
           </w:p>
         </w:tc>
@@ -1314,74 +2486,70 @@
       <w:pPr>
         <w:spacing w:after="120"/>
       </w:pPr>
-      <w:r>
-        <w:t xml:space="preserve"/>
-      </w:r>
     </w:p>
     <w:p>
       <w:pPr>
         <w:pStyle w:val="Heading1"/>
         <w:pBdr>
-          <w:bottom w:val="single" w:color="1F4E79" w:sz="8"/>
+          <w:bottom w:val="single" w:sz="8" w:space="0" w:color="1F4E79"/>
         </w:pBdr>
-        <w:spacing w:after="160" w:before="320"/>
-      </w:pPr>
-      <w:r>
-        <w:rPr>
-          <w:rFonts w:ascii="Roboto Slab" w:cs="Roboto Slab" w:eastAsia="Roboto Slab" w:hAnsi="Roboto Slab"/>
-          <w:b/>
-          <w:bCs/>
-          <w:color w:val="1F4E79"/>
-          <w:sz w:val="30"/>
-          <w:szCs w:val="30"/>
-        </w:rPr>
-        <w:t xml:space="preserve">B. Internal Runbook</w:t>
-      </w:r>
-    </w:p>
-    <w:p>
-      <w:pPr>
-        <w:spacing w:after="120" w:line="276"/>
-      </w:pPr>
-      <w:r>
-        <w:rPr>
-          <w:rFonts w:ascii="Roboto" w:cs="Roboto" w:eastAsia="Roboto" w:hAnsi="Roboto"/>
-          <w:color w:val="1A1A1A"/>
-          <w:sz w:val="22"/>
-          <w:szCs w:val="22"/>
-        </w:rPr>
-        <w:t xml:space="preserve">Audience: the next analyst who picks up this client next quarter. If a colleague had only your runbook, could they reproduce what you did? Document environment setup, tools and versions, the exact commands you ran, expected output, and where you got stuck and how you got unstuck.</w:t>
+      </w:pPr>
+      <w:bookmarkStart w:id="1" w:name="_Toc234840872"/>
+      <w:r>
+        <w:t>B. Internal Runbook</w:t>
+      </w:r>
+      <w:bookmarkEnd w:id="1"/>
+    </w:p>
+    <w:p>
+      <w:pPr>
+        <w:spacing w:after="120" w:line="276" w:lineRule="auto"/>
+      </w:pPr>
+      <w:r>
+        <w:t>Audience: the next analyst who picks up this client next quarter. If a colleague had only your runbook, could they reproduce what you did? Document environment setup, tools and versions, the exact commands you ran, expected output, and where you got stuck and how you got unstuck.</w:t>
       </w:r>
     </w:p>
     <w:tbl>
       <w:tblPr>
-        <w:tblW w:type="pct" w:w="100%"/>
+        <w:tblW w:w="5000" w:type="pct"/>
         <w:tblBorders>
-          <w:top w:val="none" w:color="FFFFFF" w:sz="0"/>
-          <w:left w:val="none" w:color="FFFFFF" w:sz="0"/>
-          <w:bottom w:val="none" w:color="FFFFFF" w:sz="0"/>
-          <w:right w:val="none" w:color="FFFFFF" w:sz="0"/>
-          <w:insideH w:val="none" w:color="FFFFFF" w:sz="0"/>
-          <w:insideV w:val="none" w:color="FFFFFF" w:sz="0"/>
+          <w:top w:val="none" w:sz="0" w:space="0" w:color="FFFFFF"/>
+          <w:left w:val="none" w:sz="0" w:space="0" w:color="FFFFFF"/>
+          <w:bottom w:val="none" w:sz="0" w:space="0" w:color="FFFFFF"/>
+          <w:right w:val="none" w:sz="0" w:space="0" w:color="FFFFFF"/>
+          <w:insideH w:val="none" w:sz="0" w:space="0" w:color="FFFFFF"/>
+          <w:insideV w:val="none" w:sz="0" w:space="0" w:color="FFFFFF"/>
         </w:tblBorders>
+        <w:tblCellMar>
+          <w:left w:w="10" w:type="dxa"/>
+          <w:right w:w="10" w:type="dxa"/>
+        </w:tblCellMar>
+        <w:tblLook w:val="0000" w:firstRow="0" w:lastRow="0" w:firstColumn="0" w:lastColumn="0" w:noHBand="0" w:noVBand="0"/>
       </w:tblPr>
       <w:tblGrid>
-        <w:gridCol w:w="100"/>
+        <w:gridCol w:w="9330"/>
       </w:tblGrid>
       <w:tr>
+        <w:tblPrEx>
+          <w:tblCellMar>
+            <w:top w:w="0" w:type="dxa"/>
+            <w:bottom w:w="0" w:type="dxa"/>
+          </w:tblCellMar>
+        </w:tblPrEx>
         <w:tc>
           <w:tcPr>
+            <w:tcW w:w="0" w:type="auto"/>
             <w:tcBorders>
-              <w:top w:val="none" w:color="FFFFFF" w:sz="0"/>
-              <w:left w:val="single" w:color="1E8449" w:sz="24"/>
-              <w:bottom w:val="none" w:color="FFFFFF" w:sz="0"/>
-              <w:right w:val="none" w:color="FFFFFF" w:sz="0"/>
+              <w:top w:val="none" w:sz="0" w:space="0" w:color="FFFFFF"/>
+              <w:left w:val="single" w:sz="24" w:space="0" w:color="1E8449"/>
+              <w:bottom w:val="none" w:sz="0" w:space="0" w:color="FFFFFF"/>
+              <w:right w:val="none" w:sz="0" w:space="0" w:color="FFFFFF"/>
             </w:tcBorders>
-            <w:shd w:fill="F5F7FA" w:val="clear"/>
+            <w:shd w:val="clear" w:color="auto" w:fill="F5F7FA"/>
             <w:tcMar>
-              <w:top w:type="dxa" w:w="120"/>
-              <w:left w:type="dxa" w:w="200"/>
-              <w:bottom w:type="dxa" w:w="120"/>
-              <w:right w:type="dxa" w:w="200"/>
+              <w:top w:w="120" w:type="dxa"/>
+              <w:left w:w="200" w:type="dxa"/>
+              <w:bottom w:w="120" w:type="dxa"/>
+              <w:right w:w="200" w:type="dxa"/>
             </w:tcMar>
           </w:tcPr>
           <w:p>
@@ -1390,25 +2558,22 @@
             </w:pPr>
             <w:r>
               <w:rPr>
-                <w:rFonts w:ascii="Roboto" w:cs="Roboto" w:eastAsia="Roboto" w:hAnsi="Roboto"/>
                 <w:b/>
                 <w:bCs/>
                 <w:color w:val="1E8449"/>
                 <w:sz w:val="20"/>
                 <w:szCs w:val="20"/>
               </w:rPr>
-              <w:t xml:space="preserve">Good runbook test</w:t>
-            </w:r>
-          </w:p>
-          <w:p>
-            <w:r>
-              <w:rPr>
-                <w:rFonts w:ascii="Roboto" w:cs="Roboto" w:eastAsia="Roboto" w:hAnsi="Roboto"/>
-                <w:color w:val="1A1A1A"/>
+              <w:t>Good runbook test</w:t>
+            </w:r>
+          </w:p>
+          <w:p>
+            <w:r>
+              <w:rPr>
                 <w:sz w:val="21"/>
                 <w:szCs w:val="21"/>
               </w:rPr>
-              <w:t xml:space="preserve">Screenshots are paired with the command that produced them. Commands live in code blocks, not prose. A reader who wasn’t there can tell what was working and what wasn’t.</w:t>
+              <w:t>Screenshots are paired with the command that produced them. Commands live in code blocks, not prose. A reader who wasn’t there can tell what was working and what wasn’t.</w:t>
             </w:r>
           </w:p>
         </w:tc>
@@ -1418,235 +2583,227 @@
       <w:pPr>
         <w:spacing w:after="80"/>
       </w:pPr>
-      <w:r>
-        <w:t xml:space="preserve"/>
-      </w:r>
     </w:p>
     <w:p>
       <w:pPr>
         <w:pStyle w:val="Heading2"/>
-        <w:spacing w:after="120" w:before="240"/>
+      </w:pPr>
+      <w:bookmarkStart w:id="2" w:name="_Toc234840873"/>
+      <w:r>
+        <w:lastRenderedPageBreak/>
+        <w:t>Runbook entry — structure to follow</w:t>
+      </w:r>
+      <w:bookmarkEnd w:id="2"/>
+    </w:p>
+    <w:p>
+      <w:pPr>
+        <w:pBdr>
+          <w:left w:val="single" w:sz="18" w:space="0" w:color="2E75B6"/>
+        </w:pBdr>
+        <w:shd w:val="clear" w:color="auto" w:fill="F5F7FA"/>
+        <w:spacing w:after="120" w:line="276" w:lineRule="auto"/>
+        <w:ind w:left="180"/>
       </w:pPr>
       <w:r>
         <w:rPr>
-          <w:rFonts w:ascii="Roboto Slab" w:cs="Roboto Slab" w:eastAsia="Roboto Slab" w:hAnsi="Roboto Slab"/>
-          <w:b/>
-          <w:bCs/>
-          <w:color w:val="2E75B6"/>
-          <w:sz w:val="24"/>
-          <w:szCs w:val="24"/>
-        </w:rPr>
-        <w:t xml:space="preserve">Runbook entry — structure to follow</w:t>
-      </w:r>
-    </w:p>
-    <w:p>
-      <w:pPr>
-        <w:pBdr>
-          <w:left w:val="single" w:color="2E75B6" w:sz="18"/>
-        </w:pBdr>
-        <w:shd w:fill="F5F7FA" w:val="clear"/>
-        <w:spacing w:after="120" w:line="276"/>
-        <w:ind w:left="180"/>
-      </w:pPr>
-      <w:r>
-        <w:rPr>
-          <w:rFonts w:ascii="Roboto" w:cs="Roboto" w:eastAsia="Roboto" w:hAnsi="Roboto"/>
           <w:i/>
           <w:iCs/>
           <w:color w:val="595959"/>
           <w:sz w:val="20"/>
           <w:szCs w:val="20"/>
         </w:rPr>
-        <w:t xml:space="preserve">Write one entry per tool or step in your engagement. Keep this structure. The Module 1 template (EP_M1_Brazos.docx) contains a fully worked example entry you can model.</w:t>
+        <w:t>Write one entry per tool or step in your engagement. Keep this structure. The Module 1 template (EP_M1_Brazos.docx) contains a fully worked example entry you can model.</w:t>
       </w:r>
     </w:p>
     <w:tbl>
       <w:tblPr>
-        <w:tblW w:type="pct" w:w="100%"/>
+        <w:tblW w:w="5000" w:type="pct"/>
         <w:tblBorders>
-          <w:top w:val="single" w:color="D9D9D9" w:sz="4"/>
-          <w:left w:val="single" w:color="D9D9D9" w:sz="4"/>
-          <w:bottom w:val="single" w:color="D9D9D9" w:sz="4"/>
-          <w:right w:val="single" w:color="D9D9D9" w:sz="4"/>
-          <w:insideH w:val="single" w:color="D9D9D9" w:sz="4"/>
-          <w:insideV w:val="single" w:color="D9D9D9" w:sz="4"/>
+          <w:top w:val="single" w:sz="4" w:space="0" w:color="D9D9D9"/>
+          <w:left w:val="single" w:sz="4" w:space="0" w:color="D9D9D9"/>
+          <w:bottom w:val="single" w:sz="4" w:space="0" w:color="D9D9D9"/>
+          <w:right w:val="single" w:sz="4" w:space="0" w:color="D9D9D9"/>
+          <w:insideH w:val="single" w:sz="4" w:space="0" w:color="D9D9D9"/>
+          <w:insideV w:val="single" w:sz="4" w:space="0" w:color="D9D9D9"/>
         </w:tblBorders>
+        <w:tblCellMar>
+          <w:left w:w="10" w:type="dxa"/>
+          <w:right w:w="10" w:type="dxa"/>
+        </w:tblCellMar>
+        <w:tblLook w:val="0000" w:firstRow="0" w:lastRow="0" w:firstColumn="0" w:lastColumn="0" w:noHBand="0" w:noVBand="0"/>
       </w:tblPr>
       <w:tblGrid>
-        <w:gridCol w:w="100"/>
+        <w:gridCol w:w="9350"/>
       </w:tblGrid>
       <w:tr>
+        <w:tblPrEx>
+          <w:tblCellMar>
+            <w:top w:w="0" w:type="dxa"/>
+            <w:bottom w:w="0" w:type="dxa"/>
+          </w:tblCellMar>
+        </w:tblPrEx>
         <w:tc>
           <w:tcPr>
-            <w:shd w:fill="F5F7FA" w:val="clear"/>
+            <w:tcW w:w="0" w:type="auto"/>
+            <w:shd w:val="clear" w:color="auto" w:fill="F5F7FA"/>
             <w:tcMar>
-              <w:top w:type="dxa" w:w="100"/>
-              <w:left w:type="dxa" w:w="160"/>
-              <w:bottom w:type="dxa" w:w="100"/>
-              <w:right w:type="dxa" w:w="160"/>
+              <w:top w:w="100" w:type="dxa"/>
+              <w:left w:w="160" w:type="dxa"/>
+              <w:bottom w:w="100" w:type="dxa"/>
+              <w:right w:w="160" w:type="dxa"/>
             </w:tcMar>
           </w:tcPr>
           <w:p>
             <w:r>
               <w:rPr>
-                <w:rFonts w:ascii="Roboto Mono" w:cs="Roboto Mono" w:eastAsia="Roboto Mono" w:hAnsi="Roboto Mono"/>
-                <w:color w:val="1A1A1A"/>
+                <w:rFonts w:ascii="Roboto Mono" w:eastAsia="Roboto Mono" w:hAnsi="Roboto Mono" w:cs="Roboto Mono"/>
                 <w:sz w:val="17"/>
                 <w:szCs w:val="17"/>
               </w:rPr>
-              <w:t xml:space="preserve">[TOOL OR STEP NAME]</w:t>
+              <w:t>[TOOL OR STEP NAME]</w:t>
             </w:r>
             <w:r>
               <w:br/>
             </w:r>
             <w:r>
               <w:rPr>
-                <w:rFonts w:ascii="Roboto Mono" w:cs="Roboto Mono" w:eastAsia="Roboto Mono" w:hAnsi="Roboto Mono"/>
-                <w:color w:val="1A1A1A"/>
+                <w:rFonts w:ascii="Roboto Mono" w:eastAsia="Roboto Mono" w:hAnsi="Roboto Mono" w:cs="Roboto Mono"/>
                 <w:sz w:val="17"/>
                 <w:szCs w:val="17"/>
               </w:rPr>
-              <w:t xml:space="preserve">------------------------------------------------------------</w:t>
+              <w:t>------------------------------------------------------------</w:t>
             </w:r>
             <w:r>
               <w:br/>
             </w:r>
             <w:r>
-              <w:rPr>
-                <w:rFonts w:ascii="Roboto Mono" w:cs="Roboto Mono" w:eastAsia="Roboto Mono" w:hAnsi="Roboto Mono"/>
-                <w:color w:val="1A1A1A"/>
+              <w:br/>
+            </w:r>
+            <w:r>
+              <w:rPr>
+                <w:rFonts w:ascii="Roboto Mono" w:eastAsia="Roboto Mono" w:hAnsi="Roboto Mono" w:cs="Roboto Mono"/>
                 <w:sz w:val="17"/>
                 <w:szCs w:val="17"/>
               </w:rPr>
-              <w:t xml:space="preserve"/>
+              <w:t>Purpose: [what this tool/step accomplishes and why]</w:t>
             </w:r>
             <w:r>
               <w:br/>
             </w:r>
             <w:r>
-              <w:rPr>
-                <w:rFonts w:ascii="Roboto Mono" w:cs="Roboto Mono" w:eastAsia="Roboto Mono" w:hAnsi="Roboto Mono"/>
-                <w:color w:val="1A1A1A"/>
+              <w:br/>
+            </w:r>
+            <w:r>
+              <w:rPr>
+                <w:rFonts w:ascii="Roboto Mono" w:eastAsia="Roboto Mono" w:hAnsi="Roboto Mono" w:cs="Roboto Mono"/>
                 <w:sz w:val="17"/>
                 <w:szCs w:val="17"/>
               </w:rPr>
-              <w:t xml:space="preserve">Purpose: [what this tool/step accomplishes and why]</w:t>
+              <w:t>Options / flags used:</w:t>
             </w:r>
             <w:r>
               <w:br/>
             </w:r>
             <w:r>
               <w:rPr>
-                <w:rFonts w:ascii="Roboto Mono" w:cs="Roboto Mono" w:eastAsia="Roboto Mono" w:hAnsi="Roboto Mono"/>
-                <w:color w:val="1A1A1A"/>
+                <w:rFonts w:ascii="Roboto Mono" w:eastAsia="Roboto Mono" w:hAnsi="Roboto Mono" w:cs="Roboto Mono"/>
                 <w:sz w:val="17"/>
                 <w:szCs w:val="17"/>
               </w:rPr>
-              <w:t xml:space="preserve"/>
-            </w:r>
-            <w:r>
-              <w:br/>
-            </w:r>
-            <w:r>
-              <w:rPr>
-                <w:rFonts w:ascii="Roboto Mono" w:cs="Roboto Mono" w:eastAsia="Roboto Mono" w:hAnsi="Roboto Mono"/>
-                <w:color w:val="1A1A1A"/>
+              <w:t xml:space="preserve">  [</w:t>
+            </w:r>
+            <w:proofErr w:type="gramStart"/>
+            <w:r>
+              <w:rPr>
+                <w:rFonts w:ascii="Roboto Mono" w:eastAsia="Roboto Mono" w:hAnsi="Roboto Mono" w:cs="Roboto Mono"/>
                 <w:sz w:val="17"/>
                 <w:szCs w:val="17"/>
               </w:rPr>
-              <w:t xml:space="preserve">Options / flags used:</w:t>
-            </w:r>
-            <w:r>
-              <w:br/>
-            </w:r>
-            <w:r>
-              <w:rPr>
-                <w:rFonts w:ascii="Roboto Mono" w:cs="Roboto Mono" w:eastAsia="Roboto Mono" w:hAnsi="Roboto Mono"/>
-                <w:color w:val="1A1A1A"/>
+              <w:t xml:space="preserve">flag]   </w:t>
+            </w:r>
+            <w:proofErr w:type="gramEnd"/>
+            <w:r>
+              <w:rPr>
+                <w:rFonts w:ascii="Roboto Mono" w:eastAsia="Roboto Mono" w:hAnsi="Roboto Mono" w:cs="Roboto Mono"/>
                 <w:sz w:val="17"/>
                 <w:szCs w:val="17"/>
               </w:rPr>
-              <w:t xml:space="preserve">  [flag]   [what it does]</w:t>
+              <w:t>[what it does]</w:t>
             </w:r>
             <w:r>
               <w:br/>
             </w:r>
             <w:r>
               <w:rPr>
-                <w:rFonts w:ascii="Roboto Mono" w:cs="Roboto Mono" w:eastAsia="Roboto Mono" w:hAnsi="Roboto Mono"/>
-                <w:color w:val="1A1A1A"/>
+                <w:rFonts w:ascii="Roboto Mono" w:eastAsia="Roboto Mono" w:hAnsi="Roboto Mono" w:cs="Roboto Mono"/>
                 <w:sz w:val="17"/>
                 <w:szCs w:val="17"/>
               </w:rPr>
-              <w:t xml:space="preserve">  [flag]   [what it does]</w:t>
-            </w:r>
-            <w:r>
-              <w:br/>
-            </w:r>
-            <w:r>
-              <w:rPr>
-                <w:rFonts w:ascii="Roboto Mono" w:cs="Roboto Mono" w:eastAsia="Roboto Mono" w:hAnsi="Roboto Mono"/>
-                <w:color w:val="1A1A1A"/>
+              <w:t xml:space="preserve">  [</w:t>
+            </w:r>
+            <w:proofErr w:type="gramStart"/>
+            <w:r>
+              <w:rPr>
+                <w:rFonts w:ascii="Roboto Mono" w:eastAsia="Roboto Mono" w:hAnsi="Roboto Mono" w:cs="Roboto Mono"/>
                 <w:sz w:val="17"/>
                 <w:szCs w:val="17"/>
               </w:rPr>
-              <w:t xml:space="preserve"/>
-            </w:r>
-            <w:r>
-              <w:br/>
-            </w:r>
-            <w:r>
-              <w:rPr>
-                <w:rFonts w:ascii="Roboto Mono" w:cs="Roboto Mono" w:eastAsia="Roboto Mono" w:hAnsi="Roboto Mono"/>
-                <w:color w:val="1A1A1A"/>
+              <w:t xml:space="preserve">flag]   </w:t>
+            </w:r>
+            <w:proofErr w:type="gramEnd"/>
+            <w:r>
+              <w:rPr>
+                <w:rFonts w:ascii="Roboto Mono" w:eastAsia="Roboto Mono" w:hAnsi="Roboto Mono" w:cs="Roboto Mono"/>
                 <w:sz w:val="17"/>
                 <w:szCs w:val="17"/>
               </w:rPr>
-              <w:t xml:space="preserve">Exact command as run:</w:t>
+              <w:t>[what it does]</w:t>
             </w:r>
             <w:r>
               <w:br/>
             </w:r>
             <w:r>
-              <w:rPr>
-                <w:rFonts w:ascii="Roboto Mono" w:cs="Roboto Mono" w:eastAsia="Roboto Mono" w:hAnsi="Roboto Mono"/>
-                <w:color w:val="1A1A1A"/>
+              <w:br/>
+            </w:r>
+            <w:r>
+              <w:rPr>
+                <w:rFonts w:ascii="Roboto Mono" w:eastAsia="Roboto Mono" w:hAnsi="Roboto Mono" w:cs="Roboto Mono"/>
                 <w:sz w:val="17"/>
                 <w:szCs w:val="17"/>
               </w:rPr>
-              <w:t xml:space="preserve">  [the full command, copy-pasted from your terminal]</w:t>
+              <w:t>Exact command as run:</w:t>
             </w:r>
             <w:r>
               <w:br/>
             </w:r>
             <w:r>
               <w:rPr>
-                <w:rFonts w:ascii="Roboto Mono" w:cs="Roboto Mono" w:eastAsia="Roboto Mono" w:hAnsi="Roboto Mono"/>
-                <w:color w:val="1A1A1A"/>
+                <w:rFonts w:ascii="Roboto Mono" w:eastAsia="Roboto Mono" w:hAnsi="Roboto Mono" w:cs="Roboto Mono"/>
                 <w:sz w:val="17"/>
                 <w:szCs w:val="17"/>
               </w:rPr>
-              <w:t xml:space="preserve"/>
+              <w:t xml:space="preserve">  [the full command, copy-pasted from your terminal]</w:t>
             </w:r>
             <w:r>
               <w:br/>
             </w:r>
             <w:r>
-              <w:rPr>
-                <w:rFonts w:ascii="Roboto Mono" w:cs="Roboto Mono" w:eastAsia="Roboto Mono" w:hAnsi="Roboto Mono"/>
-                <w:color w:val="1A1A1A"/>
+              <w:br/>
+            </w:r>
+            <w:r>
+              <w:rPr>
+                <w:rFonts w:ascii="Roboto Mono" w:eastAsia="Roboto Mono" w:hAnsi="Roboto Mono" w:cs="Roboto Mono"/>
                 <w:sz w:val="17"/>
                 <w:szCs w:val="17"/>
               </w:rPr>
-              <w:t xml:space="preserve">Sample output excerpt:</w:t>
+              <w:t>Sample output excerpt:</w:t>
             </w:r>
             <w:r>
               <w:br/>
             </w:r>
             <w:r>
               <w:rPr>
-                <w:rFonts w:ascii="Roboto Mono" w:cs="Roboto Mono" w:eastAsia="Roboto Mono" w:hAnsi="Roboto Mono"/>
-                <w:color w:val="1A1A1A"/>
+                <w:rFonts w:ascii="Roboto Mono" w:eastAsia="Roboto Mono" w:hAnsi="Roboto Mono" w:cs="Roboto Mono"/>
                 <w:sz w:val="17"/>
                 <w:szCs w:val="17"/>
               </w:rPr>
@@ -1656,73 +2813,51 @@
               <w:br/>
             </w:r>
             <w:r>
-              <w:rPr>
-                <w:rFonts w:ascii="Roboto Mono" w:cs="Roboto Mono" w:eastAsia="Roboto Mono" w:hAnsi="Roboto Mono"/>
-                <w:color w:val="1A1A1A"/>
+              <w:br/>
+            </w:r>
+            <w:r>
+              <w:rPr>
+                <w:rFonts w:ascii="Roboto Mono" w:eastAsia="Roboto Mono" w:hAnsi="Roboto Mono" w:cs="Roboto Mono"/>
                 <w:sz w:val="17"/>
                 <w:szCs w:val="17"/>
               </w:rPr>
-              <w:t xml:space="preserve"/>
+              <w:t>Next steps / interpretation:</w:t>
             </w:r>
             <w:r>
               <w:br/>
             </w:r>
             <w:r>
               <w:rPr>
-                <w:rFonts w:ascii="Roboto Mono" w:cs="Roboto Mono" w:eastAsia="Roboto Mono" w:hAnsi="Roboto Mono"/>
-                <w:color w:val="1A1A1A"/>
+                <w:rFonts w:ascii="Roboto Mono" w:eastAsia="Roboto Mono" w:hAnsi="Roboto Mono" w:cs="Roboto Mono"/>
                 <w:sz w:val="17"/>
                 <w:szCs w:val="17"/>
               </w:rPr>
-              <w:t xml:space="preserve">Next steps / interpretation:</w:t>
+              <w:t xml:space="preserve">  [what you did with this result]</w:t>
             </w:r>
             <w:r>
               <w:br/>
             </w:r>
             <w:r>
-              <w:rPr>
-                <w:rFonts w:ascii="Roboto Mono" w:cs="Roboto Mono" w:eastAsia="Roboto Mono" w:hAnsi="Roboto Mono"/>
-                <w:color w:val="1A1A1A"/>
+              <w:br/>
+            </w:r>
+            <w:r>
+              <w:rPr>
+                <w:rFonts w:ascii="Roboto Mono" w:eastAsia="Roboto Mono" w:hAnsi="Roboto Mono" w:cs="Roboto Mono"/>
                 <w:sz w:val="17"/>
                 <w:szCs w:val="17"/>
               </w:rPr>
-              <w:t xml:space="preserve">  [what you did with this result]</w:t>
+              <w:t>Pitfalls observed: [anything that tripped you up and how you</w:t>
             </w:r>
             <w:r>
               <w:br/>
             </w:r>
             <w:r>
               <w:rPr>
-                <w:rFonts w:ascii="Roboto Mono" w:cs="Roboto Mono" w:eastAsia="Roboto Mono" w:hAnsi="Roboto Mono"/>
-                <w:color w:val="1A1A1A"/>
+                <w:rFonts w:ascii="Roboto Mono" w:eastAsia="Roboto Mono" w:hAnsi="Roboto Mono" w:cs="Roboto Mono"/>
                 <w:sz w:val="17"/>
                 <w:szCs w:val="17"/>
               </w:rPr>
-              <w:t xml:space="preserve"/>
-            </w:r>
-            <w:r>
-              <w:br/>
-            </w:r>
-            <w:r>
-              <w:rPr>
-                <w:rFonts w:ascii="Roboto Mono" w:cs="Roboto Mono" w:eastAsia="Roboto Mono" w:hAnsi="Roboto Mono"/>
-                <w:color w:val="1A1A1A"/>
-                <w:sz w:val="17"/>
-                <w:szCs w:val="17"/>
-              </w:rPr>
-              <w:t xml:space="preserve">Pitfalls observed: [anything that tripped you up and how you</w:t>
-            </w:r>
-            <w:r>
-              <w:br/>
-            </w:r>
-            <w:r>
-              <w:rPr>
-                <w:rFonts w:ascii="Roboto Mono" w:cs="Roboto Mono" w:eastAsia="Roboto Mono" w:hAnsi="Roboto Mono"/>
-                <w:color w:val="1A1A1A"/>
-                <w:sz w:val="17"/>
-                <w:szCs w:val="17"/>
-              </w:rPr>
-              <w:t xml:space="preserve">got past it]</w:t>
+              <w:t>got past it]</w:t>
             </w:r>
           </w:p>
         </w:tc>
@@ -1730,98 +2865,71 @@
     </w:tbl>
     <w:p>
       <w:pPr>
-        <w:spacing w:after="120" w:line="276"/>
+        <w:spacing w:after="120" w:line="276" w:lineRule="auto"/>
       </w:pPr>
       <w:r>
         <w:rPr>
-          <w:rFonts w:ascii="Roboto" w:cs="Roboto" w:eastAsia="Roboto" w:hAnsi="Roboto"/>
           <w:i/>
           <w:iCs/>
           <w:color w:val="595959"/>
-          <w:sz w:val="22"/>
-          <w:szCs w:val="22"/>
         </w:rPr>
-        <w:t xml:space="preserve">[Screenshot here — pair each runbook entry with the terminal output that produced it, kali-abc123 visible in the prompt.]</w:t>
+        <w:t>[Screenshot here — pair each runbook entry with the terminal output that produced it, kali-abc123 visible in the prompt.]</w:t>
       </w:r>
     </w:p>
     <w:p>
       <w:pPr>
         <w:spacing w:after="120"/>
       </w:pPr>
-      <w:r>
-        <w:t xml:space="preserve"/>
-      </w:r>
     </w:p>
     <w:p>
       <w:pPr>
         <w:pStyle w:val="Heading1"/>
         <w:pBdr>
-          <w:bottom w:val="single" w:color="1F4E79" w:sz="8"/>
+          <w:bottom w:val="single" w:sz="8" w:space="0" w:color="1F4E79"/>
         </w:pBdr>
-        <w:spacing w:after="160" w:before="320"/>
+      </w:pPr>
+      <w:bookmarkStart w:id="3" w:name="_Toc234840874"/>
+      <w:r>
+        <w:t>C. Analyst Reflection</w:t>
+      </w:r>
+      <w:bookmarkEnd w:id="3"/>
+    </w:p>
+    <w:p>
+      <w:pPr>
+        <w:spacing w:after="120" w:line="276" w:lineRule="auto"/>
+      </w:pPr>
+      <w:r>
+        <w:t>Audience: you and your instructor. This is where the learning lives. Three prompts — answer all three honestly.</w:t>
+      </w:r>
+    </w:p>
+    <w:p>
+      <w:pPr>
+        <w:pStyle w:val="Heading2"/>
+      </w:pPr>
+      <w:bookmarkStart w:id="4" w:name="_Toc234840875"/>
+      <w:r>
+        <w:t>1. Timesheet Self-Audit</w:t>
+      </w:r>
+      <w:bookmarkEnd w:id="4"/>
+    </w:p>
+    <w:p>
+      <w:pPr>
+        <w:pBdr>
+          <w:left w:val="single" w:sz="18" w:space="0" w:color="2E75B6"/>
+        </w:pBdr>
+        <w:shd w:val="clear" w:color="auto" w:fill="F5F7FA"/>
+        <w:spacing w:after="120" w:line="276" w:lineRule="auto"/>
+        <w:ind w:left="180"/>
       </w:pPr>
       <w:r>
         <w:rPr>
-          <w:rFonts w:ascii="Roboto Slab" w:cs="Roboto Slab" w:eastAsia="Roboto Slab" w:hAnsi="Roboto Slab"/>
-          <w:b/>
-          <w:bCs/>
-          <w:color w:val="1F4E79"/>
-          <w:sz w:val="30"/>
-          <w:szCs w:val="30"/>
-        </w:rPr>
-        <w:t xml:space="preserve">C. Analyst Reflection</w:t>
-      </w:r>
-    </w:p>
-    <w:p>
-      <w:pPr>
-        <w:spacing w:after="120" w:line="276"/>
-      </w:pPr>
-      <w:r>
-        <w:rPr>
-          <w:rFonts w:ascii="Roboto" w:cs="Roboto" w:eastAsia="Roboto" w:hAnsi="Roboto"/>
-          <w:color w:val="1A1A1A"/>
-          <w:sz w:val="22"/>
-          <w:szCs w:val="22"/>
-        </w:rPr>
-        <w:t xml:space="preserve">Audience: you and your instructor. This is where the learning lives. Three prompts — answer all three honestly.</w:t>
-      </w:r>
-    </w:p>
-    <w:p>
-      <w:pPr>
-        <w:pStyle w:val="Heading2"/>
-        <w:spacing w:after="120" w:before="240"/>
-      </w:pPr>
-      <w:r>
-        <w:rPr>
-          <w:rFonts w:ascii="Roboto Slab" w:cs="Roboto Slab" w:eastAsia="Roboto Slab" w:hAnsi="Roboto Slab"/>
-          <w:b/>
-          <w:bCs/>
-          <w:color w:val="2E75B6"/>
-          <w:sz w:val="24"/>
-          <w:szCs w:val="24"/>
-        </w:rPr>
-        <w:t xml:space="preserve">1. Timesheet Self-Audit</w:t>
-      </w:r>
-    </w:p>
-    <w:p>
-      <w:pPr>
-        <w:pBdr>
-          <w:left w:val="single" w:color="2E75B6" w:sz="18"/>
-        </w:pBdr>
-        <w:shd w:fill="F5F7FA" w:val="clear"/>
-        <w:spacing w:after="120" w:line="276"/>
-        <w:ind w:left="180"/>
-      </w:pPr>
-      <w:r>
-        <w:rPr>
-          <w:rFonts w:ascii="Roboto" w:cs="Roboto" w:eastAsia="Roboto" w:hAnsi="Roboto"/>
           <w:i/>
           <w:iCs/>
           <w:color w:val="595959"/>
           <w:sz w:val="20"/>
           <w:szCs w:val="20"/>
         </w:rPr>
-        <w:t xml:space="preserve">Looking at your timesheet: was there a task that took disproportionately long? Describe what made it slow and what you’d do differently. Then total your hours — if Maya Rodriguez reviewed this timesheet alongside your deliverable, what would she conclude about your efficiency? Be candid; this is a professional self-audit, not a grade defense.</w:t>
+        <w:t>Looking at your timesheet: was there a task that took disproportionately long? Describe what made it slow and what you’d do differently. Then total your hours — if Maya Rodriguez reviewed this timesheet alongside your deliverable, what would she conclude about your efficiency? Be candid; this is a professional self-audit, not a grade defense.</w:t>
       </w:r>
     </w:p>
     <w:p>
@@ -1830,52 +2938,41 @@
       </w:pPr>
       <w:r>
         <w:rPr>
-          <w:rFonts w:ascii="Roboto" w:cs="Roboto" w:eastAsia="Roboto" w:hAnsi="Roboto"/>
           <w:i/>
           <w:iCs/>
           <w:color w:val="595959"/>
-          <w:sz w:val="22"/>
-          <w:szCs w:val="22"/>
         </w:rPr>
-        <w:t xml:space="preserve">[Your timesheet self-audit here.]</w:t>
+        <w:t>[Your timesheet self-audit here.]</w:t>
       </w:r>
     </w:p>
     <w:p>
       <w:pPr>
         <w:pStyle w:val="Heading2"/>
-        <w:spacing w:after="120" w:before="240"/>
+      </w:pPr>
+      <w:bookmarkStart w:id="5" w:name="_Toc234840876"/>
+      <w:r>
+        <w:t>2. Professional Reflection</w:t>
+      </w:r>
+      <w:bookmarkEnd w:id="5"/>
+    </w:p>
+    <w:p>
+      <w:pPr>
+        <w:pBdr>
+          <w:left w:val="single" w:sz="18" w:space="0" w:color="2E75B6"/>
+        </w:pBdr>
+        <w:shd w:val="clear" w:color="auto" w:fill="F5F7FA"/>
+        <w:spacing w:after="120" w:line="276" w:lineRule="auto"/>
+        <w:ind w:left="180"/>
       </w:pPr>
       <w:r>
         <w:rPr>
-          <w:rFonts w:ascii="Roboto Slab" w:cs="Roboto Slab" w:eastAsia="Roboto Slab" w:hAnsi="Roboto Slab"/>
-          <w:b/>
-          <w:bCs/>
-          <w:color w:val="2E75B6"/>
-          <w:sz w:val="24"/>
-          <w:szCs w:val="24"/>
-        </w:rPr>
-        <w:t xml:space="preserve">2. Professional Reflection</w:t>
-      </w:r>
-    </w:p>
-    <w:p>
-      <w:pPr>
-        <w:pBdr>
-          <w:left w:val="single" w:color="2E75B6" w:sz="18"/>
-        </w:pBdr>
-        <w:shd w:fill="F5F7FA" w:val="clear"/>
-        <w:spacing w:after="120" w:line="276"/>
-        <w:ind w:left="180"/>
-      </w:pPr>
-      <w:r>
-        <w:rPr>
-          <w:rFonts w:ascii="Roboto" w:cs="Roboto" w:eastAsia="Roboto" w:hAnsi="Roboto"/>
           <w:i/>
           <w:iCs/>
           <w:color w:val="595959"/>
           <w:sz w:val="20"/>
           <w:szCs w:val="20"/>
         </w:rPr>
-        <w:t xml:space="preserve">What worked? What didn’t? If you ran this engagement again with what you know now, what would you do differently? Be specific — “I’d communicate findings to the client earlier” beats “I’d be more organized.”</w:t>
+        <w:t>What worked? What didn’t? If you ran this engagement again with what you know now, what would you do differently? Be specific — “I’d communicate findings to the client earlier” beats “I’d be more organized.”</w:t>
       </w:r>
     </w:p>
     <w:p>
@@ -1884,100 +2981,98 @@
       </w:pPr>
       <w:r>
         <w:rPr>
-          <w:rFonts w:ascii="Roboto" w:cs="Roboto" w:eastAsia="Roboto" w:hAnsi="Roboto"/>
           <w:i/>
           <w:iCs/>
           <w:color w:val="595959"/>
-          <w:sz w:val="22"/>
-          <w:szCs w:val="22"/>
         </w:rPr>
-        <w:t xml:space="preserve">[Your professional reflection here.]</w:t>
+        <w:t>[Your professional reflection here.]</w:t>
       </w:r>
     </w:p>
     <w:p>
       <w:pPr>
         <w:pStyle w:val="Heading2"/>
-        <w:spacing w:after="120" w:before="240"/>
+      </w:pPr>
+      <w:bookmarkStart w:id="6" w:name="_Toc234840877"/>
+      <w:r>
+        <w:t>3. AI Methodology Reflection</w:t>
+      </w:r>
+      <w:bookmarkEnd w:id="6"/>
+    </w:p>
+    <w:p>
+      <w:pPr>
+        <w:spacing w:after="120" w:line="276" w:lineRule="auto"/>
       </w:pPr>
       <w:r>
         <w:rPr>
-          <w:rFonts w:ascii="Roboto Slab" w:cs="Roboto Slab" w:eastAsia="Roboto Slab" w:hAnsi="Roboto Slab"/>
-          <w:b/>
-          <w:bCs/>
-          <w:color w:val="2E75B6"/>
-          <w:sz w:val="24"/>
-          <w:szCs w:val="24"/>
-        </w:rPr>
-        <w:t xml:space="preserve">3. AI Methodology Reflection</w:t>
-      </w:r>
-    </w:p>
-    <w:p>
-      <w:pPr>
-        <w:spacing w:after="120" w:line="276"/>
-      </w:pPr>
-      <w:r>
-        <w:rPr>
-          <w:rFonts w:ascii="Roboto" w:cs="Roboto" w:eastAsia="Roboto" w:hAnsi="Roboto"/>
           <w:i/>
           <w:iCs/>
-          <w:color w:val="1A1A1A"/>
-          <w:sz w:val="22"/>
-          <w:szCs w:val="22"/>
         </w:rPr>
-        <w:t xml:space="preserve">Where did AI help you on this engagement, how did you verify what it told you, and did you really need it?</w:t>
+        <w:lastRenderedPageBreak/>
+        <w:t>Where did AI help you on this engagement, how did you verify what it told you, and did you really need it?</w:t>
       </w:r>
     </w:p>
     <w:p>
       <w:pPr>
         <w:pBdr>
-          <w:left w:val="single" w:color="2E75B6" w:sz="18"/>
+          <w:left w:val="single" w:sz="18" w:space="0" w:color="2E75B6"/>
         </w:pBdr>
-        <w:shd w:fill="F5F7FA" w:val="clear"/>
-        <w:spacing w:after="120" w:line="276"/>
+        <w:shd w:val="clear" w:color="auto" w:fill="F5F7FA"/>
+        <w:spacing w:after="120" w:line="276" w:lineRule="auto"/>
         <w:ind w:left="180"/>
       </w:pPr>
       <w:r>
         <w:rPr>
-          <w:rFonts w:ascii="Roboto" w:cs="Roboto" w:eastAsia="Roboto" w:hAnsi="Roboto"/>
           <w:i/>
           <w:iCs/>
           <w:color w:val="595959"/>
           <w:sz w:val="20"/>
           <w:szCs w:val="20"/>
         </w:rPr>
-        <w:t xml:space="preserve">There’s no minimum word count — answer honestly. “I didn’t use AI on this engagement (N/A)” is perfectly acceptable if it’s true. But it had better be true — don’t claim N/A if your runbook is full of AI-generated explanations.</w:t>
+        <w:t>There’s no minimum word count — answer honestly. “I didn’t use AI on this engagement (N/A)” is perfectly acceptable if it’s true. But it had better be true — don’t claim N/A if your runbook is full of AI-generated explanations.</w:t>
       </w:r>
     </w:p>
     <w:tbl>
       <w:tblPr>
-        <w:tblW w:type="pct" w:w="100%"/>
+        <w:tblW w:w="5000" w:type="pct"/>
         <w:tblBorders>
-          <w:top w:val="none" w:color="FFFFFF" w:sz="0"/>
-          <w:left w:val="none" w:color="FFFFFF" w:sz="0"/>
-          <w:bottom w:val="none" w:color="FFFFFF" w:sz="0"/>
-          <w:right w:val="none" w:color="FFFFFF" w:sz="0"/>
-          <w:insideH w:val="none" w:color="FFFFFF" w:sz="0"/>
-          <w:insideV w:val="none" w:color="FFFFFF" w:sz="0"/>
+          <w:top w:val="none" w:sz="0" w:space="0" w:color="FFFFFF"/>
+          <w:left w:val="none" w:sz="0" w:space="0" w:color="FFFFFF"/>
+          <w:bottom w:val="none" w:sz="0" w:space="0" w:color="FFFFFF"/>
+          <w:right w:val="none" w:sz="0" w:space="0" w:color="FFFFFF"/>
+          <w:insideH w:val="none" w:sz="0" w:space="0" w:color="FFFFFF"/>
+          <w:insideV w:val="none" w:sz="0" w:space="0" w:color="FFFFFF"/>
         </w:tblBorders>
+        <w:tblCellMar>
+          <w:left w:w="10" w:type="dxa"/>
+          <w:right w:w="10" w:type="dxa"/>
+        </w:tblCellMar>
+        <w:tblLook w:val="0000" w:firstRow="0" w:lastRow="0" w:firstColumn="0" w:lastColumn="0" w:noHBand="0" w:noVBand="0"/>
       </w:tblPr>
       <w:tblGrid>
-        <w:gridCol w:w="100"/>
+        <w:gridCol w:w="9330"/>
       </w:tblGrid>
       <w:tr>
+        <w:tblPrEx>
+          <w:tblCellMar>
+            <w:top w:w="0" w:type="dxa"/>
+            <w:bottom w:w="0" w:type="dxa"/>
+          </w:tblCellMar>
+        </w:tblPrEx>
         <w:tc>
           <w:tcPr>
+            <w:tcW w:w="0" w:type="auto"/>
             <w:tcBorders>
-              <w:top w:val="none" w:color="FFFFFF" w:sz="0"/>
-              <w:left w:val="single" w:color="1E8449" w:sz="24"/>
-              <w:bottom w:val="none" w:color="FFFFFF" w:sz="0"/>
-              <w:right w:val="none" w:color="FFFFFF" w:sz="0"/>
+              <w:top w:val="none" w:sz="0" w:space="0" w:color="FFFFFF"/>
+              <w:left w:val="single" w:sz="24" w:space="0" w:color="1E8449"/>
+              <w:bottom w:val="none" w:sz="0" w:space="0" w:color="FFFFFF"/>
+              <w:right w:val="none" w:sz="0" w:space="0" w:color="FFFFFF"/>
             </w:tcBorders>
-            <w:shd w:fill="F5F7FA" w:val="clear"/>
+            <w:shd w:val="clear" w:color="auto" w:fill="F5F7FA"/>
             <w:tcMar>
-              <w:top w:type="dxa" w:w="120"/>
-              <w:left w:type="dxa" w:w="200"/>
-              <w:bottom w:type="dxa" w:w="120"/>
-              <w:right w:type="dxa" w:w="200"/>
+              <w:top w:w="120" w:type="dxa"/>
+              <w:left w:w="200" w:type="dxa"/>
+              <w:bottom w:w="120" w:type="dxa"/>
+              <w:right w:w="200" w:type="dxa"/>
             </w:tcMar>
           </w:tcPr>
           <w:p>
@@ -1986,25 +3081,86 @@
             </w:pPr>
             <w:r>
               <w:rPr>
-                <w:rFonts w:ascii="Roboto" w:cs="Roboto" w:eastAsia="Roboto" w:hAnsi="Roboto"/>
                 <w:b/>
                 <w:bCs/>
                 <w:color w:val="1E8449"/>
                 <w:sz w:val="20"/>
                 <w:szCs w:val="20"/>
               </w:rPr>
-              <w:t xml:space="preserve">What a good reflection looks like</w:t>
-            </w:r>
-          </w:p>
-          <w:p>
-            <w:r>
-              <w:rPr>
-                <w:rFonts w:ascii="Roboto" w:cs="Roboto" w:eastAsia="Roboto" w:hAnsi="Roboto"/>
-                <w:color w:val="1A1A1A"/>
+              <w:t>What a good reflection looks like</w:t>
+            </w:r>
+          </w:p>
+          <w:p>
+            <w:r>
+              <w:rPr>
                 <w:sz w:val="21"/>
                 <w:szCs w:val="21"/>
               </w:rPr>
-              <w:t xml:space="preserve">“I asked Claude to explain what the -sS flag does in nmap. It said SYN-scan that doesn’t complete the TCP handshake. I verified against the nmap man page (man nmap, lines 124–138) and confirmed it. In hindsight reading the man page first would have been faster, since I had to read it anyway to verify. For Module 2 I’m going to try man page first, AI second.”</w:t>
+              <w:t>“I asked Claude to explain what the -</w:t>
+            </w:r>
+            <w:proofErr w:type="spellStart"/>
+            <w:r>
+              <w:rPr>
+                <w:sz w:val="21"/>
+                <w:szCs w:val="21"/>
+              </w:rPr>
+              <w:t>sS</w:t>
+            </w:r>
+            <w:proofErr w:type="spellEnd"/>
+            <w:r>
+              <w:rPr>
+                <w:sz w:val="21"/>
+                <w:szCs w:val="21"/>
+              </w:rPr>
+              <w:t xml:space="preserve"> flag does in </w:t>
+            </w:r>
+            <w:proofErr w:type="spellStart"/>
+            <w:r>
+              <w:rPr>
+                <w:sz w:val="21"/>
+                <w:szCs w:val="21"/>
+              </w:rPr>
+              <w:t>nmap</w:t>
+            </w:r>
+            <w:proofErr w:type="spellEnd"/>
+            <w:r>
+              <w:rPr>
+                <w:sz w:val="21"/>
+                <w:szCs w:val="21"/>
+              </w:rPr>
+              <w:t xml:space="preserve">. It said SYN-scan that doesn’t complete the TCP handshake. I verified against the </w:t>
+            </w:r>
+            <w:proofErr w:type="spellStart"/>
+            <w:r>
+              <w:rPr>
+                <w:sz w:val="21"/>
+                <w:szCs w:val="21"/>
+              </w:rPr>
+              <w:t>nmap</w:t>
+            </w:r>
+            <w:proofErr w:type="spellEnd"/>
+            <w:r>
+              <w:rPr>
+                <w:sz w:val="21"/>
+                <w:szCs w:val="21"/>
+              </w:rPr>
+              <w:t xml:space="preserve"> man page (man </w:t>
+            </w:r>
+            <w:proofErr w:type="spellStart"/>
+            <w:r>
+              <w:rPr>
+                <w:sz w:val="21"/>
+                <w:szCs w:val="21"/>
+              </w:rPr>
+              <w:t>nmap</w:t>
+            </w:r>
+            <w:proofErr w:type="spellEnd"/>
+            <w:r>
+              <w:rPr>
+                <w:sz w:val="21"/>
+                <w:szCs w:val="21"/>
+              </w:rPr>
+              <w:t>, lines 124–138) and confirmed it. In hindsight reading the man page first would have been faster, since I had to read it anyway to verify. For Module 2 I’m going to try man page first, AI second.”</w:t>
             </w:r>
           </w:p>
         </w:tc>
@@ -2014,40 +3170,49 @@
       <w:pPr>
         <w:spacing w:after="60"/>
       </w:pPr>
-      <w:r>
-        <w:t xml:space="preserve"/>
-      </w:r>
     </w:p>
     <w:tbl>
       <w:tblPr>
-        <w:tblW w:type="pct" w:w="100%"/>
+        <w:tblW w:w="5000" w:type="pct"/>
         <w:tblBorders>
-          <w:top w:val="none" w:color="FFFFFF" w:sz="0"/>
-          <w:left w:val="none" w:color="FFFFFF" w:sz="0"/>
-          <w:bottom w:val="none" w:color="FFFFFF" w:sz="0"/>
-          <w:right w:val="none" w:color="FFFFFF" w:sz="0"/>
-          <w:insideH w:val="none" w:color="FFFFFF" w:sz="0"/>
-          <w:insideV w:val="none" w:color="FFFFFF" w:sz="0"/>
+          <w:top w:val="none" w:sz="0" w:space="0" w:color="FFFFFF"/>
+          <w:left w:val="none" w:sz="0" w:space="0" w:color="FFFFFF"/>
+          <w:bottom w:val="none" w:sz="0" w:space="0" w:color="FFFFFF"/>
+          <w:right w:val="none" w:sz="0" w:space="0" w:color="FFFFFF"/>
+          <w:insideH w:val="none" w:sz="0" w:space="0" w:color="FFFFFF"/>
+          <w:insideV w:val="none" w:sz="0" w:space="0" w:color="FFFFFF"/>
         </w:tblBorders>
+        <w:tblCellMar>
+          <w:left w:w="10" w:type="dxa"/>
+          <w:right w:w="10" w:type="dxa"/>
+        </w:tblCellMar>
+        <w:tblLook w:val="0000" w:firstRow="0" w:lastRow="0" w:firstColumn="0" w:lastColumn="0" w:noHBand="0" w:noVBand="0"/>
       </w:tblPr>
       <w:tblGrid>
-        <w:gridCol w:w="100"/>
+        <w:gridCol w:w="9330"/>
       </w:tblGrid>
       <w:tr>
+        <w:tblPrEx>
+          <w:tblCellMar>
+            <w:top w:w="0" w:type="dxa"/>
+            <w:bottom w:w="0" w:type="dxa"/>
+          </w:tblCellMar>
+        </w:tblPrEx>
         <w:tc>
           <w:tcPr>
+            <w:tcW w:w="0" w:type="auto"/>
             <w:tcBorders>
-              <w:top w:val="none" w:color="FFFFFF" w:sz="0"/>
-              <w:left w:val="single" w:color="C0392B" w:sz="24"/>
-              <w:bottom w:val="none" w:color="FFFFFF" w:sz="0"/>
-              <w:right w:val="none" w:color="FFFFFF" w:sz="0"/>
+              <w:top w:val="none" w:sz="0" w:space="0" w:color="FFFFFF"/>
+              <w:left w:val="single" w:sz="24" w:space="0" w:color="C0392B"/>
+              <w:bottom w:val="none" w:sz="0" w:space="0" w:color="FFFFFF"/>
+              <w:right w:val="none" w:sz="0" w:space="0" w:color="FFFFFF"/>
             </w:tcBorders>
-            <w:shd w:fill="F5F7FA" w:val="clear"/>
+            <w:shd w:val="clear" w:color="auto" w:fill="F5F7FA"/>
             <w:tcMar>
-              <w:top w:type="dxa" w:w="120"/>
-              <w:left w:type="dxa" w:w="200"/>
-              <w:bottom w:type="dxa" w:w="120"/>
-              <w:right w:type="dxa" w:w="200"/>
+              <w:top w:w="120" w:type="dxa"/>
+              <w:left w:w="200" w:type="dxa"/>
+              <w:bottom w:w="120" w:type="dxa"/>
+              <w:right w:w="200" w:type="dxa"/>
             </w:tcMar>
           </w:tcPr>
           <w:p>
@@ -2056,25 +3221,22 @@
             </w:pPr>
             <w:r>
               <w:rPr>
-                <w:rFonts w:ascii="Roboto" w:cs="Roboto" w:eastAsia="Roboto" w:hAnsi="Roboto"/>
                 <w:b/>
                 <w:bCs/>
                 <w:color w:val="C0392B"/>
                 <w:sz w:val="20"/>
                 <w:szCs w:val="20"/>
               </w:rPr>
-              <w:t xml:space="preserve">What to avoid</w:t>
-            </w:r>
-          </w:p>
-          <w:p>
-            <w:r>
-              <w:rPr>
-                <w:rFonts w:ascii="Roboto" w:cs="Roboto" w:eastAsia="Roboto" w:hAnsi="Roboto"/>
-                <w:color w:val="1A1A1A"/>
+              <w:t>What to avoid</w:t>
+            </w:r>
+          </w:p>
+          <w:p>
+            <w:r>
+              <w:rPr>
                 <w:sz w:val="21"/>
                 <w:szCs w:val="21"/>
               </w:rPr>
-              <w:t xml:space="preserve">“I used AI to help me understand the concepts. It was very helpful for explaining things and helped me learn the material. I verified its responses by cross-checking with the textbook and online sources. AI is a powerful tool I will continue to use as I develop my skills.” — generic, unverified, performative. Don’t do this.</w:t>
+              <w:t>“I used AI to help me understand the concepts. It was very helpful for explaining things and helped me learn the material. I verified its responses by cross-checking with the textbook and online sources. AI is a powerful tool I will continue to use as I develop my skills.” — generic, unverified, performative. Don’t do this.</w:t>
             </w:r>
           </w:p>
         </w:tc>
@@ -2084,9 +3246,6 @@
       <w:pPr>
         <w:spacing w:after="60"/>
       </w:pPr>
-      <w:r>
-        <w:t xml:space="preserve"/>
-      </w:r>
     </w:p>
     <w:p>
       <w:pPr>
@@ -2094,14 +3253,11 @@
       </w:pPr>
       <w:r>
         <w:rPr>
-          <w:rFonts w:ascii="Roboto" w:cs="Roboto" w:eastAsia="Roboto" w:hAnsi="Roboto"/>
           <w:i/>
           <w:iCs/>
           <w:color w:val="595959"/>
-          <w:sz w:val="22"/>
-          <w:szCs w:val="22"/>
         </w:rPr>
-        <w:t xml:space="preserve">[Your AI methodology reflection here — or a truthful N/A.]</w:t>
+        <w:t>[Your AI methodology reflection here — or a truthful N/A.]</w:t>
       </w:r>
     </w:p>
     <w:p>
@@ -2111,12 +3267,11 @@
     </w:p>
     <w:p>
       <w:pPr>
-        <w:spacing w:after="40" w:before="240"/>
+        <w:spacing w:before="240" w:after="40"/>
         <w:jc w:val="center"/>
       </w:pPr>
       <w:r>
         <w:rPr>
-          <w:rFonts w:ascii="Roboto" w:cs="Roboto" w:eastAsia="Roboto" w:hAnsi="Roboto"/>
           <w:b/>
           <w:bCs/>
           <w:color w:val="595959"/>
@@ -2124,113 +3279,78 @@
           <w:sz w:val="18"/>
           <w:szCs w:val="18"/>
         </w:rPr>
-        <w:t xml:space="preserve">PART II — FINDINGS CONTRIBUTION</w:t>
+        <w:lastRenderedPageBreak/>
+        <w:t>PART II — FINDINGS CONTRIBUTION</w:t>
       </w:r>
     </w:p>
     <w:p>
       <w:pPr>
         <w:spacing w:after="160"/>
       </w:pPr>
-      <w:r>
-        <w:t xml:space="preserve"/>
-      </w:r>
     </w:p>
     <w:p>
       <w:pPr>
         <w:jc w:val="center"/>
       </w:pPr>
-      <w:r>
-        <w:drawing>
-          <wp:inline distT="0" distB="0" distL="0" distR="0">
-            <wp:extent cx="1647825" cy="1143000"/>
-            <wp:effectExtent t="0" r="0" b="0" l="0"/>
-            <wp:docPr id="1" name="" descr="" title=""/>
-            <wp:cNvGraphicFramePr>
-              <a:graphicFrameLocks xmlns:a="http://schemas.openxmlformats.org/drawingml/2006/main" noChangeAspect="1"/>
-            </wp:cNvGraphicFramePr>
-            <a:graphic xmlns:a="http://schemas.openxmlformats.org/drawingml/2006/main">
-              <a:graphicData uri="http://schemas.openxmlformats.org/drawingml/2006/picture">
-                <pic:pic xmlns:pic="http://schemas.openxmlformats.org/drawingml/2006/picture">
-                  <pic:nvPicPr>
-                    <pic:cNvPr id="0" name="" descr=""/>
-                    <pic:cNvPicPr>
-                      <a:picLocks noChangeAspect="1" noChangeArrowheads="1"/>
-                    </pic:cNvPicPr>
-                  </pic:nvPicPr>
-                  <pic:blipFill>
-                    <a:blip r:embed="rId10" cstate="none"/>
-                    <a:srcRect/>
-                    <a:stretch>
-                      <a:fillRect/>
-                    </a:stretch>
-                  </pic:blipFill>
-                  <pic:spPr bwMode="auto">
-                    <a:xfrm>
-                      <a:off x="0" y="0"/>
-                      <a:ext cx="1647825" cy="1143000"/>
-                    </a:xfrm>
-                    <a:prstGeom prst="rect">
-                      <a:avLst/>
-                    </a:prstGeom>
-                  </pic:spPr>
-                </pic:pic>
-              </a:graphicData>
-            </a:graphic>
-          </wp:inline>
-        </w:drawing>
-      </w:r>
-    </w:p>
-    <w:p>
-      <w:pPr>
-        <w:spacing w:after="40" w:before="80"/>
+    </w:p>
+    <w:p>
+      <w:pPr>
+        <w:spacing w:before="80" w:after="40"/>
         <w:jc w:val="center"/>
       </w:pPr>
       <w:r>
         <w:rPr>
-          <w:rFonts w:ascii="Roboto Slab" w:cs="Roboto Slab" w:eastAsia="Roboto Slab" w:hAnsi="Roboto Slab"/>
+          <w:rFonts w:ascii="Roboto Slab" w:eastAsia="Roboto Slab" w:hAnsi="Roboto Slab" w:cs="Roboto Slab"/>
           <w:b/>
           <w:bCs/>
           <w:color w:val="454F5E"/>
           <w:sz w:val="30"/>
           <w:szCs w:val="30"/>
         </w:rPr>
-        <w:t xml:space="preserve">PASSWORD SECURITY ASSESSMENT</w:t>
+        <w:t>PASSWORD SECURITY ASSESSMENT</w:t>
       </w:r>
     </w:p>
     <w:tbl>
       <w:tblPr>
-        <w:tblW w:type="pct" w:w="50%"/>
+        <w:tblW w:w="2500" w:type="pct"/>
         <w:jc w:val="center"/>
         <w:tblBorders>
-          <w:top w:val="none" w:color="FFFFFF" w:sz="0"/>
-          <w:left w:val="none" w:color="FFFFFF" w:sz="0"/>
-          <w:bottom w:val="none" w:color="FFFFFF" w:sz="0"/>
-          <w:right w:val="none" w:color="FFFFFF" w:sz="0"/>
-          <w:insideH w:val="none" w:color="FFFFFF" w:sz="0"/>
-          <w:insideV w:val="none" w:color="FFFFFF" w:sz="0"/>
+          <w:top w:val="none" w:sz="0" w:space="0" w:color="FFFFFF"/>
+          <w:left w:val="none" w:sz="0" w:space="0" w:color="FFFFFF"/>
+          <w:bottom w:val="none" w:sz="0" w:space="0" w:color="FFFFFF"/>
+          <w:right w:val="none" w:sz="0" w:space="0" w:color="FFFFFF"/>
+          <w:insideH w:val="none" w:sz="0" w:space="0" w:color="FFFFFF"/>
+          <w:insideV w:val="none" w:sz="0" w:space="0" w:color="FFFFFF"/>
         </w:tblBorders>
+        <w:tblCellMar>
+          <w:left w:w="10" w:type="dxa"/>
+          <w:right w:w="10" w:type="dxa"/>
+        </w:tblCellMar>
+        <w:tblLook w:val="0000" w:firstRow="0" w:lastRow="0" w:firstColumn="0" w:lastColumn="0" w:noHBand="0" w:noVBand="0"/>
       </w:tblPr>
       <w:tblGrid>
-        <w:gridCol w:w="100"/>
+        <w:gridCol w:w="4680"/>
       </w:tblGrid>
       <w:tr>
+        <w:tblPrEx>
+          <w:tblCellMar>
+            <w:top w:w="0" w:type="dxa"/>
+            <w:bottom w:w="0" w:type="dxa"/>
+          </w:tblCellMar>
+        </w:tblPrEx>
+        <w:trPr>
+          <w:jc w:val="center"/>
+        </w:trPr>
         <w:tc>
           <w:tcPr>
-            <w:shd w:fill="454F5E" w:val="clear"/>
+            <w:tcW w:w="0" w:type="auto"/>
+            <w:shd w:val="clear" w:color="auto" w:fill="454F5E"/>
             <w:tcMar>
-              <w:top w:type="dxa" w:w="24"/>
-              <w:bottom w:type="dxa" w:w="24"/>
+              <w:top w:w="24" w:type="dxa"/>
+              <w:bottom w:w="24" w:type="dxa"/>
             </w:tcMar>
           </w:tcPr>
-          <w:p>
-            <w:r>
-              <w:rPr>
-                <w:sz w:val="6"/>
-                <w:szCs w:val="6"/>
-              </w:rPr>
-              <w:t xml:space="preserve"/>
-            </w:r>
-          </w:p>
+          <w:p/>
         </w:tc>
       </w:tr>
     </w:tbl>
@@ -2238,9 +3358,6 @@
       <w:pPr>
         <w:spacing w:after="420"/>
       </w:pPr>
-      <w:r>
-        <w:t xml:space="preserve"/>
-      </w:r>
     </w:p>
     <w:p>
       <w:pPr>
@@ -2249,14 +3366,14 @@
       </w:pPr>
       <w:r>
         <w:rPr>
-          <w:rFonts w:ascii="Roboto Slab" w:cs="Roboto Slab" w:eastAsia="Roboto Slab" w:hAnsi="Roboto Slab"/>
+          <w:rFonts w:ascii="Roboto Slab" w:eastAsia="Roboto Slab" w:hAnsi="Roboto Slab" w:cs="Roboto Slab"/>
           <w:b/>
           <w:bCs/>
           <w:color w:val="1F4E79"/>
           <w:sz w:val="40"/>
           <w:szCs w:val="40"/>
         </w:rPr>
-        <w:t xml:space="preserve">Password Security Findings</w:t>
+        <w:t>Password Security Findings</w:t>
       </w:r>
     </w:p>
     <w:p>
@@ -2266,12 +3383,11 @@
       </w:pPr>
       <w:r>
         <w:rPr>
-          <w:rFonts w:ascii="Roboto" w:cs="Roboto" w:eastAsia="Roboto" w:hAnsi="Roboto"/>
           <w:color w:val="595959"/>
           <w:sz w:val="24"/>
           <w:szCs w:val="24"/>
         </w:rPr>
-        <w:t xml:space="preserve">Internal Findings — for inclusion in the client report</w:t>
+        <w:t>Internal Findings — for inclusion in the client report</w:t>
       </w:r>
     </w:p>
     <w:p>
@@ -2281,225 +3397,274 @@
       </w:pPr>
       <w:r>
         <w:rPr>
-          <w:rFonts w:ascii="Roboto" w:cs="Roboto" w:eastAsia="Roboto" w:hAnsi="Roboto"/>
           <w:i/>
           <w:iCs/>
           <w:color w:val="595959"/>
-          <w:sz w:val="22"/>
-          <w:szCs w:val="22"/>
         </w:rPr>
-        <w:t xml:space="preserve">Module 4 — Password Security Assessment</w:t>
+        <w:t>Module 4 — Password Security Assessment</w:t>
       </w:r>
     </w:p>
     <w:p>
       <w:pPr>
         <w:spacing w:after="360"/>
       </w:pPr>
-      <w:r>
-        <w:t xml:space="preserve"/>
-      </w:r>
     </w:p>
     <w:tbl>
       <w:tblPr>
-        <w:tblW w:type="pct" w:w="76%"/>
+        <w:tblW w:w="3800" w:type="pct"/>
         <w:jc w:val="center"/>
         <w:tblBorders>
-          <w:top w:val="single" w:color="D9D9D9" w:sz="4"/>
-          <w:left w:val="single" w:color="D9D9D9" w:sz="4"/>
-          <w:bottom w:val="single" w:color="D9D9D9" w:sz="4"/>
-          <w:right w:val="single" w:color="D9D9D9" w:sz="4"/>
-          <w:insideH w:val="single" w:color="D9D9D9" w:sz="4"/>
-          <w:insideV w:val="single" w:color="D9D9D9" w:sz="4"/>
+          <w:top w:val="single" w:sz="4" w:space="0" w:color="D9D9D9"/>
+          <w:left w:val="single" w:sz="4" w:space="0" w:color="D9D9D9"/>
+          <w:bottom w:val="single" w:sz="4" w:space="0" w:color="D9D9D9"/>
+          <w:right w:val="single" w:sz="4" w:space="0" w:color="D9D9D9"/>
+          <w:insideH w:val="single" w:sz="4" w:space="0" w:color="D9D9D9"/>
+          <w:insideV w:val="single" w:sz="4" w:space="0" w:color="D9D9D9"/>
         </w:tblBorders>
+        <w:tblCellMar>
+          <w:left w:w="10" w:type="dxa"/>
+          <w:right w:w="10" w:type="dxa"/>
+        </w:tblCellMar>
+        <w:tblLook w:val="0000" w:firstRow="0" w:lastRow="0" w:firstColumn="0" w:lastColumn="0" w:noHBand="0" w:noVBand="0"/>
       </w:tblPr>
       <w:tblGrid>
-        <w:gridCol w:w="100"/>
-        <w:gridCol w:w="100"/>
+        <w:gridCol w:w="2416"/>
+        <w:gridCol w:w="4690"/>
       </w:tblGrid>
       <w:tr>
+        <w:tblPrEx>
+          <w:tblCellMar>
+            <w:top w:w="0" w:type="dxa"/>
+            <w:bottom w:w="0" w:type="dxa"/>
+          </w:tblCellMar>
+        </w:tblPrEx>
+        <w:trPr>
+          <w:jc w:val="center"/>
+        </w:trPr>
         <w:tc>
           <w:tcPr>
-            <w:tcW w:type="pct" w:w="34%"/>
-            <w:shd w:fill="F5F7FA" w:val="clear"/>
+            <w:tcW w:w="1700" w:type="pct"/>
+            <w:shd w:val="clear" w:color="auto" w:fill="F5F7FA"/>
             <w:tcMar>
-              <w:top w:type="dxa" w:w="60"/>
-              <w:left w:type="dxa" w:w="110"/>
-              <w:bottom w:type="dxa" w:w="60"/>
-              <w:right w:type="dxa" w:w="110"/>
+              <w:top w:w="60" w:type="dxa"/>
+              <w:left w:w="110" w:type="dxa"/>
+              <w:bottom w:w="60" w:type="dxa"/>
+              <w:right w:w="110" w:type="dxa"/>
             </w:tcMar>
             <w:vAlign w:val="center"/>
           </w:tcPr>
           <w:p>
             <w:r>
               <w:rPr>
-                <w:rFonts w:ascii="Roboto" w:cs="Roboto" w:eastAsia="Roboto" w:hAnsi="Roboto"/>
-                <w:color w:val="1A1A1A"/>
                 <w:sz w:val="20"/>
                 <w:szCs w:val="20"/>
               </w:rPr>
-              <w:t xml:space="preserve">Findings for</w:t>
+              <w:t>Findings for</w:t>
             </w:r>
           </w:p>
         </w:tc>
         <w:tc>
           <w:tcPr>
-            <w:tcW w:type="pct" w:w="66%"/>
+            <w:tcW w:w="3300" w:type="pct"/>
             <w:tcMar>
-              <w:top w:type="dxa" w:w="60"/>
-              <w:left w:type="dxa" w:w="110"/>
-              <w:bottom w:type="dxa" w:w="60"/>
-              <w:right w:type="dxa" w:w="110"/>
+              <w:top w:w="60" w:type="dxa"/>
+              <w:left w:w="110" w:type="dxa"/>
+              <w:bottom w:w="60" w:type="dxa"/>
+              <w:right w:w="110" w:type="dxa"/>
             </w:tcMar>
             <w:vAlign w:val="center"/>
           </w:tcPr>
           <w:p>
             <w:r>
               <w:rPr>
-                <w:rFonts w:ascii="Roboto" w:cs="Roboto" w:eastAsia="Roboto" w:hAnsi="Roboto"/>
-                <w:color w:val="1A1A1A"/>
                 <w:sz w:val="20"/>
                 <w:szCs w:val="20"/>
               </w:rPr>
-              <w:t xml:space="preserve">Brazos Financial Group / Alamo Industries</w:t>
+              <w:t>Brazos Financial Group / Alamo Industries</w:t>
             </w:r>
           </w:p>
         </w:tc>
       </w:tr>
       <w:tr>
+        <w:tblPrEx>
+          <w:tblCellMar>
+            <w:top w:w="0" w:type="dxa"/>
+            <w:bottom w:w="0" w:type="dxa"/>
+          </w:tblCellMar>
+        </w:tblPrEx>
+        <w:trPr>
+          <w:jc w:val="center"/>
+        </w:trPr>
         <w:tc>
           <w:tcPr>
-            <w:shd w:fill="F5F7FA" w:val="clear"/>
+            <w:tcW w:w="0" w:type="auto"/>
+            <w:shd w:val="clear" w:color="auto" w:fill="F5F7FA"/>
             <w:tcMar>
-              <w:top w:type="dxa" w:w="60"/>
-              <w:left w:type="dxa" w:w="110"/>
-              <w:bottom w:type="dxa" w:w="60"/>
-              <w:right w:type="dxa" w:w="110"/>
+              <w:top w:w="60" w:type="dxa"/>
+              <w:left w:w="110" w:type="dxa"/>
+              <w:bottom w:w="60" w:type="dxa"/>
+              <w:right w:w="110" w:type="dxa"/>
             </w:tcMar>
             <w:vAlign w:val="center"/>
           </w:tcPr>
           <w:p>
             <w:r>
               <w:rPr>
-                <w:rFonts w:ascii="Roboto" w:cs="Roboto" w:eastAsia="Roboto" w:hAnsi="Roboto"/>
-                <w:color w:val="1A1A1A"/>
                 <w:sz w:val="20"/>
                 <w:szCs w:val="20"/>
               </w:rPr>
-              <w:t xml:space="preserve">Prepared by</w:t>
+              <w:t>Prepared by</w:t>
             </w:r>
           </w:p>
         </w:tc>
         <w:tc>
           <w:tcPr>
+            <w:tcW w:w="0" w:type="auto"/>
             <w:tcMar>
-              <w:top w:type="dxa" w:w="60"/>
-              <w:left w:type="dxa" w:w="110"/>
-              <w:bottom w:type="dxa" w:w="60"/>
-              <w:right w:type="dxa" w:w="110"/>
+              <w:top w:w="60" w:type="dxa"/>
+              <w:left w:w="110" w:type="dxa"/>
+              <w:bottom w:w="60" w:type="dxa"/>
+              <w:right w:w="110" w:type="dxa"/>
             </w:tcMar>
             <w:vAlign w:val="center"/>
           </w:tcPr>
           <w:p>
             <w:r>
               <w:rPr>
-                <w:rFonts w:ascii="Roboto" w:cs="Roboto" w:eastAsia="Roboto" w:hAnsi="Roboto"/>
-                <w:color w:val="1A1A1A"/>
                 <w:sz w:val="20"/>
                 <w:szCs w:val="20"/>
               </w:rPr>
-              <w:t xml:space="preserve">NEXUS Security Consulting</w:t>
+              <w:t>NEXUS Security Consulting</w:t>
             </w:r>
             <w:r>
               <w:br/>
             </w:r>
-            <w:fldSimple w:instr="DOCPROPERTY Author \* MERGEFORMAT"/>
+            <w:fldSimple w:instr="DOCPROPERTY Author \* MERGEFORMAT">
+              <w:r>
+                <w:t>NEXUS Security Consulting</w:t>
+              </w:r>
+            </w:fldSimple>
           </w:p>
         </w:tc>
       </w:tr>
       <w:tr>
+        <w:tblPrEx>
+          <w:tblCellMar>
+            <w:top w:w="0" w:type="dxa"/>
+            <w:bottom w:w="0" w:type="dxa"/>
+          </w:tblCellMar>
+        </w:tblPrEx>
+        <w:trPr>
+          <w:jc w:val="center"/>
+        </w:trPr>
         <w:tc>
           <w:tcPr>
-            <w:shd w:fill="F5F7FA" w:val="clear"/>
+            <w:tcW w:w="0" w:type="auto"/>
+            <w:shd w:val="clear" w:color="auto" w:fill="F5F7FA"/>
             <w:tcMar>
-              <w:top w:type="dxa" w:w="60"/>
-              <w:left w:type="dxa" w:w="110"/>
-              <w:bottom w:type="dxa" w:w="60"/>
-              <w:right w:type="dxa" w:w="110"/>
+              <w:top w:w="60" w:type="dxa"/>
+              <w:left w:w="110" w:type="dxa"/>
+              <w:bottom w:w="60" w:type="dxa"/>
+              <w:right w:w="110" w:type="dxa"/>
             </w:tcMar>
             <w:vAlign w:val="center"/>
           </w:tcPr>
           <w:p>
             <w:r>
               <w:rPr>
-                <w:rFonts w:ascii="Roboto" w:cs="Roboto" w:eastAsia="Roboto" w:hAnsi="Roboto"/>
-                <w:color w:val="1A1A1A"/>
                 <w:sz w:val="20"/>
                 <w:szCs w:val="20"/>
               </w:rPr>
-              <w:t xml:space="preserve">Date</w:t>
+              <w:t>Date</w:t>
             </w:r>
           </w:p>
         </w:tc>
         <w:tc>
           <w:tcPr>
+            <w:tcW w:w="0" w:type="auto"/>
             <w:tcMar>
-              <w:top w:type="dxa" w:w="60"/>
-              <w:left w:type="dxa" w:w="110"/>
-              <w:bottom w:type="dxa" w:w="60"/>
-              <w:right w:type="dxa" w:w="110"/>
+              <w:top w:w="60" w:type="dxa"/>
+              <w:left w:w="110" w:type="dxa"/>
+              <w:bottom w:w="60" w:type="dxa"/>
+              <w:right w:w="110" w:type="dxa"/>
             </w:tcMar>
             <w:vAlign w:val="center"/>
           </w:tcPr>
           <w:p>
-            <w:fldSimple w:instr="DATE \@ &quot;MMMM d, yyyy&quot;"/>
+            <w:r>
+              <w:fldChar w:fldCharType="begin"/>
+            </w:r>
+            <w:r>
+              <w:instrText>DATE \@ "MMMM d, yyyy"</w:instrText>
+            </w:r>
+            <w:r>
+              <w:fldChar w:fldCharType="separate"/>
+            </w:r>
+            <w:r>
+              <w:rPr>
+                <w:noProof/>
+              </w:rPr>
+              <w:t>July 13, 2026</w:t>
+            </w:r>
+            <w:r>
+              <w:fldChar w:fldCharType="end"/>
+            </w:r>
           </w:p>
         </w:tc>
       </w:tr>
       <w:tr>
+        <w:tblPrEx>
+          <w:tblCellMar>
+            <w:top w:w="0" w:type="dxa"/>
+            <w:bottom w:w="0" w:type="dxa"/>
+          </w:tblCellMar>
+        </w:tblPrEx>
+        <w:trPr>
+          <w:jc w:val="center"/>
+        </w:trPr>
         <w:tc>
           <w:tcPr>
-            <w:shd w:fill="F5F7FA" w:val="clear"/>
+            <w:tcW w:w="0" w:type="auto"/>
+            <w:shd w:val="clear" w:color="auto" w:fill="F5F7FA"/>
             <w:tcMar>
-              <w:top w:type="dxa" w:w="60"/>
-              <w:left w:type="dxa" w:w="110"/>
-              <w:bottom w:type="dxa" w:w="60"/>
-              <w:right w:type="dxa" w:w="110"/>
+              <w:top w:w="60" w:type="dxa"/>
+              <w:left w:w="110" w:type="dxa"/>
+              <w:bottom w:w="60" w:type="dxa"/>
+              <w:right w:w="110" w:type="dxa"/>
             </w:tcMar>
             <w:vAlign w:val="center"/>
           </w:tcPr>
           <w:p>
             <w:r>
               <w:rPr>
-                <w:rFonts w:ascii="Roboto" w:cs="Roboto" w:eastAsia="Roboto" w:hAnsi="Roboto"/>
-                <w:color w:val="1A1A1A"/>
                 <w:sz w:val="20"/>
                 <w:szCs w:val="20"/>
               </w:rPr>
-              <w:t xml:space="preserve">Classification</w:t>
+              <w:t>Classification</w:t>
             </w:r>
           </w:p>
         </w:tc>
         <w:tc>
           <w:tcPr>
+            <w:tcW w:w="0" w:type="auto"/>
             <w:tcMar>
-              <w:top w:type="dxa" w:w="60"/>
-              <w:left w:type="dxa" w:w="110"/>
-              <w:bottom w:type="dxa" w:w="60"/>
-              <w:right w:type="dxa" w:w="110"/>
+              <w:top w:w="60" w:type="dxa"/>
+              <w:left w:w="110" w:type="dxa"/>
+              <w:bottom w:w="60" w:type="dxa"/>
+              <w:right w:w="110" w:type="dxa"/>
             </w:tcMar>
             <w:vAlign w:val="center"/>
           </w:tcPr>
           <w:p>
             <w:r>
               <w:rPr>
-                <w:rFonts w:ascii="Roboto" w:cs="Roboto" w:eastAsia="Roboto" w:hAnsi="Roboto"/>
                 <w:b/>
                 <w:bCs/>
                 <w:color w:val="C00000"/>
                 <w:sz w:val="20"/>
                 <w:szCs w:val="20"/>
               </w:rPr>
-              <w:t xml:space="preserve">CONFIDENTIAL — Client Use Only</w:t>
+              <w:t>CONFIDENTIAL — Client Use Only</w:t>
             </w:r>
           </w:p>
         </w:tc>
@@ -2509,9 +3674,6 @@
       <w:pPr>
         <w:spacing w:after="200"/>
       </w:pPr>
-      <w:r>
-        <w:t xml:space="preserve"/>
-      </w:r>
     </w:p>
     <w:p>
       <w:pPr>
@@ -2520,33 +3682,31 @@
       </w:pPr>
       <w:r>
         <w:rPr>
-          <w:rFonts w:ascii="Roboto" w:cs="Roboto" w:eastAsia="Roboto" w:hAnsi="Roboto"/>
           <w:color w:val="595959"/>
           <w:sz w:val="16"/>
           <w:szCs w:val="16"/>
         </w:rPr>
-        <w:t xml:space="preserve">Prepared by NEXUS Security Consulting</w:t>
+        <w:t>Prepared by NEXUS Security Consulting</w:t>
       </w:r>
     </w:p>
     <w:p>
       <w:pPr>
         <w:pBdr>
-          <w:left w:val="single" w:color="2E75B6" w:sz="18"/>
+          <w:left w:val="single" w:sz="18" w:space="0" w:color="2E75B6"/>
         </w:pBdr>
-        <w:shd w:fill="F5F7FA" w:val="clear"/>
-        <w:spacing w:after="120" w:line="276"/>
+        <w:shd w:val="clear" w:color="auto" w:fill="F5F7FA"/>
+        <w:spacing w:after="120" w:line="276" w:lineRule="auto"/>
         <w:ind w:left="180"/>
       </w:pPr>
       <w:r>
         <w:rPr>
-          <w:rFonts w:ascii="Roboto" w:cs="Roboto" w:eastAsia="Roboto" w:hAnsi="Roboto"/>
           <w:i/>
           <w:iCs/>
           <w:color w:val="595959"/>
           <w:sz w:val="20"/>
           <w:szCs w:val="20"/>
         </w:rPr>
-        <w:t xml:space="preserve">This module is an internal contribution to a larger engagement. Other analysts own the full Brazos and Alamo client relationships; your job is the password-security portion. The section that follows is written so the lead analyst can fold your findings directly into their client deliverable — so it still meets client-facing quality, even though you are not delivering it to the client yourself.</w:t>
+        <w:t>This module is an internal contribution to a larger engagement. Other analysts own the full Brazos and Alamo client relationships; your job is the password-security portion. The section that follows is written so the lead analyst can fold your findings directly into their client deliverable — so it still meets client-facing quality, even though you are not delivering it to the client yourself.</w:t>
       </w:r>
     </w:p>
     <w:p>
@@ -2557,66 +3717,73 @@
     <w:p>
       <w:pPr>
         <w:pBdr>
-          <w:bottom w:val="single" w:color="2E75B6" w:sz="12"/>
+          <w:bottom w:val="single" w:sz="12" w:space="0" w:color="2E75B6"/>
         </w:pBdr>
-        <w:spacing w:after="60" w:before="120"/>
+        <w:spacing w:before="120" w:after="60"/>
       </w:pPr>
       <w:r>
         <w:rPr>
-          <w:rFonts w:ascii="Roboto Slab" w:cs="Roboto Slab" w:eastAsia="Roboto Slab" w:hAnsi="Roboto Slab"/>
+          <w:rFonts w:ascii="Roboto Slab" w:eastAsia="Roboto Slab" w:hAnsi="Roboto Slab" w:cs="Roboto Slab"/>
           <w:b/>
           <w:bCs/>
           <w:color w:val="2E75B6"/>
           <w:sz w:val="32"/>
           <w:szCs w:val="32"/>
         </w:rPr>
-        <w:t xml:space="preserve">The Findings Contribution</w:t>
-      </w:r>
-    </w:p>
-    <w:p>
-      <w:pPr>
-        <w:spacing w:after="120" w:line="276"/>
-      </w:pPr>
-      <w:r>
-        <w:rPr>
-          <w:rFonts w:ascii="Roboto" w:cs="Roboto" w:eastAsia="Roboto" w:hAnsi="Roboto"/>
-          <w:color w:val="1A1A1A"/>
-          <w:sz w:val="22"/>
-          <w:szCs w:val="22"/>
-        </w:rPr>
-        <w:t xml:space="preserve">Part II is your password-security findings, written to client-facing standard so the lead analyst can drop it straight into the larger Brazos / Alamo deliverable. You are contributing the password portion, not the whole report — but treat it as if leadership will read it, because they will.</w:t>
+        <w:lastRenderedPageBreak/>
+        <w:t>The Findings Contribution</w:t>
+      </w:r>
+    </w:p>
+    <w:p>
+      <w:pPr>
+        <w:spacing w:after="120" w:line="276" w:lineRule="auto"/>
+      </w:pPr>
+      <w:r>
+        <w:t>Part II is your password-security findings, written to client-facing standard so the lead analyst can drop it straight into the larger Brazos / Alamo deliverable. You are contributing the password portion, not the whole report — but treat it as if leadership will read it, because they will.</w:t>
       </w:r>
     </w:p>
     <w:tbl>
       <w:tblPr>
-        <w:tblW w:type="pct" w:w="100%"/>
+        <w:tblW w:w="5000" w:type="pct"/>
         <w:tblBorders>
-          <w:top w:val="none" w:color="FFFFFF" w:sz="0"/>
-          <w:left w:val="none" w:color="FFFFFF" w:sz="0"/>
-          <w:bottom w:val="none" w:color="FFFFFF" w:sz="0"/>
-          <w:right w:val="none" w:color="FFFFFF" w:sz="0"/>
-          <w:insideH w:val="none" w:color="FFFFFF" w:sz="0"/>
-          <w:insideV w:val="none" w:color="FFFFFF" w:sz="0"/>
+          <w:top w:val="none" w:sz="0" w:space="0" w:color="FFFFFF"/>
+          <w:left w:val="none" w:sz="0" w:space="0" w:color="FFFFFF"/>
+          <w:bottom w:val="none" w:sz="0" w:space="0" w:color="FFFFFF"/>
+          <w:right w:val="none" w:sz="0" w:space="0" w:color="FFFFFF"/>
+          <w:insideH w:val="none" w:sz="0" w:space="0" w:color="FFFFFF"/>
+          <w:insideV w:val="none" w:sz="0" w:space="0" w:color="FFFFFF"/>
         </w:tblBorders>
+        <w:tblCellMar>
+          <w:left w:w="10" w:type="dxa"/>
+          <w:right w:w="10" w:type="dxa"/>
+        </w:tblCellMar>
+        <w:tblLook w:val="0000" w:firstRow="0" w:lastRow="0" w:firstColumn="0" w:lastColumn="0" w:noHBand="0" w:noVBand="0"/>
       </w:tblPr>
       <w:tblGrid>
-        <w:gridCol w:w="100"/>
+        <w:gridCol w:w="9330"/>
       </w:tblGrid>
       <w:tr>
+        <w:tblPrEx>
+          <w:tblCellMar>
+            <w:top w:w="0" w:type="dxa"/>
+            <w:bottom w:w="0" w:type="dxa"/>
+          </w:tblCellMar>
+        </w:tblPrEx>
         <w:tc>
           <w:tcPr>
+            <w:tcW w:w="0" w:type="auto"/>
             <w:tcBorders>
-              <w:top w:val="none" w:color="FFFFFF" w:sz="0"/>
-              <w:left w:val="single" w:color="2E75B6" w:sz="24"/>
-              <w:bottom w:val="none" w:color="FFFFFF" w:sz="0"/>
-              <w:right w:val="none" w:color="FFFFFF" w:sz="0"/>
+              <w:top w:val="none" w:sz="0" w:space="0" w:color="FFFFFF"/>
+              <w:left w:val="single" w:sz="24" w:space="0" w:color="2E75B6"/>
+              <w:bottom w:val="none" w:sz="0" w:space="0" w:color="FFFFFF"/>
+              <w:right w:val="none" w:sz="0" w:space="0" w:color="FFFFFF"/>
             </w:tcBorders>
-            <w:shd w:fill="F5F7FA" w:val="clear"/>
+            <w:shd w:val="clear" w:color="auto" w:fill="F5F7FA"/>
             <w:tcMar>
-              <w:top w:type="dxa" w:w="120"/>
-              <w:left w:type="dxa" w:w="200"/>
-              <w:bottom w:type="dxa" w:w="120"/>
-              <w:right w:type="dxa" w:w="200"/>
+              <w:top w:w="120" w:type="dxa"/>
+              <w:left w:w="200" w:type="dxa"/>
+              <w:bottom w:w="120" w:type="dxa"/>
+              <w:right w:w="200" w:type="dxa"/>
             </w:tcMar>
           </w:tcPr>
           <w:p>
@@ -2625,25 +3792,22 @@
             </w:pPr>
             <w:r>
               <w:rPr>
-                <w:rFonts w:ascii="Roboto" w:cs="Roboto" w:eastAsia="Roboto" w:hAnsi="Roboto"/>
                 <w:b/>
                 <w:bCs/>
                 <w:color w:val="2E75B6"/>
                 <w:sz w:val="20"/>
                 <w:szCs w:val="20"/>
               </w:rPr>
-              <w:t xml:space="preserve">Audience</w:t>
-            </w:r>
-          </w:p>
-          <w:p>
-            <w:r>
-              <w:rPr>
-                <w:rFonts w:ascii="Roboto" w:cs="Roboto" w:eastAsia="Roboto" w:hAnsi="Roboto"/>
-                <w:color w:val="1A1A1A"/>
+              <w:t>Audience</w:t>
+            </w:r>
+          </w:p>
+          <w:p>
+            <w:r>
+              <w:rPr>
                 <w:sz w:val="21"/>
                 <w:szCs w:val="21"/>
               </w:rPr>
-              <w:t xml:space="preserve">The lead analyst on the Brazos and Alamo engagements. Your findings here will be folded into the larger client deliverables they own.</w:t>
+              <w:t>The lead analyst on the Brazos and Alamo engagements. Your findings here will be folded into the larger client deliverables they own.</w:t>
             </w:r>
           </w:p>
         </w:tc>
@@ -2653,49 +3817,38 @@
       <w:pPr>
         <w:spacing w:after="120"/>
       </w:pPr>
-      <w:r>
-        <w:t xml:space="preserve"/>
-      </w:r>
     </w:p>
     <w:p>
       <w:pPr>
         <w:pStyle w:val="Heading1"/>
         <w:pBdr>
-          <w:bottom w:val="single" w:color="1F4E79" w:sz="8"/>
+          <w:bottom w:val="single" w:sz="8" w:space="0" w:color="1F4E79"/>
         </w:pBdr>
-        <w:spacing w:after="160" w:before="320"/>
+      </w:pPr>
+      <w:bookmarkStart w:id="7" w:name="_Toc234840878"/>
+      <w:r>
+        <w:t>Executive Summary</w:t>
+      </w:r>
+      <w:bookmarkEnd w:id="7"/>
+    </w:p>
+    <w:p>
+      <w:pPr>
+        <w:pBdr>
+          <w:left w:val="single" w:sz="18" w:space="0" w:color="2E75B6"/>
+        </w:pBdr>
+        <w:shd w:val="clear" w:color="auto" w:fill="F5F7FA"/>
+        <w:spacing w:after="120" w:line="276" w:lineRule="auto"/>
+        <w:ind w:left="180"/>
       </w:pPr>
       <w:r>
         <w:rPr>
-          <w:rFonts w:ascii="Roboto Slab" w:cs="Roboto Slab" w:eastAsia="Roboto Slab" w:hAnsi="Roboto Slab"/>
-          <w:b/>
-          <w:bCs/>
-          <w:color w:val="1F4E79"/>
-          <w:sz w:val="30"/>
-          <w:szCs w:val="30"/>
-        </w:rPr>
-        <w:t xml:space="preserve">Executive Summary</w:t>
-      </w:r>
-    </w:p>
-    <w:p>
-      <w:pPr>
-        <w:pBdr>
-          <w:left w:val="single" w:color="2E75B6" w:sz="18"/>
-        </w:pBdr>
-        <w:shd w:fill="F5F7FA" w:val="clear"/>
-        <w:spacing w:after="120" w:line="276"/>
-        <w:ind w:left="180"/>
-      </w:pPr>
-      <w:r>
-        <w:rPr>
-          <w:rFonts w:ascii="Roboto" w:cs="Roboto" w:eastAsia="Roboto" w:hAnsi="Roboto"/>
           <w:i/>
           <w:iCs/>
           <w:color w:val="595959"/>
           <w:sz w:val="20"/>
           <w:szCs w:val="20"/>
         </w:rPr>
-        <w:t xml:space="preserve">One page maximum, board-readable. What we did, what we found, and what to do about it — in plain language. A non-technical executive should understand the risk and the next step without reading the rest of the report.</w:t>
+        <w:t>Internal handoff to your senior analyst — not a client letter. Bullets are fine. Label everything by client (Brazos / Alamo) so it splits cleanly into each client's report downstream. Give plenty to work with — no strict one-page limit here — but no padding: every point should be worth handing over.</w:t>
       </w:r>
     </w:p>
     <w:p>
@@ -2704,63 +3857,49 @@
       </w:pPr>
       <w:r>
         <w:rPr>
-          <w:rFonts w:ascii="Roboto" w:cs="Roboto" w:eastAsia="Roboto" w:hAnsi="Roboto"/>
           <w:i/>
           <w:iCs/>
           <w:color w:val="595959"/>
-          <w:sz w:val="22"/>
-          <w:szCs w:val="22"/>
         </w:rPr>
-        <w:t xml:space="preserve">[Your executive summary here — one page maximum.]</w:t>
+        <w:t>[Internal handoff — bullets, labeled by client. e.g.  •  Brazos (Windows/NTLM): risk posture, cracked-credential count, top findings/recs.  •  Alamo (Linux/SHA-512): risk posture, cracked-credential count, top findings/recs.]</w:t>
       </w:r>
     </w:p>
     <w:p>
       <w:pPr>
         <w:spacing w:after="120"/>
       </w:pPr>
-      <w:r>
-        <w:t xml:space="preserve"/>
-      </w:r>
     </w:p>
     <w:p>
       <w:pPr>
         <w:pStyle w:val="Heading1"/>
         <w:pBdr>
-          <w:bottom w:val="single" w:color="1F4E79" w:sz="8"/>
+          <w:bottom w:val="single" w:sz="8" w:space="0" w:color="1F4E79"/>
         </w:pBdr>
-        <w:spacing w:after="160" w:before="320"/>
+      </w:pPr>
+      <w:bookmarkStart w:id="8" w:name="_Toc234840879"/>
+      <w:r>
+        <w:t>Methodology</w:t>
+      </w:r>
+      <w:bookmarkEnd w:id="8"/>
+    </w:p>
+    <w:p>
+      <w:pPr>
+        <w:pBdr>
+          <w:left w:val="single" w:sz="18" w:space="0" w:color="2E75B6"/>
+        </w:pBdr>
+        <w:shd w:val="clear" w:color="auto" w:fill="F5F7FA"/>
+        <w:spacing w:after="120" w:line="276" w:lineRule="auto"/>
+        <w:ind w:left="180"/>
       </w:pPr>
       <w:r>
         <w:rPr>
-          <w:rFonts w:ascii="Roboto Slab" w:cs="Roboto Slab" w:eastAsia="Roboto Slab" w:hAnsi="Roboto Slab"/>
-          <w:b/>
-          <w:bCs/>
-          <w:color w:val="1F4E79"/>
-          <w:sz w:val="30"/>
-          <w:szCs w:val="30"/>
-        </w:rPr>
-        <w:t xml:space="preserve">Methodology</w:t>
-      </w:r>
-    </w:p>
-    <w:p>
-      <w:pPr>
-        <w:pBdr>
-          <w:left w:val="single" w:color="2E75B6" w:sz="18"/>
-        </w:pBdr>
-        <w:shd w:fill="F5F7FA" w:val="clear"/>
-        <w:spacing w:after="120" w:line="276"/>
-        <w:ind w:left="180"/>
-      </w:pPr>
-      <w:r>
-        <w:rPr>
-          <w:rFonts w:ascii="Roboto" w:cs="Roboto" w:eastAsia="Roboto" w:hAnsi="Roboto"/>
           <w:i/>
           <w:iCs/>
           <w:color w:val="595959"/>
           <w:sz w:val="20"/>
           <w:szCs w:val="20"/>
         </w:rPr>
-        <w:t xml:space="preserve">A brief overview of how the engagement was conducted — scope, approach, tools at a high level. The client does not need command-by-command detail; that lives in your runbook (Part I.B).</w:t>
+        <w:t>A brief overview of how the engagement was conducted — scope, approach, tools at a high level. The client does not need command-by-command detail; that lives in your runbook (Part I.B).</w:t>
       </w:r>
     </w:p>
     <w:p>
@@ -2769,134 +3908,116 @@
       </w:pPr>
       <w:r>
         <w:rPr>
-          <w:rFonts w:ascii="Roboto" w:cs="Roboto" w:eastAsia="Roboto" w:hAnsi="Roboto"/>
           <w:i/>
           <w:iCs/>
           <w:color w:val="595959"/>
-          <w:sz w:val="22"/>
-          <w:szCs w:val="22"/>
         </w:rPr>
-        <w:t xml:space="preserve">[Your methodology overview here.]</w:t>
+        <w:t>[Your methodology overview here.]</w:t>
       </w:r>
     </w:p>
     <w:p>
       <w:pPr>
         <w:spacing w:after="120"/>
       </w:pPr>
-      <w:r>
-        <w:t xml:space="preserve"/>
-      </w:r>
     </w:p>
     <w:p>
       <w:pPr>
         <w:pStyle w:val="Heading1"/>
         <w:pBdr>
-          <w:bottom w:val="single" w:color="1F4E79" w:sz="8"/>
+          <w:bottom w:val="single" w:sz="8" w:space="0" w:color="1F4E79"/>
         </w:pBdr>
-        <w:spacing w:after="160" w:before="320"/>
+      </w:pPr>
+      <w:bookmarkStart w:id="9" w:name="_Toc234840880"/>
+      <w:r>
+        <w:t>Findings</w:t>
+      </w:r>
+      <w:bookmarkEnd w:id="9"/>
+    </w:p>
+    <w:p>
+      <w:pPr>
+        <w:spacing w:after="120" w:line="276" w:lineRule="auto"/>
+      </w:pPr>
+      <w:r>
+        <w:t>Organized by severity, highest first. Each finding has a number, title, severity, affected host/port, description, evidence (screenshot), impact, and recommendation.</w:t>
+      </w:r>
+    </w:p>
+    <w:p>
+      <w:pPr>
+        <w:pStyle w:val="Heading2"/>
+      </w:pPr>
+      <w:bookmarkStart w:id="10" w:name="_Toc234840881"/>
+      <w:r>
+        <w:t>Finding — structure to follow</w:t>
+      </w:r>
+      <w:bookmarkEnd w:id="10"/>
+    </w:p>
+    <w:p>
+      <w:pPr>
+        <w:pBdr>
+          <w:left w:val="single" w:sz="18" w:space="0" w:color="2E75B6"/>
+        </w:pBdr>
+        <w:shd w:val="clear" w:color="auto" w:fill="F5F7FA"/>
+        <w:spacing w:after="120" w:line="276" w:lineRule="auto"/>
+        <w:ind w:left="180"/>
       </w:pPr>
       <w:r>
         <w:rPr>
-          <w:rFonts w:ascii="Roboto Slab" w:cs="Roboto Slab" w:eastAsia="Roboto Slab" w:hAnsi="Roboto Slab"/>
-          <w:b/>
-          <w:bCs/>
-          <w:color w:val="1F4E79"/>
-          <w:sz w:val="30"/>
-          <w:szCs w:val="30"/>
-        </w:rPr>
-        <w:t xml:space="preserve">Findings</w:t>
-      </w:r>
-    </w:p>
-    <w:p>
-      <w:pPr>
-        <w:spacing w:after="120" w:line="276"/>
-      </w:pPr>
-      <w:r>
-        <w:rPr>
-          <w:rFonts w:ascii="Roboto" w:cs="Roboto" w:eastAsia="Roboto" w:hAnsi="Roboto"/>
-          <w:color w:val="1A1A1A"/>
-          <w:sz w:val="22"/>
-          <w:szCs w:val="22"/>
-        </w:rPr>
-        <w:t xml:space="preserve">Organized by severity, highest first. Each finding has a number, title, severity, affected host/port, description, evidence (screenshot), impact, and recommendation.</w:t>
-      </w:r>
-    </w:p>
-    <w:p>
-      <w:pPr>
-        <w:pStyle w:val="Heading2"/>
-        <w:spacing w:after="120" w:before="240"/>
-      </w:pPr>
-      <w:r>
-        <w:rPr>
-          <w:rFonts w:ascii="Roboto Slab" w:cs="Roboto Slab" w:eastAsia="Roboto Slab" w:hAnsi="Roboto Slab"/>
-          <w:b/>
-          <w:bCs/>
-          <w:color w:val="2E75B6"/>
-          <w:sz w:val="24"/>
-          <w:szCs w:val="24"/>
-        </w:rPr>
-        <w:t xml:space="preserve">Finding — structure to follow</w:t>
-      </w:r>
-    </w:p>
-    <w:p>
-      <w:pPr>
-        <w:pBdr>
-          <w:left w:val="single" w:color="2E75B6" w:sz="18"/>
-        </w:pBdr>
-        <w:shd w:fill="F5F7FA" w:val="clear"/>
-        <w:spacing w:after="120" w:line="276"/>
-        <w:ind w:left="180"/>
-      </w:pPr>
-      <w:r>
-        <w:rPr>
-          <w:rFonts w:ascii="Roboto" w:cs="Roboto" w:eastAsia="Roboto" w:hAnsi="Roboto"/>
           <w:i/>
           <w:iCs/>
           <w:color w:val="595959"/>
           <w:sz w:val="20"/>
           <w:szCs w:val="20"/>
         </w:rPr>
-        <w:t xml:space="preserve">One card per finding, highest severity first. Keep every field. The Module 1 template (EP_M1_Brazos.docx) has a fully worked example finding you can model.</w:t>
+        <w:t>One card per finding, highest severity first. Keep every field. The Module 1 template (EP_M1_Brazos.docx) has a fully worked example finding you can model.</w:t>
       </w:r>
     </w:p>
     <w:p>
       <w:pPr>
         <w:spacing w:after="60"/>
       </w:pPr>
-      <w:r>
-        <w:t xml:space="preserve"/>
-      </w:r>
     </w:p>
     <w:tbl>
       <w:tblPr>
-        <w:tblW w:type="pct" w:w="100%"/>
+        <w:tblW w:w="5000" w:type="pct"/>
         <w:tblBorders>
-          <w:top w:val="none" w:color="FFFFFF" w:sz="0"/>
-          <w:left w:val="none" w:color="FFFFFF" w:sz="0"/>
-          <w:bottom w:val="none" w:color="FFFFFF" w:sz="0"/>
-          <w:right w:val="none" w:color="FFFFFF" w:sz="0"/>
-          <w:insideH w:val="none" w:color="FFFFFF" w:sz="0"/>
-          <w:insideV w:val="none" w:color="FFFFFF" w:sz="0"/>
+          <w:top w:val="none" w:sz="0" w:space="0" w:color="FFFFFF"/>
+          <w:left w:val="none" w:sz="0" w:space="0" w:color="FFFFFF"/>
+          <w:bottom w:val="none" w:sz="0" w:space="0" w:color="FFFFFF"/>
+          <w:right w:val="none" w:sz="0" w:space="0" w:color="FFFFFF"/>
+          <w:insideH w:val="none" w:sz="0" w:space="0" w:color="FFFFFF"/>
+          <w:insideV w:val="none" w:sz="0" w:space="0" w:color="FFFFFF"/>
         </w:tblBorders>
+        <w:tblCellMar>
+          <w:left w:w="10" w:type="dxa"/>
+          <w:right w:w="10" w:type="dxa"/>
+        </w:tblCellMar>
+        <w:tblLook w:val="0000" w:firstRow="0" w:lastRow="0" w:firstColumn="0" w:lastColumn="0" w:noHBand="0" w:noVBand="0"/>
       </w:tblPr>
       <w:tblGrid>
-        <w:gridCol w:w="100"/>
+        <w:gridCol w:w="9325"/>
       </w:tblGrid>
       <w:tr>
+        <w:tblPrEx>
+          <w:tblCellMar>
+            <w:top w:w="0" w:type="dxa"/>
+            <w:bottom w:w="0" w:type="dxa"/>
+          </w:tblCellMar>
+        </w:tblPrEx>
         <w:tc>
           <w:tcPr>
+            <w:tcW w:w="0" w:type="auto"/>
             <w:tcBorders>
-              <w:top w:val="single" w:color="D9D9D9" w:sz="4"/>
-              <w:left w:val="single" w:color="D68910" w:sz="24"/>
-              <w:bottom w:val="single" w:color="D9D9D9" w:sz="4"/>
-              <w:right w:val="single" w:color="D9D9D9" w:sz="4"/>
+              <w:top w:val="single" w:sz="4" w:space="0" w:color="D9D9D9"/>
+              <w:left w:val="single" w:sz="24" w:space="0" w:color="D68910"/>
+              <w:bottom w:val="single" w:sz="4" w:space="0" w:color="D9D9D9"/>
+              <w:right w:val="single" w:sz="4" w:space="0" w:color="D9D9D9"/>
             </w:tcBorders>
-            <w:shd w:fill="F5F7FA" w:val="clear"/>
+            <w:shd w:val="clear" w:color="auto" w:fill="F5F7FA"/>
             <w:tcMar>
-              <w:top w:type="dxa" w:w="140"/>
-              <w:left w:type="dxa" w:w="200"/>
-              <w:bottom w:type="dxa" w:w="140"/>
-              <w:right w:type="dxa" w:w="200"/>
+              <w:top w:w="140" w:type="dxa"/>
+              <w:left w:w="200" w:type="dxa"/>
+              <w:bottom w:w="140" w:type="dxa"/>
+              <w:right w:w="200" w:type="dxa"/>
             </w:tcMar>
           </w:tcPr>
           <w:p>
@@ -2905,14 +4026,12 @@
             </w:pPr>
             <w:r>
               <w:rPr>
-                <w:rFonts w:ascii="Roboto Slab" w:cs="Roboto Slab" w:eastAsia="Roboto Slab" w:hAnsi="Roboto Slab"/>
+                <w:rFonts w:ascii="Roboto Slab" w:eastAsia="Roboto Slab" w:hAnsi="Roboto Slab" w:cs="Roboto Slab"/>
                 <w:b/>
                 <w:bCs/>
                 <w:color w:val="1F4E79"/>
-                <w:sz w:val="22"/>
-                <w:szCs w:val="22"/>
-              </w:rPr>
-              <w:t xml:space="preserve">FINDING 001 — [Title of your highest-severity finding]</w:t>
+              </w:rPr>
+              <w:t>FINDING 001 — [Title of your highest-severity finding]</w:t>
             </w:r>
           </w:p>
           <w:p>
@@ -2921,10 +4040,8 @@
             </w:pPr>
             <w:r>
               <w:rPr>
-                <w:rFonts w:ascii="Roboto" w:cs="Roboto" w:eastAsia="Roboto" w:hAnsi="Roboto"/>
                 <w:b/>
                 <w:bCs/>
-                <w:color w:val="1A1A1A"/>
                 <w:sz w:val="20"/>
                 <w:szCs w:val="20"/>
               </w:rPr>
@@ -2932,21 +4049,29 @@
             </w:r>
             <w:r>
               <w:rPr>
-                <w:rFonts w:ascii="Roboto" w:cs="Roboto" w:eastAsia="Roboto" w:hAnsi="Roboto"/>
                 <w:color w:val="595959"/>
                 <w:sz w:val="20"/>
                 <w:szCs w:val="20"/>
               </w:rPr>
-              <w:t xml:space="preserve">[Critical / High / Medium / Low]</w:t>
-            </w:r>
-            <w:r>
-              <w:rPr>
-                <w:rFonts w:ascii="Roboto" w:cs="Roboto" w:eastAsia="Roboto" w:hAnsi="Roboto"/>
+              <w:t xml:space="preserve">[Critical / High / Medium / </w:t>
+            </w:r>
+            <w:proofErr w:type="gramStart"/>
+            <w:r>
+              <w:rPr>
                 <w:color w:val="595959"/>
                 <w:sz w:val="20"/>
                 <w:szCs w:val="20"/>
               </w:rPr>
-              <w:t xml:space="preserve">    Affected: [host / system / account]</w:t>
+              <w:t xml:space="preserve">Low]   </w:t>
+            </w:r>
+            <w:proofErr w:type="gramEnd"/>
+            <w:r>
+              <w:rPr>
+                <w:color w:val="595959"/>
+                <w:sz w:val="20"/>
+                <w:szCs w:val="20"/>
+              </w:rPr>
+              <w:t xml:space="preserve"> Affected: [host / system / account]</w:t>
             </w:r>
           </w:p>
           <w:p>
@@ -2955,14 +4080,13 @@
             </w:pPr>
             <w:r>
               <w:rPr>
-                <w:rFonts w:ascii="Roboto" w:cs="Roboto" w:eastAsia="Roboto" w:hAnsi="Roboto"/>
                 <w:b/>
                 <w:bCs/>
                 <w:color w:val="2E75B6"/>
                 <w:sz w:val="20"/>
                 <w:szCs w:val="20"/>
               </w:rPr>
-              <w:t xml:space="preserve">Description</w:t>
+              <w:t>Description</w:t>
             </w:r>
           </w:p>
           <w:p>
@@ -2971,12 +4095,12 @@
             </w:pPr>
             <w:r>
               <w:rPr>
-                <w:rFonts w:ascii="Roboto" w:cs="Roboto" w:eastAsia="Roboto" w:hAnsi="Roboto"/>
                 <w:color w:val="595959"/>
                 <w:sz w:val="21"/>
                 <w:szCs w:val="21"/>
               </w:rPr>
-              <w:t xml:space="preserve">[What the issue is, in client-readable terms.]</w:t>
+              <w:lastRenderedPageBreak/>
+              <w:t>[What the issue is, in client-readable terms.]</w:t>
             </w:r>
           </w:p>
           <w:p>
@@ -2985,14 +4109,13 @@
             </w:pPr>
             <w:r>
               <w:rPr>
-                <w:rFonts w:ascii="Roboto" w:cs="Roboto" w:eastAsia="Roboto" w:hAnsi="Roboto"/>
                 <w:b/>
                 <w:bCs/>
                 <w:color w:val="2E75B6"/>
                 <w:sz w:val="20"/>
                 <w:szCs w:val="20"/>
               </w:rPr>
-              <w:t xml:space="preserve">Evidence</w:t>
+              <w:t>Evidence</w:t>
             </w:r>
           </w:p>
           <w:p>
@@ -3001,14 +4124,13 @@
             </w:pPr>
             <w:r>
               <w:rPr>
-                <w:rFonts w:ascii="Roboto" w:cs="Roboto" w:eastAsia="Roboto" w:hAnsi="Roboto"/>
                 <w:i/>
                 <w:iCs/>
                 <w:color w:val="595959"/>
                 <w:sz w:val="21"/>
                 <w:szCs w:val="21"/>
               </w:rPr>
-              <w:t xml:space="preserve">[Reference the screenshot/output that proves it; full output in Appendix.]</w:t>
+              <w:t>[Reference the screenshot/output that proves it; full output in Appendix.]</w:t>
             </w:r>
           </w:p>
           <w:p>
@@ -3017,14 +4139,13 @@
             </w:pPr>
             <w:r>
               <w:rPr>
-                <w:rFonts w:ascii="Roboto" w:cs="Roboto" w:eastAsia="Roboto" w:hAnsi="Roboto"/>
                 <w:b/>
                 <w:bCs/>
                 <w:color w:val="2E75B6"/>
                 <w:sz w:val="20"/>
                 <w:szCs w:val="20"/>
               </w:rPr>
-              <w:t xml:space="preserve">Impact</w:t>
+              <w:t>Impact</w:t>
             </w:r>
           </w:p>
           <w:p>
@@ -3033,12 +4154,11 @@
             </w:pPr>
             <w:r>
               <w:rPr>
-                <w:rFonts w:ascii="Roboto" w:cs="Roboto" w:eastAsia="Roboto" w:hAnsi="Roboto"/>
                 <w:color w:val="595959"/>
                 <w:sz w:val="21"/>
                 <w:szCs w:val="21"/>
               </w:rPr>
-              <w:t xml:space="preserve">[What it means for the business if left unaddressed.]</w:t>
+              <w:t>[What it means for the business if left unaddressed.]</w:t>
             </w:r>
           </w:p>
           <w:p>
@@ -3047,25 +4167,23 @@
             </w:pPr>
             <w:r>
               <w:rPr>
-                <w:rFonts w:ascii="Roboto" w:cs="Roboto" w:eastAsia="Roboto" w:hAnsi="Roboto"/>
                 <w:b/>
                 <w:bCs/>
                 <w:color w:val="2E75B6"/>
                 <w:sz w:val="20"/>
                 <w:szCs w:val="20"/>
               </w:rPr>
-              <w:t xml:space="preserve">Recommendation</w:t>
-            </w:r>
-          </w:p>
-          <w:p>
-            <w:r>
-              <w:rPr>
-                <w:rFonts w:ascii="Roboto" w:cs="Roboto" w:eastAsia="Roboto" w:hAnsi="Roboto"/>
+              <w:t>Recommendation</w:t>
+            </w:r>
+          </w:p>
+          <w:p>
+            <w:r>
+              <w:rPr>
                 <w:color w:val="595959"/>
                 <w:sz w:val="21"/>
                 <w:szCs w:val="21"/>
               </w:rPr>
-              <w:t xml:space="preserve">[The specific fix, and any longer-term measure.]</w:t>
+              <w:t>[The specific fix, and any longer-term measure.]</w:t>
             </w:r>
           </w:p>
         </w:tc>
@@ -3075,9 +4193,6 @@
       <w:pPr>
         <w:spacing w:after="120"/>
       </w:pPr>
-      <w:r>
-        <w:t xml:space="preserve"/>
-      </w:r>
     </w:p>
     <w:p>
       <w:pPr>
@@ -3085,227 +4200,226 @@
       </w:pPr>
       <w:r>
         <w:rPr>
-          <w:rFonts w:ascii="Roboto" w:cs="Roboto" w:eastAsia="Roboto" w:hAnsi="Roboto"/>
           <w:i/>
           <w:iCs/>
           <w:color w:val="595959"/>
-          <w:sz w:val="22"/>
-          <w:szCs w:val="22"/>
         </w:rPr>
-        <w:t xml:space="preserve">[Add your remaining findings here, highest severity first.]</w:t>
+        <w:t>[Add your remaining findings here, highest severity first.]</w:t>
       </w:r>
     </w:p>
     <w:p>
       <w:pPr>
         <w:spacing w:after="120"/>
       </w:pPr>
-      <w:r>
-        <w:t xml:space="preserve"/>
-      </w:r>
     </w:p>
     <w:p>
       <w:pPr>
         <w:pStyle w:val="Heading1"/>
         <w:pBdr>
-          <w:bottom w:val="single" w:color="1F4E79" w:sz="8"/>
+          <w:bottom w:val="single" w:sz="8" w:space="0" w:color="1F4E79"/>
         </w:pBdr>
-        <w:spacing w:after="160" w:before="320"/>
+      </w:pPr>
+      <w:bookmarkStart w:id="11" w:name="_Toc234840882"/>
+      <w:r>
+        <w:t>Risk Analysis</w:t>
+      </w:r>
+      <w:bookmarkEnd w:id="11"/>
+    </w:p>
+    <w:p>
+      <w:pPr>
+        <w:pBdr>
+          <w:left w:val="single" w:sz="18" w:space="0" w:color="2E75B6"/>
+        </w:pBdr>
+        <w:shd w:val="clear" w:color="auto" w:fill="F5F7FA"/>
+        <w:spacing w:after="120" w:line="276" w:lineRule="auto"/>
+        <w:ind w:left="180"/>
       </w:pPr>
       <w:r>
         <w:rPr>
-          <w:rFonts w:ascii="Roboto Slab" w:cs="Roboto Slab" w:eastAsia="Roboto Slab" w:hAnsi="Roboto Slab"/>
-          <w:b/>
-          <w:bCs/>
-          <w:color w:val="1F4E79"/>
-          <w:sz w:val="30"/>
-          <w:szCs w:val="30"/>
-        </w:rPr>
-        <w:t xml:space="preserve">Risk Analysis</w:t>
-      </w:r>
-    </w:p>
-    <w:p>
-      <w:pPr>
-        <w:pBdr>
-          <w:left w:val="single" w:color="2E75B6" w:sz="18"/>
-        </w:pBdr>
-        <w:shd w:fill="F5F7FA" w:val="clear"/>
-        <w:spacing w:after="120" w:line="276"/>
-        <w:ind w:left="180"/>
-      </w:pPr>
-      <w:r>
-        <w:rPr>
-          <w:rFonts w:ascii="Roboto" w:cs="Roboto" w:eastAsia="Roboto" w:hAnsi="Roboto"/>
           <w:i/>
           <w:iCs/>
           <w:color w:val="595959"/>
           <w:sz w:val="20"/>
           <w:szCs w:val="20"/>
         </w:rPr>
-        <w:t xml:space="preserve">Likelihood × impact for each finding. A simple table mapping each finding number to a likelihood, an impact, and a resulting risk rating is enough — keep it consistent with your severity labels in Findings.</w:t>
+        <w:t>Likelihood × impact for each finding. A simple table mapping each finding number to a likelihood, an impact, and a resulting risk rating is enough — keep it consistent with your severity labels in Findings.</w:t>
       </w:r>
     </w:p>
     <w:tbl>
       <w:tblPr>
-        <w:tblW w:type="pct" w:w="100%"/>
+        <w:tblW w:w="5000" w:type="pct"/>
         <w:tblBorders>
-          <w:top w:val="single" w:color="D9D9D9" w:sz="4"/>
-          <w:left w:val="single" w:color="D9D9D9" w:sz="4"/>
-          <w:bottom w:val="single" w:color="D9D9D9" w:sz="4"/>
-          <w:right w:val="single" w:color="D9D9D9" w:sz="4"/>
-          <w:insideH w:val="single" w:color="D9D9D9" w:sz="4"/>
-          <w:insideV w:val="single" w:color="D9D9D9" w:sz="4"/>
+          <w:top w:val="single" w:sz="4" w:space="0" w:color="D9D9D9"/>
+          <w:left w:val="single" w:sz="4" w:space="0" w:color="D9D9D9"/>
+          <w:bottom w:val="single" w:sz="4" w:space="0" w:color="D9D9D9"/>
+          <w:right w:val="single" w:sz="4" w:space="0" w:color="D9D9D9"/>
+          <w:insideH w:val="single" w:sz="4" w:space="0" w:color="D9D9D9"/>
+          <w:insideV w:val="single" w:sz="4" w:space="0" w:color="D9D9D9"/>
         </w:tblBorders>
+        <w:tblCellMar>
+          <w:left w:w="10" w:type="dxa"/>
+          <w:right w:w="10" w:type="dxa"/>
+        </w:tblCellMar>
+        <w:tblLook w:val="0000" w:firstRow="0" w:lastRow="0" w:firstColumn="0" w:lastColumn="0" w:noHBand="0" w:noVBand="0"/>
       </w:tblPr>
       <w:tblGrid>
-        <w:gridCol w:w="100"/>
-        <w:gridCol w:w="100"/>
-        <w:gridCol w:w="100"/>
-        <w:gridCol w:w="100"/>
-        <w:gridCol w:w="100"/>
+        <w:gridCol w:w="1496"/>
+        <w:gridCol w:w="2057"/>
+        <w:gridCol w:w="2057"/>
+        <w:gridCol w:w="2057"/>
+        <w:gridCol w:w="1683"/>
       </w:tblGrid>
       <w:tr>
+        <w:tblPrEx>
+          <w:tblCellMar>
+            <w:top w:w="0" w:type="dxa"/>
+            <w:bottom w:w="0" w:type="dxa"/>
+          </w:tblCellMar>
+        </w:tblPrEx>
         <w:trPr>
           <w:tblHeader/>
         </w:trPr>
         <w:tc>
           <w:tcPr>
-            <w:tcW w:type="pct" w:w="16%"/>
-            <w:shd w:fill="1F4E79" w:val="clear"/>
+            <w:tcW w:w="800" w:type="pct"/>
+            <w:shd w:val="clear" w:color="auto" w:fill="1F4E79"/>
             <w:tcMar>
-              <w:top w:type="dxa" w:w="70"/>
-              <w:left w:type="dxa" w:w="110"/>
-              <w:bottom w:type="dxa" w:w="70"/>
-              <w:right w:type="dxa" w:w="110"/>
+              <w:top w:w="70" w:type="dxa"/>
+              <w:left w:w="110" w:type="dxa"/>
+              <w:bottom w:w="70" w:type="dxa"/>
+              <w:right w:w="110" w:type="dxa"/>
             </w:tcMar>
             <w:vAlign w:val="center"/>
           </w:tcPr>
           <w:p>
             <w:r>
               <w:rPr>
-                <w:rFonts w:ascii="Roboto" w:cs="Roboto" w:eastAsia="Roboto" w:hAnsi="Roboto"/>
                 <w:b/>
                 <w:bCs/>
                 <w:color w:val="FFFFFF"/>
                 <w:sz w:val="19"/>
                 <w:szCs w:val="19"/>
               </w:rPr>
-              <w:t xml:space="preserve">Finding</w:t>
+              <w:t>Finding</w:t>
             </w:r>
           </w:p>
         </w:tc>
         <w:tc>
           <w:tcPr>
-            <w:tcW w:type="pct" w:w="22%"/>
-            <w:shd w:fill="1F4E79" w:val="clear"/>
+            <w:tcW w:w="1100" w:type="pct"/>
+            <w:shd w:val="clear" w:color="auto" w:fill="1F4E79"/>
             <w:tcMar>
-              <w:top w:type="dxa" w:w="70"/>
-              <w:left w:type="dxa" w:w="110"/>
-              <w:bottom w:type="dxa" w:w="70"/>
-              <w:right w:type="dxa" w:w="110"/>
+              <w:top w:w="70" w:type="dxa"/>
+              <w:left w:w="110" w:type="dxa"/>
+              <w:bottom w:w="70" w:type="dxa"/>
+              <w:right w:w="110" w:type="dxa"/>
             </w:tcMar>
             <w:vAlign w:val="center"/>
           </w:tcPr>
           <w:p>
             <w:r>
               <w:rPr>
-                <w:rFonts w:ascii="Roboto" w:cs="Roboto" w:eastAsia="Roboto" w:hAnsi="Roboto"/>
                 <w:b/>
                 <w:bCs/>
                 <w:color w:val="FFFFFF"/>
                 <w:sz w:val="19"/>
                 <w:szCs w:val="19"/>
               </w:rPr>
-              <w:t xml:space="preserve">Likelihood</w:t>
+              <w:t>Likelihood</w:t>
             </w:r>
           </w:p>
         </w:tc>
         <w:tc>
           <w:tcPr>
-            <w:tcW w:type="pct" w:w="22%"/>
-            <w:shd w:fill="1F4E79" w:val="clear"/>
+            <w:tcW w:w="1100" w:type="pct"/>
+            <w:shd w:val="clear" w:color="auto" w:fill="1F4E79"/>
             <w:tcMar>
-              <w:top w:type="dxa" w:w="70"/>
-              <w:left w:type="dxa" w:w="110"/>
-              <w:bottom w:type="dxa" w:w="70"/>
-              <w:right w:type="dxa" w:w="110"/>
+              <w:top w:w="70" w:type="dxa"/>
+              <w:left w:w="110" w:type="dxa"/>
+              <w:bottom w:w="70" w:type="dxa"/>
+              <w:right w:w="110" w:type="dxa"/>
             </w:tcMar>
             <w:vAlign w:val="center"/>
           </w:tcPr>
           <w:p>
             <w:r>
               <w:rPr>
-                <w:rFonts w:ascii="Roboto" w:cs="Roboto" w:eastAsia="Roboto" w:hAnsi="Roboto"/>
                 <w:b/>
                 <w:bCs/>
                 <w:color w:val="FFFFFF"/>
                 <w:sz w:val="19"/>
                 <w:szCs w:val="19"/>
               </w:rPr>
-              <w:t xml:space="preserve">Impact</w:t>
+              <w:t>Impact</w:t>
             </w:r>
           </w:p>
         </w:tc>
         <w:tc>
           <w:tcPr>
-            <w:tcW w:type="pct" w:w="22%"/>
-            <w:shd w:fill="1F4E79" w:val="clear"/>
+            <w:tcW w:w="1100" w:type="pct"/>
+            <w:shd w:val="clear" w:color="auto" w:fill="1F4E79"/>
             <w:tcMar>
-              <w:top w:type="dxa" w:w="70"/>
-              <w:left w:type="dxa" w:w="110"/>
-              <w:bottom w:type="dxa" w:w="70"/>
-              <w:right w:type="dxa" w:w="110"/>
+              <w:top w:w="70" w:type="dxa"/>
+              <w:left w:w="110" w:type="dxa"/>
+              <w:bottom w:w="70" w:type="dxa"/>
+              <w:right w:w="110" w:type="dxa"/>
             </w:tcMar>
             <w:vAlign w:val="center"/>
           </w:tcPr>
           <w:p>
             <w:r>
               <w:rPr>
-                <w:rFonts w:ascii="Roboto" w:cs="Roboto" w:eastAsia="Roboto" w:hAnsi="Roboto"/>
                 <w:b/>
                 <w:bCs/>
                 <w:color w:val="FFFFFF"/>
                 <w:sz w:val="19"/>
                 <w:szCs w:val="19"/>
               </w:rPr>
-              <w:t xml:space="preserve">Risk Rating</w:t>
+              <w:t>Risk Rating</w:t>
             </w:r>
           </w:p>
         </w:tc>
         <w:tc>
           <w:tcPr>
-            <w:tcW w:type="pct" w:w="18%"/>
-            <w:shd w:fill="1F4E79" w:val="clear"/>
+            <w:tcW w:w="900" w:type="pct"/>
+            <w:shd w:val="clear" w:color="auto" w:fill="1F4E79"/>
             <w:tcMar>
-              <w:top w:type="dxa" w:w="70"/>
-              <w:left w:type="dxa" w:w="110"/>
-              <w:bottom w:type="dxa" w:w="70"/>
-              <w:right w:type="dxa" w:w="110"/>
+              <w:top w:w="70" w:type="dxa"/>
+              <w:left w:w="110" w:type="dxa"/>
+              <w:bottom w:w="70" w:type="dxa"/>
+              <w:right w:w="110" w:type="dxa"/>
             </w:tcMar>
             <w:vAlign w:val="center"/>
           </w:tcPr>
           <w:p>
             <w:r>
               <w:rPr>
-                <w:rFonts w:ascii="Roboto" w:cs="Roboto" w:eastAsia="Roboto" w:hAnsi="Roboto"/>
                 <w:b/>
                 <w:bCs/>
                 <w:color w:val="FFFFFF"/>
                 <w:sz w:val="19"/>
                 <w:szCs w:val="19"/>
               </w:rPr>
-              <w:t xml:space="preserve">Priority</w:t>
+              <w:t>Priority</w:t>
             </w:r>
           </w:p>
         </w:tc>
       </w:tr>
       <w:tr>
+        <w:tblPrEx>
+          <w:tblCellMar>
+            <w:top w:w="0" w:type="dxa"/>
+            <w:bottom w:w="0" w:type="dxa"/>
+          </w:tblCellMar>
+        </w:tblPrEx>
         <w:tc>
           <w:tcPr>
+            <w:tcW w:w="0" w:type="auto"/>
             <w:tcMar>
-              <w:top w:type="dxa" w:w="60"/>
-              <w:left w:type="dxa" w:w="110"/>
-              <w:bottom w:type="dxa" w:w="60"/>
-              <w:right w:type="dxa" w:w="110"/>
+              <w:top w:w="60" w:type="dxa"/>
+              <w:left w:w="110" w:type="dxa"/>
+              <w:bottom w:w="60" w:type="dxa"/>
+              <w:right w:w="110" w:type="dxa"/>
             </w:tcMar>
             <w:vAlign w:val="center"/>
           </w:tcPr>
@@ -3315,22 +4429,21 @@
             </w:pPr>
             <w:r>
               <w:rPr>
-                <w:rFonts w:ascii="Roboto" w:cs="Roboto" w:eastAsia="Roboto" w:hAnsi="Roboto"/>
-                <w:color w:val="1A1A1A"/>
                 <w:sz w:val="20"/>
                 <w:szCs w:val="20"/>
               </w:rPr>
-              <w:t xml:space="preserve">001</w:t>
+              <w:t>001</w:t>
             </w:r>
           </w:p>
         </w:tc>
         <w:tc>
           <w:tcPr>
+            <w:tcW w:w="0" w:type="auto"/>
             <w:tcMar>
-              <w:top w:type="dxa" w:w="60"/>
-              <w:left w:type="dxa" w:w="110"/>
-              <w:bottom w:type="dxa" w:w="60"/>
-              <w:right w:type="dxa" w:w="110"/>
+              <w:top w:w="60" w:type="dxa"/>
+              <w:left w:w="110" w:type="dxa"/>
+              <w:bottom w:w="60" w:type="dxa"/>
+              <w:right w:w="110" w:type="dxa"/>
             </w:tcMar>
             <w:vAlign w:val="center"/>
           </w:tcPr>
@@ -3340,22 +4453,21 @@
             </w:pPr>
             <w:r>
               <w:rPr>
-                <w:rFonts w:ascii="Roboto" w:cs="Roboto" w:eastAsia="Roboto" w:hAnsi="Roboto"/>
-                <w:color w:val="1A1A1A"/>
                 <w:sz w:val="20"/>
                 <w:szCs w:val="20"/>
               </w:rPr>
-              <w:t xml:space="preserve">[ ]</w:t>
+              <w:t>[ ]</w:t>
             </w:r>
           </w:p>
         </w:tc>
         <w:tc>
           <w:tcPr>
+            <w:tcW w:w="0" w:type="auto"/>
             <w:tcMar>
-              <w:top w:type="dxa" w:w="60"/>
-              <w:left w:type="dxa" w:w="110"/>
-              <w:bottom w:type="dxa" w:w="60"/>
-              <w:right w:type="dxa" w:w="110"/>
+              <w:top w:w="60" w:type="dxa"/>
+              <w:left w:w="110" w:type="dxa"/>
+              <w:bottom w:w="60" w:type="dxa"/>
+              <w:right w:w="110" w:type="dxa"/>
             </w:tcMar>
             <w:vAlign w:val="center"/>
           </w:tcPr>
@@ -3365,22 +4477,21 @@
             </w:pPr>
             <w:r>
               <w:rPr>
-                <w:rFonts w:ascii="Roboto" w:cs="Roboto" w:eastAsia="Roboto" w:hAnsi="Roboto"/>
-                <w:color w:val="1A1A1A"/>
                 <w:sz w:val="20"/>
                 <w:szCs w:val="20"/>
               </w:rPr>
-              <w:t xml:space="preserve">[ ]</w:t>
+              <w:t>[ ]</w:t>
             </w:r>
           </w:p>
         </w:tc>
         <w:tc>
           <w:tcPr>
+            <w:tcW w:w="0" w:type="auto"/>
             <w:tcMar>
-              <w:top w:type="dxa" w:w="60"/>
-              <w:left w:type="dxa" w:w="110"/>
-              <w:bottom w:type="dxa" w:w="60"/>
-              <w:right w:type="dxa" w:w="110"/>
+              <w:top w:w="60" w:type="dxa"/>
+              <w:left w:w="110" w:type="dxa"/>
+              <w:bottom w:w="60" w:type="dxa"/>
+              <w:right w:w="110" w:type="dxa"/>
             </w:tcMar>
             <w:vAlign w:val="center"/>
           </w:tcPr>
@@ -3390,22 +4501,21 @@
             </w:pPr>
             <w:r>
               <w:rPr>
-                <w:rFonts w:ascii="Roboto" w:cs="Roboto" w:eastAsia="Roboto" w:hAnsi="Roboto"/>
-                <w:color w:val="1A1A1A"/>
                 <w:sz w:val="20"/>
                 <w:szCs w:val="20"/>
               </w:rPr>
-              <w:t xml:space="preserve">[ ]</w:t>
+              <w:t>[ ]</w:t>
             </w:r>
           </w:p>
         </w:tc>
         <w:tc>
           <w:tcPr>
+            <w:tcW w:w="0" w:type="auto"/>
             <w:tcMar>
-              <w:top w:type="dxa" w:w="60"/>
-              <w:left w:type="dxa" w:w="110"/>
-              <w:bottom w:type="dxa" w:w="60"/>
-              <w:right w:type="dxa" w:w="110"/>
+              <w:top w:w="60" w:type="dxa"/>
+              <w:left w:w="110" w:type="dxa"/>
+              <w:bottom w:w="60" w:type="dxa"/>
+              <w:right w:w="110" w:type="dxa"/>
             </w:tcMar>
             <w:vAlign w:val="center"/>
           </w:tcPr>
@@ -3415,25 +4525,30 @@
             </w:pPr>
             <w:r>
               <w:rPr>
-                <w:rFonts w:ascii="Roboto" w:cs="Roboto" w:eastAsia="Roboto" w:hAnsi="Roboto"/>
-                <w:color w:val="1A1A1A"/>
                 <w:sz w:val="20"/>
                 <w:szCs w:val="20"/>
               </w:rPr>
-              <w:t xml:space="preserve">[ ]</w:t>
+              <w:t>[ ]</w:t>
             </w:r>
           </w:p>
         </w:tc>
       </w:tr>
       <w:tr>
+        <w:tblPrEx>
+          <w:tblCellMar>
+            <w:top w:w="0" w:type="dxa"/>
+            <w:bottom w:w="0" w:type="dxa"/>
+          </w:tblCellMar>
+        </w:tblPrEx>
         <w:tc>
           <w:tcPr>
-            <w:shd w:fill="FFFFFF" w:val="clear"/>
+            <w:tcW w:w="0" w:type="auto"/>
+            <w:shd w:val="clear" w:color="auto" w:fill="FFFFFF"/>
             <w:tcMar>
-              <w:top w:type="dxa" w:w="60"/>
-              <w:left w:type="dxa" w:w="110"/>
-              <w:bottom w:type="dxa" w:w="60"/>
-              <w:right w:type="dxa" w:w="110"/>
+              <w:top w:w="60" w:type="dxa"/>
+              <w:left w:w="110" w:type="dxa"/>
+              <w:bottom w:w="60" w:type="dxa"/>
+              <w:right w:w="110" w:type="dxa"/>
             </w:tcMar>
             <w:vAlign w:val="center"/>
           </w:tcPr>
@@ -3443,22 +4558,21 @@
             </w:pPr>
             <w:r>
               <w:rPr>
-                <w:rFonts w:ascii="Roboto" w:cs="Roboto" w:eastAsia="Roboto" w:hAnsi="Roboto"/>
-                <w:color w:val="1A1A1A"/>
                 <w:sz w:val="20"/>
                 <w:szCs w:val="20"/>
               </w:rPr>
-              <w:t xml:space="preserve">[#]</w:t>
+              <w:t>[#]</w:t>
             </w:r>
           </w:p>
         </w:tc>
         <w:tc>
           <w:tcPr>
+            <w:tcW w:w="0" w:type="auto"/>
             <w:tcMar>
-              <w:top w:type="dxa" w:w="60"/>
-              <w:left w:type="dxa" w:w="110"/>
-              <w:bottom w:type="dxa" w:w="60"/>
-              <w:right w:type="dxa" w:w="110"/>
+              <w:top w:w="60" w:type="dxa"/>
+              <w:left w:w="110" w:type="dxa"/>
+              <w:bottom w:w="60" w:type="dxa"/>
+              <w:right w:w="110" w:type="dxa"/>
             </w:tcMar>
             <w:vAlign w:val="center"/>
           </w:tcPr>
@@ -3468,22 +4582,21 @@
             </w:pPr>
             <w:r>
               <w:rPr>
-                <w:rFonts w:ascii="Roboto" w:cs="Roboto" w:eastAsia="Roboto" w:hAnsi="Roboto"/>
-                <w:color w:val="1A1A1A"/>
                 <w:sz w:val="20"/>
                 <w:szCs w:val="20"/>
               </w:rPr>
-              <w:t xml:space="preserve">[ ]</w:t>
+              <w:t>[ ]</w:t>
             </w:r>
           </w:p>
         </w:tc>
         <w:tc>
           <w:tcPr>
+            <w:tcW w:w="0" w:type="auto"/>
             <w:tcMar>
-              <w:top w:type="dxa" w:w="60"/>
-              <w:left w:type="dxa" w:w="110"/>
-              <w:bottom w:type="dxa" w:w="60"/>
-              <w:right w:type="dxa" w:w="110"/>
+              <w:top w:w="60" w:type="dxa"/>
+              <w:left w:w="110" w:type="dxa"/>
+              <w:bottom w:w="60" w:type="dxa"/>
+              <w:right w:w="110" w:type="dxa"/>
             </w:tcMar>
             <w:vAlign w:val="center"/>
           </w:tcPr>
@@ -3493,22 +4606,21 @@
             </w:pPr>
             <w:r>
               <w:rPr>
-                <w:rFonts w:ascii="Roboto" w:cs="Roboto" w:eastAsia="Roboto" w:hAnsi="Roboto"/>
-                <w:color w:val="1A1A1A"/>
                 <w:sz w:val="20"/>
                 <w:szCs w:val="20"/>
               </w:rPr>
-              <w:t xml:space="preserve">[ ]</w:t>
+              <w:t>[ ]</w:t>
             </w:r>
           </w:p>
         </w:tc>
         <w:tc>
           <w:tcPr>
+            <w:tcW w:w="0" w:type="auto"/>
             <w:tcMar>
-              <w:top w:type="dxa" w:w="60"/>
-              <w:left w:type="dxa" w:w="110"/>
-              <w:bottom w:type="dxa" w:w="60"/>
-              <w:right w:type="dxa" w:w="110"/>
+              <w:top w:w="60" w:type="dxa"/>
+              <w:left w:w="110" w:type="dxa"/>
+              <w:bottom w:w="60" w:type="dxa"/>
+              <w:right w:w="110" w:type="dxa"/>
             </w:tcMar>
             <w:vAlign w:val="center"/>
           </w:tcPr>
@@ -3518,22 +4630,21 @@
             </w:pPr>
             <w:r>
               <w:rPr>
-                <w:rFonts w:ascii="Roboto" w:cs="Roboto" w:eastAsia="Roboto" w:hAnsi="Roboto"/>
-                <w:color w:val="1A1A1A"/>
                 <w:sz w:val="20"/>
                 <w:szCs w:val="20"/>
               </w:rPr>
-              <w:t xml:space="preserve">[ ]</w:t>
+              <w:t>[ ]</w:t>
             </w:r>
           </w:p>
         </w:tc>
         <w:tc>
           <w:tcPr>
+            <w:tcW w:w="0" w:type="auto"/>
             <w:tcMar>
-              <w:top w:type="dxa" w:w="60"/>
-              <w:left w:type="dxa" w:w="110"/>
-              <w:bottom w:type="dxa" w:w="60"/>
-              <w:right w:type="dxa" w:w="110"/>
+              <w:top w:w="60" w:type="dxa"/>
+              <w:left w:w="110" w:type="dxa"/>
+              <w:bottom w:w="60" w:type="dxa"/>
+              <w:right w:w="110" w:type="dxa"/>
             </w:tcMar>
             <w:vAlign w:val="center"/>
           </w:tcPr>
@@ -3543,12 +4654,10 @@
             </w:pPr>
             <w:r>
               <w:rPr>
-                <w:rFonts w:ascii="Roboto" w:cs="Roboto" w:eastAsia="Roboto" w:hAnsi="Roboto"/>
-                <w:color w:val="1A1A1A"/>
                 <w:sz w:val="20"/>
                 <w:szCs w:val="20"/>
               </w:rPr>
-              <w:t xml:space="preserve">[ ]</w:t>
+              <w:t>[ ]</w:t>
             </w:r>
           </w:p>
         </w:tc>
@@ -3558,49 +4667,38 @@
       <w:pPr>
         <w:spacing w:after="120"/>
       </w:pPr>
-      <w:r>
-        <w:t xml:space="preserve"/>
-      </w:r>
     </w:p>
     <w:p>
       <w:pPr>
         <w:pStyle w:val="Heading1"/>
         <w:pBdr>
-          <w:bottom w:val="single" w:color="1F4E79" w:sz="8"/>
+          <w:bottom w:val="single" w:sz="8" w:space="0" w:color="1F4E79"/>
         </w:pBdr>
-        <w:spacing w:after="160" w:before="320"/>
+      </w:pPr>
+      <w:bookmarkStart w:id="12" w:name="_Toc234840883"/>
+      <w:r>
+        <w:t>Recommendations</w:t>
+      </w:r>
+      <w:bookmarkEnd w:id="12"/>
+    </w:p>
+    <w:p>
+      <w:pPr>
+        <w:pBdr>
+          <w:left w:val="single" w:sz="18" w:space="0" w:color="2E75B6"/>
+        </w:pBdr>
+        <w:shd w:val="clear" w:color="auto" w:fill="F5F7FA"/>
+        <w:spacing w:after="120" w:line="276" w:lineRule="auto"/>
+        <w:ind w:left="180"/>
       </w:pPr>
       <w:r>
         <w:rPr>
-          <w:rFonts w:ascii="Roboto Slab" w:cs="Roboto Slab" w:eastAsia="Roboto Slab" w:hAnsi="Roboto Slab"/>
-          <w:b/>
-          <w:bCs/>
-          <w:color w:val="1F4E79"/>
-          <w:sz w:val="30"/>
-          <w:szCs w:val="30"/>
-        </w:rPr>
-        <w:t xml:space="preserve">Recommendations</w:t>
-      </w:r>
-    </w:p>
-    <w:p>
-      <w:pPr>
-        <w:pBdr>
-          <w:left w:val="single" w:color="2E75B6" w:sz="18"/>
-        </w:pBdr>
-        <w:shd w:fill="F5F7FA" w:val="clear"/>
-        <w:spacing w:after="120" w:line="276"/>
-        <w:ind w:left="180"/>
-      </w:pPr>
-      <w:r>
-        <w:rPr>
-          <w:rFonts w:ascii="Roboto" w:cs="Roboto" w:eastAsia="Roboto" w:hAnsi="Roboto"/>
           <w:i/>
           <w:iCs/>
           <w:color w:val="595959"/>
           <w:sz w:val="20"/>
           <w:szCs w:val="20"/>
         </w:rPr>
-        <w:t xml:space="preserve">Prioritized — what to do Monday vs. what to plan for the next budget cycle. Tie each recommendation back to a finding number so the client can trace it.</w:t>
+        <w:t>Prioritized — what to do Monday vs. what to plan for the next budget cycle. Tie each recommendation back to a finding number so the client can trace it.</w:t>
       </w:r>
     </w:p>
     <w:p>
@@ -3614,25 +4712,18 @@
       </w:pPr>
       <w:r>
         <w:rPr>
-          <w:rFonts w:ascii="Roboto" w:cs="Roboto" w:eastAsia="Roboto" w:hAnsi="Roboto"/>
           <w:b/>
           <w:bCs/>
-          <w:color w:val="1A1A1A"/>
-          <w:sz w:val="22"/>
-          <w:szCs w:val="22"/>
         </w:rPr>
         <w:t xml:space="preserve">This week: </w:t>
       </w:r>
       <w:r>
         <w:rPr>
-          <w:rFonts w:ascii="Roboto" w:cs="Roboto" w:eastAsia="Roboto" w:hAnsi="Roboto"/>
           <w:i/>
           <w:iCs/>
           <w:color w:val="595959"/>
-          <w:sz w:val="22"/>
-          <w:szCs w:val="22"/>
         </w:rPr>
-        <w:t xml:space="preserve">[Highest-priority fix, tied to your top finding.]</w:t>
+        <w:t>[Highest-priority fix, tied to your top finding.]</w:t>
       </w:r>
     </w:p>
     <w:p>
@@ -3646,25 +4737,18 @@
       </w:pPr>
       <w:r>
         <w:rPr>
-          <w:rFonts w:ascii="Roboto" w:cs="Roboto" w:eastAsia="Roboto" w:hAnsi="Roboto"/>
           <w:b/>
           <w:bCs/>
-          <w:color w:val="1A1A1A"/>
-          <w:sz w:val="22"/>
-          <w:szCs w:val="22"/>
         </w:rPr>
         <w:t xml:space="preserve">This quarter: </w:t>
       </w:r>
       <w:r>
         <w:rPr>
-          <w:rFonts w:ascii="Roboto" w:cs="Roboto" w:eastAsia="Roboto" w:hAnsi="Roboto"/>
           <w:i/>
           <w:iCs/>
           <w:color w:val="595959"/>
-          <w:sz w:val="22"/>
-          <w:szCs w:val="22"/>
         </w:rPr>
-        <w:t xml:space="preserve">[Medium-term measure.]</w:t>
+        <w:t>[Medium-term measure.]</w:t>
       </w:r>
     </w:p>
     <w:p>
@@ -3678,160 +4762,114 @@
       </w:pPr>
       <w:r>
         <w:rPr>
-          <w:rFonts w:ascii="Roboto" w:cs="Roboto" w:eastAsia="Roboto" w:hAnsi="Roboto"/>
           <w:i/>
           <w:iCs/>
           <w:color w:val="595959"/>
-          <w:sz w:val="22"/>
-          <w:szCs w:val="22"/>
         </w:rPr>
-        <w:t xml:space="preserve">[Add your prioritized recommendations here, each tied to a finding number.]</w:t>
+        <w:t>[Add your prioritized recommendations here, each tied to a finding number.]</w:t>
       </w:r>
     </w:p>
     <w:p>
       <w:pPr>
         <w:spacing w:after="120"/>
       </w:pPr>
-      <w:r>
-        <w:t xml:space="preserve"/>
-      </w:r>
     </w:p>
     <w:p>
       <w:pPr>
         <w:pStyle w:val="Heading1"/>
         <w:pBdr>
-          <w:bottom w:val="single" w:color="1F4E79" w:sz="8"/>
+          <w:bottom w:val="single" w:sz="8" w:space="0" w:color="1F4E79"/>
         </w:pBdr>
-        <w:spacing w:after="160" w:before="320"/>
+      </w:pPr>
+      <w:bookmarkStart w:id="13" w:name="_Toc234840884"/>
+      <w:r>
+        <w:t>Appendix</w:t>
+      </w:r>
+      <w:bookmarkEnd w:id="13"/>
+    </w:p>
+    <w:p>
+      <w:pPr>
+        <w:spacing w:after="120" w:line="276" w:lineRule="auto"/>
+      </w:pPr>
+      <w:r>
+        <w:t>Supporting evidence that would disrupt the flow of the main report: raw (scrubbed) tool output, additional screenshots, and your references.</w:t>
+      </w:r>
+    </w:p>
+    <w:p>
+      <w:pPr>
+        <w:pStyle w:val="Heading2"/>
+      </w:pPr>
+      <w:bookmarkStart w:id="14" w:name="_Toc234840885"/>
+      <w:r>
+        <w:t>A. Raw Tool Output</w:t>
+      </w:r>
+      <w:bookmarkEnd w:id="14"/>
+    </w:p>
+    <w:p>
+      <w:pPr>
+        <w:spacing w:after="120"/>
       </w:pPr>
       <w:r>
         <w:rPr>
-          <w:rFonts w:ascii="Roboto Slab" w:cs="Roboto Slab" w:eastAsia="Roboto Slab" w:hAnsi="Roboto Slab"/>
-          <w:b/>
-          <w:bCs/>
-          <w:color w:val="1F4E79"/>
-          <w:sz w:val="30"/>
-          <w:szCs w:val="30"/>
-        </w:rPr>
-        <w:t xml:space="preserve">Appendix</w:t>
-      </w:r>
-    </w:p>
-    <w:p>
-      <w:pPr>
-        <w:spacing w:after="120" w:line="276"/>
-      </w:pPr>
-      <w:r>
-        <w:rPr>
-          <w:rFonts w:ascii="Roboto" w:cs="Roboto" w:eastAsia="Roboto" w:hAnsi="Roboto"/>
-          <w:color w:val="1A1A1A"/>
-          <w:sz w:val="22"/>
-          <w:szCs w:val="22"/>
-        </w:rPr>
-        <w:t xml:space="preserve">Supporting evidence that would disrupt the flow of the main report: raw (scrubbed) tool output, additional screenshots, and your references.</w:t>
-      </w:r>
-    </w:p>
-    <w:p>
-      <w:pPr>
-        <w:pStyle w:val="Heading2"/>
-        <w:spacing w:after="120" w:before="240"/>
-      </w:pPr>
-      <w:r>
-        <w:rPr>
-          <w:rFonts w:ascii="Roboto Slab" w:cs="Roboto Slab" w:eastAsia="Roboto Slab" w:hAnsi="Roboto Slab"/>
-          <w:b/>
-          <w:bCs/>
-          <w:color w:val="2E75B6"/>
-          <w:sz w:val="24"/>
-          <w:szCs w:val="24"/>
-        </w:rPr>
-        <w:t xml:space="preserve">A. Raw Tool Output</w:t>
-      </w:r>
-    </w:p>
-    <w:p>
-      <w:pPr>
-        <w:spacing w:after="120"/>
-      </w:pPr>
-      <w:r>
-        <w:rPr>
-          <w:rFonts w:ascii="Roboto" w:cs="Roboto" w:eastAsia="Roboto" w:hAnsi="Roboto"/>
           <w:i/>
           <w:iCs/>
           <w:color w:val="595959"/>
-          <w:sz w:val="22"/>
-          <w:szCs w:val="22"/>
         </w:rPr>
-        <w:t xml:space="preserve">[Paste complete, scrubbed scan output here — the long results you summarized in Findings.]</w:t>
+        <w:t>[Paste complete, scrubbed scan output here — the long results you summarized in Findings.]</w:t>
       </w:r>
     </w:p>
     <w:p>
       <w:pPr>
         <w:pStyle w:val="Heading2"/>
-        <w:spacing w:after="120" w:before="240"/>
+      </w:pPr>
+      <w:bookmarkStart w:id="15" w:name="_Toc234840886"/>
+      <w:r>
+        <w:t>B. Additional Screenshots</w:t>
+      </w:r>
+      <w:bookmarkEnd w:id="15"/>
+    </w:p>
+    <w:p>
+      <w:pPr>
+        <w:spacing w:after="120"/>
       </w:pPr>
       <w:r>
         <w:rPr>
-          <w:rFonts w:ascii="Roboto Slab" w:cs="Roboto Slab" w:eastAsia="Roboto Slab" w:hAnsi="Roboto Slab"/>
-          <w:b/>
-          <w:bCs/>
-          <w:color w:val="2E75B6"/>
-          <w:sz w:val="24"/>
-          <w:szCs w:val="24"/>
-        </w:rPr>
-        <w:t xml:space="preserve">B. Additional Screenshots</w:t>
-      </w:r>
-    </w:p>
-    <w:p>
-      <w:pPr>
-        <w:spacing w:after="120"/>
-      </w:pPr>
-      <w:r>
-        <w:rPr>
-          <w:rFonts w:ascii="Roboto" w:cs="Roboto" w:eastAsia="Roboto" w:hAnsi="Roboto"/>
           <w:i/>
           <w:iCs/>
           <w:color w:val="595959"/>
-          <w:sz w:val="22"/>
-          <w:szCs w:val="22"/>
         </w:rPr>
-        <w:t xml:space="preserve">[Screenshots that add context but weren’t essential to the main narrative. kali-abc123 visible in each.]</w:t>
+        <w:t>[Screenshots that add context but weren’t essential to the main narrative. kali-abc123 visible in each.]</w:t>
       </w:r>
     </w:p>
     <w:p>
       <w:pPr>
         <w:pStyle w:val="Heading2"/>
-        <w:spacing w:after="120" w:before="240"/>
+      </w:pPr>
+      <w:bookmarkStart w:id="16" w:name="_Toc234840887"/>
+      <w:r>
+        <w:lastRenderedPageBreak/>
+        <w:t>C. References</w:t>
+      </w:r>
+      <w:bookmarkEnd w:id="16"/>
+    </w:p>
+    <w:p>
+      <w:pPr>
+        <w:pBdr>
+          <w:left w:val="single" w:sz="18" w:space="0" w:color="2E75B6"/>
+        </w:pBdr>
+        <w:shd w:val="clear" w:color="auto" w:fill="F5F7FA"/>
+        <w:spacing w:after="120" w:line="276" w:lineRule="auto"/>
+        <w:ind w:left="180"/>
       </w:pPr>
       <w:r>
         <w:rPr>
-          <w:rFonts w:ascii="Roboto Slab" w:cs="Roboto Slab" w:eastAsia="Roboto Slab" w:hAnsi="Roboto Slab"/>
-          <w:b/>
-          <w:bCs/>
-          <w:color w:val="2E75B6"/>
-          <w:sz w:val="24"/>
-          <w:szCs w:val="24"/>
-        </w:rPr>
-        <w:t xml:space="preserve">C. References</w:t>
-      </w:r>
-    </w:p>
-    <w:p>
-      <w:pPr>
-        <w:pBdr>
-          <w:left w:val="single" w:color="2E75B6" w:sz="18"/>
-        </w:pBdr>
-        <w:shd w:fill="F5F7FA" w:val="clear"/>
-        <w:spacing w:after="120" w:line="276"/>
-        <w:ind w:left="180"/>
-      </w:pPr>
-      <w:r>
-        <w:rPr>
-          <w:rFonts w:ascii="Roboto" w:cs="Roboto" w:eastAsia="Roboto" w:hAnsi="Roboto"/>
           <w:i/>
           <w:iCs/>
           <w:color w:val="595959"/>
           <w:sz w:val="20"/>
           <w:szCs w:val="20"/>
         </w:rPr>
-        <w:t xml:space="preserve">Minimum 10 references, properly formatted. CVE entries, vendor advisories, NIST publications, and tool documentation all count. Format consistently (APA is fine).</w:t>
+        <w:t>Minimum 10 references, properly formatted. CVE entries, vendor advisories, NIST publications, and tool documentation all count. Format consistently (APA is fine).</w:t>
       </w:r>
     </w:p>
     <w:p>
@@ -3844,13 +4882,7 @@
         <w:spacing w:after="80"/>
       </w:pPr>
       <w:r>
-        <w:rPr>
-          <w:rFonts w:ascii="Roboto" w:cs="Roboto" w:eastAsia="Roboto" w:hAnsi="Roboto"/>
-          <w:color w:val="1A1A1A"/>
-          <w:sz w:val="22"/>
-          <w:szCs w:val="22"/>
-        </w:rPr>
-        <w:t xml:space="preserve">[Reference 1]</w:t>
+        <w:t>[Reference 1]</w:t>
       </w:r>
     </w:p>
     <w:p>
@@ -3863,13 +4895,7 @@
         <w:spacing w:after="80"/>
       </w:pPr>
       <w:r>
-        <w:rPr>
-          <w:rFonts w:ascii="Roboto" w:cs="Roboto" w:eastAsia="Roboto" w:hAnsi="Roboto"/>
-          <w:color w:val="1A1A1A"/>
-          <w:sz w:val="22"/>
-          <w:szCs w:val="22"/>
-        </w:rPr>
-        <w:t xml:space="preserve">[Reference 2]</w:t>
+        <w:t>[Reference 2]</w:t>
       </w:r>
     </w:p>
     <w:p>
@@ -3882,13 +4908,7 @@
         <w:spacing w:after="80"/>
       </w:pPr>
       <w:r>
-        <w:rPr>
-          <w:rFonts w:ascii="Roboto" w:cs="Roboto" w:eastAsia="Roboto" w:hAnsi="Roboto"/>
-          <w:color w:val="1A1A1A"/>
-          <w:sz w:val="22"/>
-          <w:szCs w:val="22"/>
-        </w:rPr>
-        <w:t xml:space="preserve">[Reference 3]</w:t>
+        <w:t>[Reference 3]</w:t>
       </w:r>
     </w:p>
     <w:p>
@@ -3901,13 +4921,7 @@
         <w:spacing w:after="80"/>
       </w:pPr>
       <w:r>
-        <w:rPr>
-          <w:rFonts w:ascii="Roboto" w:cs="Roboto" w:eastAsia="Roboto" w:hAnsi="Roboto"/>
-          <w:color w:val="1A1A1A"/>
-          <w:sz w:val="22"/>
-          <w:szCs w:val="22"/>
-        </w:rPr>
-        <w:t xml:space="preserve">[Reference 4]</w:t>
+        <w:t>[Reference 4]</w:t>
       </w:r>
     </w:p>
     <w:p>
@@ -3920,13 +4934,7 @@
         <w:spacing w:after="80"/>
       </w:pPr>
       <w:r>
-        <w:rPr>
-          <w:rFonts w:ascii="Roboto" w:cs="Roboto" w:eastAsia="Roboto" w:hAnsi="Roboto"/>
-          <w:color w:val="1A1A1A"/>
-          <w:sz w:val="22"/>
-          <w:szCs w:val="22"/>
-        </w:rPr>
-        <w:t xml:space="preserve">[Reference 5]</w:t>
+        <w:t>[Reference 5]</w:t>
       </w:r>
     </w:p>
     <w:p>
@@ -3939,13 +4947,7 @@
         <w:spacing w:after="80"/>
       </w:pPr>
       <w:r>
-        <w:rPr>
-          <w:rFonts w:ascii="Roboto" w:cs="Roboto" w:eastAsia="Roboto" w:hAnsi="Roboto"/>
-          <w:color w:val="1A1A1A"/>
-          <w:sz w:val="22"/>
-          <w:szCs w:val="22"/>
-        </w:rPr>
-        <w:t xml:space="preserve">[Reference 6]</w:t>
+        <w:t>[Reference 6]</w:t>
       </w:r>
     </w:p>
     <w:p>
@@ -3958,13 +4960,7 @@
         <w:spacing w:after="80"/>
       </w:pPr>
       <w:r>
-        <w:rPr>
-          <w:rFonts w:ascii="Roboto" w:cs="Roboto" w:eastAsia="Roboto" w:hAnsi="Roboto"/>
-          <w:color w:val="1A1A1A"/>
-          <w:sz w:val="22"/>
-          <w:szCs w:val="22"/>
-        </w:rPr>
-        <w:t xml:space="preserve">[Reference 7]</w:t>
+        <w:t>[Reference 7]</w:t>
       </w:r>
     </w:p>
     <w:p>
@@ -3977,13 +4973,7 @@
         <w:spacing w:after="80"/>
       </w:pPr>
       <w:r>
-        <w:rPr>
-          <w:rFonts w:ascii="Roboto" w:cs="Roboto" w:eastAsia="Roboto" w:hAnsi="Roboto"/>
-          <w:color w:val="1A1A1A"/>
-          <w:sz w:val="22"/>
-          <w:szCs w:val="22"/>
-        </w:rPr>
-        <w:t xml:space="preserve">[Reference 8]</w:t>
+        <w:t>[Reference 8]</w:t>
       </w:r>
     </w:p>
     <w:p>
@@ -3996,13 +4986,7 @@
         <w:spacing w:after="80"/>
       </w:pPr>
       <w:r>
-        <w:rPr>
-          <w:rFonts w:ascii="Roboto" w:cs="Roboto" w:eastAsia="Roboto" w:hAnsi="Roboto"/>
-          <w:color w:val="1A1A1A"/>
-          <w:sz w:val="22"/>
-          <w:szCs w:val="22"/>
-        </w:rPr>
-        <w:t xml:space="preserve">[Reference 9]</w:t>
+        <w:t>[Reference 9]</w:t>
       </w:r>
     </w:p>
     <w:p>
@@ -4015,45 +4999,25 @@
         <w:spacing w:after="80"/>
       </w:pPr>
       <w:r>
-        <w:rPr>
-          <w:rFonts w:ascii="Roboto" w:cs="Roboto" w:eastAsia="Roboto" w:hAnsi="Roboto"/>
-          <w:color w:val="1A1A1A"/>
-          <w:sz w:val="22"/>
-          <w:szCs w:val="22"/>
-        </w:rPr>
-        <w:t xml:space="preserve">[Reference 10]</w:t>
+        <w:t>[Reference 10]</w:t>
       </w:r>
     </w:p>
     <w:sectPr>
-      <w:headerReference w:type="default" r:id="rId7"/>
-      <w:footerReference w:type="default" r:id="rId8"/>
-      <w:type w:val="nextPage"/>
-      <w:pgSz w:w="12240" w:h="15840" w:orient="portrait"/>
+      <w:headerReference w:type="default" r:id="rId8"/>
+      <w:footerReference w:type="default" r:id="rId9"/>
+      <w:pgSz w:w="12240" w:h="15840"/>
       <w:pgMar w:top="1440" w:right="1440" w:bottom="1440" w:left="1440" w:header="708" w:footer="708" w:gutter="0"/>
-      <w:pgNumType/>
+      <w:cols w:space="720"/>
       <w:docGrid w:linePitch="360"/>
     </w:sectPr>
   </w:body>
 </w:document>
 </file>
 
-<file path=word/comments.xml><?xml version="1.0" encoding="utf-8"?>
-<w:comments xmlns:cx="http://schemas.microsoft.com/office/drawing/2014/chartex" xmlns:cx1="http://schemas.microsoft.com/office/drawing/2015/9/8/chartex" xmlns:cx2="http://schemas.microsoft.com/office/drawing/2015/10/21/chartex" xmlns:cx3="http://schemas.microsoft.com/office/drawing/2016/5/9/chartex" xmlns:cx4="http://schemas.microsoft.com/office/drawing/2016/5/10/chartex" xmlns:cx5="http://schemas.microsoft.com/office/drawing/2016/5/11/chartex" xmlns:cx6="http://schemas.microsoft.com/office/drawing/2016/5/12/chartex" xmlns:cx7="http://schemas.microsoft.com/office/drawing/2016/5/13/chartex" xmlns:cx8="http://schemas.microsoft.com/office/drawing/2016/5/14/chartex" xmlns:mc="http://schemas.openxmlformats.org/markup-compatibility/2006" xmlns:aink="http://schemas.microsoft.com/office/drawing/2016/ink" xmlns:am3d="http://schemas.microsoft.com/office/drawing/2017/model3d" xmlns:o="urn:schemas-microsoft-com:office:office" xmlns:r="http://schemas.openxmlformats.org/officeDocument/2006/relationships" xmlns:m="http://schemas.openxmlformats.org/officeDocument/2006/math" xmlns:v="urn:schemas-microsoft-com:vml" xmlns:wp14="http://schemas.microsoft.com/office/word/2010/wordprocessingDrawing" xmlns:wp="http://schemas.openxmlformats.org/drawingml/2006/wordprocessingDrawing" xmlns:w10="urn:schemas-microsoft-com:office:word" xmlns:w="http://schemas.openxmlformats.org/wordprocessingml/2006/main" xmlns:w14="http://schemas.microsoft.com/office/word/2010/wordml" xmlns:w15="http://schemas.microsoft.com/office/word/2012/wordml" xmlns:w16cex="http://schemas.microsoft.com/office/word/2018/wordml/cex" xmlns:w16cid="http://schemas.microsoft.com/office/word/2016/wordml/cid" xmlns:w16="http://schemas.microsoft.com/office/word/2018/wordml" xmlns:w16sdtdh="http://schemas.microsoft.com/office/word/2020/wordml/sdtdatahash" xmlns:w16se="http://schemas.microsoft.com/office/word/2015/wordml/symex" xmlns:wpg="http://schemas.microsoft.com/office/word/2010/wordprocessingGroup" xmlns:wpi="http://schemas.microsoft.com/office/word/2010/wordprocessingInk" xmlns:wne="http://schemas.microsoft.com/office/word/2006/wordml" xmlns:wps="http://schemas.microsoft.com/office/word/2010/wordprocessingShape"/>
-</file>
-
 <file path=word/endnotes.xml><?xml version="1.0" encoding="utf-8"?>
-<w:endnotes xmlns:wpc="http://schemas.microsoft.com/office/word/2010/wordprocessingCanvas" xmlns:mc="http://schemas.openxmlformats.org/markup-compatibility/2006" xmlns:o="urn:schemas-microsoft-com:office:office" xmlns:r="http://schemas.openxmlformats.org/officeDocument/2006/relationships" xmlns:m="http://schemas.openxmlformats.org/officeDocument/2006/math" xmlns:v="urn:schemas-microsoft-com:vml" xmlns:wp14="http://schemas.microsoft.com/office/word/2010/wordprocessingDrawing" xmlns:wp="http://schemas.openxmlformats.org/drawingml/2006/wordprocessingDrawing" xmlns:w10="urn:schemas-microsoft-com:office:word" xmlns:w="http://schemas.openxmlformats.org/wordprocessingml/2006/main" xmlns:w14="http://schemas.microsoft.com/office/word/2010/wordml" xmlns:w15="http://schemas.microsoft.com/office/word/2012/wordml" xmlns:wpg="http://schemas.microsoft.com/office/word/2010/wordprocessingGroup" xmlns:wpi="http://schemas.microsoft.com/office/word/2010/wordprocessingInk" xmlns:wne="http://schemas.microsoft.com/office/word/2006/wordml" xmlns:wps="http://schemas.microsoft.com/office/word/2010/wordprocessingShape" mc:Ignorable="w14 w15 wp14">
+<w:endnotes xmlns:wpc="http://schemas.microsoft.com/office/word/2010/wordprocessingCanvas" xmlns:cx="http://schemas.microsoft.com/office/drawing/2014/chartex" xmlns:cx1="http://schemas.microsoft.com/office/drawing/2015/9/8/chartex" xmlns:cx2="http://schemas.microsoft.com/office/drawing/2015/10/21/chartex" xmlns:cx3="http://schemas.microsoft.com/office/drawing/2016/5/9/chartex" xmlns:cx4="http://schemas.microsoft.com/office/drawing/2016/5/10/chartex" xmlns:cx5="http://schemas.microsoft.com/office/drawing/2016/5/11/chartex" xmlns:cx6="http://schemas.microsoft.com/office/drawing/2016/5/12/chartex" xmlns:cx7="http://schemas.microsoft.com/office/drawing/2016/5/13/chartex" xmlns:cx8="http://schemas.microsoft.com/office/drawing/2016/5/14/chartex" xmlns:mc="http://schemas.openxmlformats.org/markup-compatibility/2006" xmlns:m="http://schemas.openxmlformats.org/officeDocument/2006/math" xmlns:aink="http://schemas.microsoft.com/office/drawing/2016/ink" xmlns:am3d="http://schemas.microsoft.com/office/drawing/2017/model3d" xmlns:oel="http://schemas.microsoft.com/office/2019/extlst" xmlns:r="http://schemas.openxmlformats.org/officeDocument/2006/relationships" xmlns:wp14="http://schemas.microsoft.com/office/word/2010/wordprocessingDrawing" xmlns:wp="http://schemas.openxmlformats.org/drawingml/2006/wordprocessingDrawing" xmlns:wpg="http://schemas.microsoft.com/office/word/2010/wordprocessingGroup" xmlns:wpi="http://schemas.microsoft.com/office/word/2010/wordprocessingInk" xmlns:wps="http://schemas.microsoft.com/office/word/2010/wordprocessingShape" xmlns:o="urn:schemas-microsoft-com:office:office" xmlns:v="urn:schemas-microsoft-com:vml" xmlns:w10="urn:schemas-microsoft-com:office:word" xmlns:w="http://schemas.openxmlformats.org/wordprocessingml/2006/main" xmlns:w14="http://schemas.microsoft.com/office/word/2010/wordml" xmlns:w15="http://schemas.microsoft.com/office/word/2012/wordml" xmlns:w16cex="http://schemas.microsoft.com/office/word/2018/wordml/cex" xmlns:w16cid="http://schemas.microsoft.com/office/word/2016/wordml/cid" xmlns:w16="http://schemas.microsoft.com/office/word/2018/wordml" xmlns:w16sdtdh="http://schemas.microsoft.com/office/word/2020/wordml/sdtdatahash" xmlns:w16sdtfl="http://schemas.microsoft.com/office/word/2024/wordml/sdtformatlock" xmlns:w16se="http://schemas.microsoft.com/office/word/2015/wordml/symex" xmlns:w16du="http://schemas.microsoft.com/office/word/2023/wordml/word16du" xmlns:wne="http://schemas.microsoft.com/office/word/2006/wordml" mc:Ignorable="w14 w15 w16se w16cid w16 w16cex w16sdtdh w16sdtfl w16du wp14">
   <w:endnote w:type="separator" w:id="-1">
     <w:p>
-      <w:pPr>
-        <w:spacing w:after="0" w:line="240" w:lineRule="auto"/>
-      </w:pPr>
-      <w:r>
-        <w:rPr>
-          <w:rStyle w:val="EndnoteReference"/>
-        </w:rPr>
-        <w:endnoteRef/>
-      </w:r>
       <w:r>
         <w:separator/>
       </w:r>
@@ -4061,15 +5025,6 @@
   </w:endnote>
   <w:endnote w:type="continuationSeparator" w:id="0">
     <w:p>
-      <w:pPr>
-        <w:spacing w:after="0" w:line="240" w:lineRule="auto"/>
-      </w:pPr>
-      <w:r>
-        <w:rPr>
-          <w:rStyle w:val="EndnoteReference"/>
-        </w:rPr>
-        <w:endnoteRef/>
-      </w:r>
       <w:r>
         <w:continuationSeparator/>
       </w:r>
@@ -4079,11 +5034,11 @@
 </file>
 
 <file path=word/footer1.xml><?xml version="1.0" encoding="utf-8"?>
-<w:ftr xmlns:wpc="http://schemas.microsoft.com/office/word/2010/wordprocessingCanvas" xmlns:mc="http://schemas.openxmlformats.org/markup-compatibility/2006" xmlns:o="urn:schemas-microsoft-com:office:office" xmlns:r="http://schemas.openxmlformats.org/officeDocument/2006/relationships" xmlns:m="http://schemas.openxmlformats.org/officeDocument/2006/math" xmlns:v="urn:schemas-microsoft-com:vml" xmlns:wp14="http://schemas.microsoft.com/office/word/2010/wordprocessingDrawing" xmlns:wp="http://schemas.openxmlformats.org/drawingml/2006/wordprocessingDrawing" xmlns:w10="urn:schemas-microsoft-com:office:word" xmlns:w="http://schemas.openxmlformats.org/wordprocessingml/2006/main" xmlns:w14="http://schemas.microsoft.com/office/word/2010/wordml" xmlns:w15="http://schemas.microsoft.com/office/word/2012/wordml" xmlns:wpg="http://schemas.microsoft.com/office/word/2010/wordprocessingGroup" xmlns:wpi="http://schemas.microsoft.com/office/word/2010/wordprocessingInk" xmlns:wne="http://schemas.microsoft.com/office/word/2006/wordml" xmlns:wps="http://schemas.microsoft.com/office/word/2010/wordprocessingShape">
+<w:ftr xmlns:wpc="http://schemas.microsoft.com/office/word/2010/wordprocessingCanvas" xmlns:cx="http://schemas.microsoft.com/office/drawing/2014/chartex" xmlns:cx1="http://schemas.microsoft.com/office/drawing/2015/9/8/chartex" xmlns:cx2="http://schemas.microsoft.com/office/drawing/2015/10/21/chartex" xmlns:cx3="http://schemas.microsoft.com/office/drawing/2016/5/9/chartex" xmlns:cx4="http://schemas.microsoft.com/office/drawing/2016/5/10/chartex" xmlns:cx5="http://schemas.microsoft.com/office/drawing/2016/5/11/chartex" xmlns:cx6="http://schemas.microsoft.com/office/drawing/2016/5/12/chartex" xmlns:cx7="http://schemas.microsoft.com/office/drawing/2016/5/13/chartex" xmlns:cx8="http://schemas.microsoft.com/office/drawing/2016/5/14/chartex" xmlns:mc="http://schemas.openxmlformats.org/markup-compatibility/2006" xmlns:m="http://schemas.openxmlformats.org/officeDocument/2006/math" xmlns:aink="http://schemas.microsoft.com/office/drawing/2016/ink" xmlns:am3d="http://schemas.microsoft.com/office/drawing/2017/model3d" xmlns:oel="http://schemas.microsoft.com/office/2019/extlst" xmlns:r="http://schemas.openxmlformats.org/officeDocument/2006/relationships" xmlns:wp14="http://schemas.microsoft.com/office/word/2010/wordprocessingDrawing" xmlns:wp="http://schemas.openxmlformats.org/drawingml/2006/wordprocessingDrawing" xmlns:wpg="http://schemas.microsoft.com/office/word/2010/wordprocessingGroup" xmlns:wpi="http://schemas.microsoft.com/office/word/2010/wordprocessingInk" xmlns:wps="http://schemas.microsoft.com/office/word/2010/wordprocessingShape" xmlns:o="urn:schemas-microsoft-com:office:office" xmlns:v="urn:schemas-microsoft-com:vml" xmlns:w10="urn:schemas-microsoft-com:office:word" xmlns:w="http://schemas.openxmlformats.org/wordprocessingml/2006/main" xmlns:w14="http://schemas.microsoft.com/office/word/2010/wordml" xmlns:w15="http://schemas.microsoft.com/office/word/2012/wordml" xmlns:w16cex="http://schemas.microsoft.com/office/word/2018/wordml/cex" xmlns:w16cid="http://schemas.microsoft.com/office/word/2016/wordml/cid" xmlns:w16="http://schemas.microsoft.com/office/word/2018/wordml" xmlns:w16sdtdh="http://schemas.microsoft.com/office/word/2020/wordml/sdtdatahash" xmlns:w16sdtfl="http://schemas.microsoft.com/office/word/2024/wordml/sdtformatlock" xmlns:w16se="http://schemas.microsoft.com/office/word/2015/wordml/symex" xmlns:w16du="http://schemas.microsoft.com/office/word/2023/wordml/word16du" xmlns:wne="http://schemas.microsoft.com/office/word/2006/wordml" mc:Ignorable="w14 w15 w16se w16cid w16 w16cex w16sdtdh w16sdtfl w16du wp14">
   <w:p>
     <w:pPr>
       <w:pBdr>
-        <w:top w:val="single" w:color="D9D9D9" w:sz="4"/>
+        <w:top w:val="single" w:sz="4" w:space="0" w:color="D9D9D9"/>
       </w:pBdr>
       <w:tabs>
         <w:tab w:val="right" w:pos="9360"/>
@@ -4091,35 +5046,111 @@
     </w:pPr>
     <w:r>
       <w:rPr>
-        <w:rFonts w:ascii="Roboto" w:cs="Roboto" w:eastAsia="Roboto" w:hAnsi="Roboto"/>
         <w:color w:val="595959"/>
         <w:sz w:val="15"/>
         <w:szCs w:val="15"/>
       </w:rPr>
-      <w:t xml:space="preserve">Engagement Packet</w:t>
+      <w:t>Engagement Packet</w:t>
+    </w:r>
+    <w:r>
+      <w:tab/>
     </w:r>
     <w:r>
       <w:rPr>
-        <w:rFonts w:ascii="Roboto" w:cs="Roboto" w:eastAsia="Roboto" w:hAnsi="Roboto"/>
-      </w:rPr>
-      <w:t xml:space="preserve">	</w:t>
-    </w:r>
-    <w:r>
-      <w:rPr>
-        <w:rFonts w:ascii="Roboto" w:cs="Roboto" w:eastAsia="Roboto" w:hAnsi="Roboto"/>
         <w:color w:val="595959"/>
         <w:sz w:val="15"/>
         <w:szCs w:val="15"/>
       </w:rPr>
       <w:t xml:space="preserve">Page </w:t>
+    </w:r>
+    <w:r>
+      <w:rPr>
+        <w:color w:val="595959"/>
+        <w:sz w:val="15"/>
+        <w:szCs w:val="15"/>
+      </w:rPr>
       <w:fldChar w:fldCharType="begin"/>
-      <w:instrText xml:space="preserve">PAGE</w:instrText>
+    </w:r>
+    <w:r>
+      <w:rPr>
+        <w:color w:val="595959"/>
+        <w:sz w:val="15"/>
+        <w:szCs w:val="15"/>
+      </w:rPr>
+      <w:instrText>PAGE</w:instrText>
+    </w:r>
+    <w:r>
+      <w:rPr>
+        <w:color w:val="595959"/>
+        <w:sz w:val="15"/>
+        <w:szCs w:val="15"/>
+      </w:rPr>
       <w:fldChar w:fldCharType="separate"/>
+    </w:r>
+    <w:r>
+      <w:rPr>
+        <w:noProof/>
+        <w:color w:val="595959"/>
+        <w:sz w:val="15"/>
+        <w:szCs w:val="15"/>
+      </w:rPr>
+      <w:t>4</w:t>
+    </w:r>
+    <w:r>
+      <w:rPr>
+        <w:color w:val="595959"/>
+        <w:sz w:val="15"/>
+        <w:szCs w:val="15"/>
+      </w:rPr>
       <w:fldChar w:fldCharType="end"/>
+    </w:r>
+    <w:r>
+      <w:rPr>
+        <w:color w:val="595959"/>
+        <w:sz w:val="15"/>
+        <w:szCs w:val="15"/>
+      </w:rPr>
       <w:t xml:space="preserve"> of </w:t>
+    </w:r>
+    <w:r>
+      <w:rPr>
+        <w:color w:val="595959"/>
+        <w:sz w:val="15"/>
+        <w:szCs w:val="15"/>
+      </w:rPr>
       <w:fldChar w:fldCharType="begin"/>
-      <w:instrText xml:space="preserve">NUMPAGES</w:instrText>
+    </w:r>
+    <w:r>
+      <w:rPr>
+        <w:color w:val="595959"/>
+        <w:sz w:val="15"/>
+        <w:szCs w:val="15"/>
+      </w:rPr>
+      <w:instrText>NUMPAGES</w:instrText>
+    </w:r>
+    <w:r>
+      <w:rPr>
+        <w:color w:val="595959"/>
+        <w:sz w:val="15"/>
+        <w:szCs w:val="15"/>
+      </w:rPr>
       <w:fldChar w:fldCharType="separate"/>
+    </w:r>
+    <w:r>
+      <w:rPr>
+        <w:noProof/>
+        <w:color w:val="595959"/>
+        <w:sz w:val="15"/>
+        <w:szCs w:val="15"/>
+      </w:rPr>
+      <w:t>5</w:t>
+    </w:r>
+    <w:r>
+      <w:rPr>
+        <w:color w:val="595959"/>
+        <w:sz w:val="15"/>
+        <w:szCs w:val="15"/>
+      </w:rPr>
       <w:fldChar w:fldCharType="end"/>
     </w:r>
   </w:p>
@@ -4127,18 +5158,9 @@
 </file>
 
 <file path=word/footnotes.xml><?xml version="1.0" encoding="utf-8"?>
-<w:footnotes xmlns:wpc="http://schemas.microsoft.com/office/word/2010/wordprocessingCanvas" xmlns:mc="http://schemas.openxmlformats.org/markup-compatibility/2006" xmlns:o="urn:schemas-microsoft-com:office:office" xmlns:r="http://schemas.openxmlformats.org/officeDocument/2006/relationships" xmlns:m="http://schemas.openxmlformats.org/officeDocument/2006/math" xmlns:v="urn:schemas-microsoft-com:vml" xmlns:wp14="http://schemas.microsoft.com/office/word/2010/wordprocessingDrawing" xmlns:wp="http://schemas.openxmlformats.org/drawingml/2006/wordprocessingDrawing" xmlns:w10="urn:schemas-microsoft-com:office:word" xmlns:w="http://schemas.openxmlformats.org/wordprocessingml/2006/main" xmlns:w14="http://schemas.microsoft.com/office/word/2010/wordml" xmlns:w15="http://schemas.microsoft.com/office/word/2012/wordml" xmlns:wpg="http://schemas.microsoft.com/office/word/2010/wordprocessingGroup" xmlns:wpi="http://schemas.microsoft.com/office/word/2010/wordprocessingInk" xmlns:wne="http://schemas.microsoft.com/office/word/2006/wordml" xmlns:wps="http://schemas.microsoft.com/office/word/2010/wordprocessingShape" mc:Ignorable="w14 w15 wp14">
+<w:footnotes xmlns:wpc="http://schemas.microsoft.com/office/word/2010/wordprocessingCanvas" xmlns:cx="http://schemas.microsoft.com/office/drawing/2014/chartex" xmlns:cx1="http://schemas.microsoft.com/office/drawing/2015/9/8/chartex" xmlns:cx2="http://schemas.microsoft.com/office/drawing/2015/10/21/chartex" xmlns:cx3="http://schemas.microsoft.com/office/drawing/2016/5/9/chartex" xmlns:cx4="http://schemas.microsoft.com/office/drawing/2016/5/10/chartex" xmlns:cx5="http://schemas.microsoft.com/office/drawing/2016/5/11/chartex" xmlns:cx6="http://schemas.microsoft.com/office/drawing/2016/5/12/chartex" xmlns:cx7="http://schemas.microsoft.com/office/drawing/2016/5/13/chartex" xmlns:cx8="http://schemas.microsoft.com/office/drawing/2016/5/14/chartex" xmlns:mc="http://schemas.openxmlformats.org/markup-compatibility/2006" xmlns:m="http://schemas.openxmlformats.org/officeDocument/2006/math" xmlns:aink="http://schemas.microsoft.com/office/drawing/2016/ink" xmlns:am3d="http://schemas.microsoft.com/office/drawing/2017/model3d" xmlns:oel="http://schemas.microsoft.com/office/2019/extlst" xmlns:r="http://schemas.openxmlformats.org/officeDocument/2006/relationships" xmlns:wp14="http://schemas.microsoft.com/office/word/2010/wordprocessingDrawing" xmlns:wp="http://schemas.openxmlformats.org/drawingml/2006/wordprocessingDrawing" xmlns:wpg="http://schemas.microsoft.com/office/word/2010/wordprocessingGroup" xmlns:wpi="http://schemas.microsoft.com/office/word/2010/wordprocessingInk" xmlns:wps="http://schemas.microsoft.com/office/word/2010/wordprocessingShape" xmlns:o="urn:schemas-microsoft-com:office:office" xmlns:v="urn:schemas-microsoft-com:vml" xmlns:w10="urn:schemas-microsoft-com:office:word" xmlns:w="http://schemas.openxmlformats.org/wordprocessingml/2006/main" xmlns:w14="http://schemas.microsoft.com/office/word/2010/wordml" xmlns:w15="http://schemas.microsoft.com/office/word/2012/wordml" xmlns:w16cex="http://schemas.microsoft.com/office/word/2018/wordml/cex" xmlns:w16cid="http://schemas.microsoft.com/office/word/2016/wordml/cid" xmlns:w16="http://schemas.microsoft.com/office/word/2018/wordml" xmlns:w16sdtdh="http://schemas.microsoft.com/office/word/2020/wordml/sdtdatahash" xmlns:w16sdtfl="http://schemas.microsoft.com/office/word/2024/wordml/sdtformatlock" xmlns:w16se="http://schemas.microsoft.com/office/word/2015/wordml/symex" xmlns:w16du="http://schemas.microsoft.com/office/word/2023/wordml/word16du" xmlns:wne="http://schemas.microsoft.com/office/word/2006/wordml" mc:Ignorable="w14 w15 w16se w16cid w16 w16cex w16sdtdh w16sdtfl w16du wp14">
   <w:footnote w:type="separator" w:id="-1">
     <w:p>
-      <w:pPr>
-        <w:spacing w:after="0" w:line="240" w:lineRule="auto"/>
-      </w:pPr>
-      <w:r>
-        <w:rPr>
-          <w:rStyle w:val="FootnoteReference"/>
-        </w:rPr>
-        <w:footnoteRef/>
-      </w:r>
       <w:r>
         <w:separator/>
       </w:r>
@@ -4146,15 +5168,6 @@
   </w:footnote>
   <w:footnote w:type="continuationSeparator" w:id="0">
     <w:p>
-      <w:pPr>
-        <w:spacing w:after="0" w:line="240" w:lineRule="auto"/>
-      </w:pPr>
-      <w:r>
-        <w:rPr>
-          <w:rStyle w:val="FootnoteReference"/>
-        </w:rPr>
-        <w:footnoteRef/>
-      </w:r>
       <w:r>
         <w:continuationSeparator/>
       </w:r>
@@ -4164,11 +5177,11 @@
 </file>
 
 <file path=word/header1.xml><?xml version="1.0" encoding="utf-8"?>
-<w:hdr xmlns:wpc="http://schemas.microsoft.com/office/word/2010/wordprocessingCanvas" xmlns:mc="http://schemas.openxmlformats.org/markup-compatibility/2006" xmlns:o="urn:schemas-microsoft-com:office:office" xmlns:r="http://schemas.openxmlformats.org/officeDocument/2006/relationships" xmlns:m="http://schemas.openxmlformats.org/officeDocument/2006/math" xmlns:v="urn:schemas-microsoft-com:vml" xmlns:wp14="http://schemas.microsoft.com/office/word/2010/wordprocessingDrawing" xmlns:wp="http://schemas.openxmlformats.org/drawingml/2006/wordprocessingDrawing" xmlns:w10="urn:schemas-microsoft-com:office:word" xmlns:w="http://schemas.openxmlformats.org/wordprocessingml/2006/main" xmlns:w14="http://schemas.microsoft.com/office/word/2010/wordml" xmlns:w15="http://schemas.microsoft.com/office/word/2012/wordml" xmlns:wpg="http://schemas.microsoft.com/office/word/2010/wordprocessingGroup" xmlns:wpi="http://schemas.microsoft.com/office/word/2010/wordprocessingInk" xmlns:wne="http://schemas.microsoft.com/office/word/2006/wordml" xmlns:wps="http://schemas.microsoft.com/office/word/2010/wordprocessingShape" xmlns:cx="http://schemas.microsoft.com/office/drawing/2014/chartex" xmlns:cx1="http://schemas.microsoft.com/office/drawing/2015/9/8/chartex" xmlns:cx2="http://schemas.microsoft.com/office/drawing/2015/10/21/chartex" xmlns:cx3="http://schemas.microsoft.com/office/drawing/2016/5/9/chartex" xmlns:cx4="http://schemas.microsoft.com/office/drawing/2016/5/10/chartex" xmlns:cx5="http://schemas.microsoft.com/office/drawing/2016/5/11/chartex" xmlns:cx6="http://schemas.microsoft.com/office/drawing/2016/5/12/chartex" xmlns:cx7="http://schemas.microsoft.com/office/drawing/2016/5/13/chartex" xmlns:cx8="http://schemas.microsoft.com/office/drawing/2016/5/14/chartex" xmlns:w16cid="http://schemas.microsoft.com/office/word/2016/wordml/cid" xmlns:w16se="http://schemas.microsoft.com/office/word/2015/wordml/symex">
+<w:hdr xmlns:wpc="http://schemas.microsoft.com/office/word/2010/wordprocessingCanvas" xmlns:cx="http://schemas.microsoft.com/office/drawing/2014/chartex" xmlns:cx1="http://schemas.microsoft.com/office/drawing/2015/9/8/chartex" xmlns:cx2="http://schemas.microsoft.com/office/drawing/2015/10/21/chartex" xmlns:cx3="http://schemas.microsoft.com/office/drawing/2016/5/9/chartex" xmlns:cx4="http://schemas.microsoft.com/office/drawing/2016/5/10/chartex" xmlns:cx5="http://schemas.microsoft.com/office/drawing/2016/5/11/chartex" xmlns:cx6="http://schemas.microsoft.com/office/drawing/2016/5/12/chartex" xmlns:cx7="http://schemas.microsoft.com/office/drawing/2016/5/13/chartex" xmlns:cx8="http://schemas.microsoft.com/office/drawing/2016/5/14/chartex" xmlns:mc="http://schemas.openxmlformats.org/markup-compatibility/2006" xmlns:m="http://schemas.openxmlformats.org/officeDocument/2006/math" xmlns:aink="http://schemas.microsoft.com/office/drawing/2016/ink" xmlns:am3d="http://schemas.microsoft.com/office/drawing/2017/model3d" xmlns:oel="http://schemas.microsoft.com/office/2019/extlst" xmlns:r="http://schemas.openxmlformats.org/officeDocument/2006/relationships" xmlns:wp14="http://schemas.microsoft.com/office/word/2010/wordprocessingDrawing" xmlns:wp="http://schemas.openxmlformats.org/drawingml/2006/wordprocessingDrawing" xmlns:wpg="http://schemas.microsoft.com/office/word/2010/wordprocessingGroup" xmlns:wpi="http://schemas.microsoft.com/office/word/2010/wordprocessingInk" xmlns:wps="http://schemas.microsoft.com/office/word/2010/wordprocessingShape" xmlns:o="urn:schemas-microsoft-com:office:office" xmlns:v="urn:schemas-microsoft-com:vml" xmlns:w10="urn:schemas-microsoft-com:office:word" xmlns:w="http://schemas.openxmlformats.org/wordprocessingml/2006/main" xmlns:w14="http://schemas.microsoft.com/office/word/2010/wordml" xmlns:w15="http://schemas.microsoft.com/office/word/2012/wordml" xmlns:w16cex="http://schemas.microsoft.com/office/word/2018/wordml/cex" xmlns:w16cid="http://schemas.microsoft.com/office/word/2016/wordml/cid" xmlns:w16="http://schemas.microsoft.com/office/word/2018/wordml" xmlns:w16sdtdh="http://schemas.microsoft.com/office/word/2020/wordml/sdtdatahash" xmlns:w16sdtfl="http://schemas.microsoft.com/office/word/2024/wordml/sdtformatlock" xmlns:w16se="http://schemas.microsoft.com/office/word/2015/wordml/symex" xmlns:w16du="http://schemas.microsoft.com/office/word/2023/wordml/word16du" xmlns:wne="http://schemas.microsoft.com/office/word/2006/wordml" mc:Ignorable="w14 w15 w16se w16cid w16 w16cex w16sdtdh w16sdtfl w16du wp14">
   <w:p>
     <w:pPr>
       <w:pBdr>
-        <w:bottom w:val="single" w:color="D9D9D9" w:sz="4"/>
+        <w:bottom w:val="single" w:sz="4" w:space="0" w:color="D9D9D9"/>
       </w:pBdr>
       <w:tabs>
         <w:tab w:val="right" w:pos="9360"/>
@@ -4176,37 +5189,142 @@
     </w:pPr>
     <w:r>
       <w:rPr>
-        <w:rFonts w:ascii="Roboto" w:cs="Roboto" w:eastAsia="Roboto" w:hAnsi="Roboto"/>
         <w:color w:val="595959"/>
         <w:sz w:val="15"/>
         <w:szCs w:val="15"/>
       </w:rPr>
-      <w:t xml:space="preserve">NEXUS SECURITY — CONFIDENTIAL</w:t>
+      <w:t>NEXUS SECURITY — CONFIDENTIAL</w:t>
+    </w:r>
+    <w:r>
+      <w:tab/>
     </w:r>
     <w:r>
       <w:rPr>
-        <w:rFonts w:ascii="Roboto" w:cs="Roboto" w:eastAsia="Roboto" w:hAnsi="Roboto"/>
-      </w:rPr>
-      <w:t xml:space="preserve">	</w:t>
-    </w:r>
-    <w:r>
-      <w:rPr>
-        <w:rFonts w:ascii="Roboto" w:cs="Roboto" w:eastAsia="Roboto" w:hAnsi="Roboto"/>
         <w:color w:val="595959"/>
         <w:sz w:val="15"/>
         <w:szCs w:val="15"/>
       </w:rPr>
-      <w:t xml:space="preserve">Internal — Password Audit</w:t>
+      <w:t>Internal — Password Audit</w:t>
     </w:r>
   </w:p>
 </w:hdr>
 </file>
 
 <file path=word/numbering.xml><?xml version="1.0" encoding="utf-8"?>
-<w:numbering xmlns:wpc="http://schemas.microsoft.com/office/word/2010/wordprocessingCanvas" xmlns:mc="http://schemas.openxmlformats.org/markup-compatibility/2006" xmlns:o="urn:schemas-microsoft-com:office:office" xmlns:r="http://schemas.openxmlformats.org/officeDocument/2006/relationships" xmlns:m="http://schemas.openxmlformats.org/officeDocument/2006/math" xmlns:v="urn:schemas-microsoft-com:vml" xmlns:wp14="http://schemas.microsoft.com/office/word/2010/wordprocessingDrawing" xmlns:wp="http://schemas.openxmlformats.org/drawingml/2006/wordprocessingDrawing" xmlns:w10="urn:schemas-microsoft-com:office:word" xmlns:w="http://schemas.openxmlformats.org/wordprocessingml/2006/main" xmlns:w14="http://schemas.microsoft.com/office/word/2010/wordml" xmlns:w15="http://schemas.microsoft.com/office/word/2012/wordml" xmlns:wpg="http://schemas.microsoft.com/office/word/2010/wordprocessingGroup" xmlns:wpi="http://schemas.microsoft.com/office/word/2010/wordprocessingInk" xmlns:wne="http://schemas.microsoft.com/office/word/2006/wordml" xmlns:wps="http://schemas.microsoft.com/office/word/2010/wordprocessingShape" mc:Ignorable="w14 w15 wp14">
+<w:numbering xmlns:wpc="http://schemas.microsoft.com/office/word/2010/wordprocessingCanvas" xmlns:cx="http://schemas.microsoft.com/office/drawing/2014/chartex" xmlns:cx1="http://schemas.microsoft.com/office/drawing/2015/9/8/chartex" xmlns:cx2="http://schemas.microsoft.com/office/drawing/2015/10/21/chartex" xmlns:cx3="http://schemas.microsoft.com/office/drawing/2016/5/9/chartex" xmlns:cx4="http://schemas.microsoft.com/office/drawing/2016/5/10/chartex" xmlns:cx5="http://schemas.microsoft.com/office/drawing/2016/5/11/chartex" xmlns:cx6="http://schemas.microsoft.com/office/drawing/2016/5/12/chartex" xmlns:cx7="http://schemas.microsoft.com/office/drawing/2016/5/13/chartex" xmlns:cx8="http://schemas.microsoft.com/office/drawing/2016/5/14/chartex" xmlns:mc="http://schemas.openxmlformats.org/markup-compatibility/2006" xmlns:m="http://schemas.openxmlformats.org/officeDocument/2006/math" xmlns:aink="http://schemas.microsoft.com/office/drawing/2016/ink" xmlns:am3d="http://schemas.microsoft.com/office/drawing/2017/model3d" xmlns:oel="http://schemas.microsoft.com/office/2019/extlst" xmlns:r="http://schemas.openxmlformats.org/officeDocument/2006/relationships" xmlns:wp14="http://schemas.microsoft.com/office/word/2010/wordprocessingDrawing" xmlns:wp="http://schemas.openxmlformats.org/drawingml/2006/wordprocessingDrawing" xmlns:wpg="http://schemas.microsoft.com/office/word/2010/wordprocessingGroup" xmlns:wpi="http://schemas.microsoft.com/office/word/2010/wordprocessingInk" xmlns:wps="http://schemas.microsoft.com/office/word/2010/wordprocessingShape" xmlns:o="urn:schemas-microsoft-com:office:office" xmlns:v="urn:schemas-microsoft-com:vml" xmlns:w10="urn:schemas-microsoft-com:office:word" xmlns:w="http://schemas.openxmlformats.org/wordprocessingml/2006/main" xmlns:w14="http://schemas.microsoft.com/office/word/2010/wordml" xmlns:w15="http://schemas.microsoft.com/office/word/2012/wordml" xmlns:w16cex="http://schemas.microsoft.com/office/word/2018/wordml/cex" xmlns:w16cid="http://schemas.microsoft.com/office/word/2016/wordml/cid" xmlns:w16="http://schemas.microsoft.com/office/word/2018/wordml" xmlns:w16sdtdh="http://schemas.microsoft.com/office/word/2020/wordml/sdtdatahash" xmlns:w16sdtfl="http://schemas.microsoft.com/office/word/2024/wordml/sdtformatlock" xmlns:w16se="http://schemas.microsoft.com/office/word/2015/wordml/symex" xmlns:w16du="http://schemas.microsoft.com/office/word/2023/wordml/word16du" xmlns:wne="http://schemas.microsoft.com/office/word/2006/wordml" mc:Ignorable="w14 w15 w16se w16cid w16 w16cex w16sdtdh w16sdtfl w16du wp14">
+  <w:abstractNum w:abstractNumId="0" w15:restartNumberingAfterBreak="0">
+    <w:nsid w:val="22DE4539"/>
+    <w:multiLevelType w:val="hybridMultilevel"/>
+    <w:tmpl w:val="BB228E6E"/>
+    <w:lvl w:ilvl="0" w:tplc="96E6A07C">
+      <w:start w:val="1"/>
+      <w:numFmt w:val="decimal"/>
+      <w:lvlText w:val="%1."/>
+      <w:lvlJc w:val="left"/>
+      <w:pPr>
+        <w:ind w:left="540" w:hanging="280"/>
+      </w:pPr>
+    </w:lvl>
+    <w:lvl w:ilvl="1" w:tplc="2214A01A">
+      <w:numFmt w:val="decimal"/>
+      <w:lvlText w:val=""/>
+      <w:lvlJc w:val="left"/>
+    </w:lvl>
+    <w:lvl w:ilvl="2" w:tplc="9C74B576">
+      <w:numFmt w:val="decimal"/>
+      <w:lvlText w:val=""/>
+      <w:lvlJc w:val="left"/>
+    </w:lvl>
+    <w:lvl w:ilvl="3" w:tplc="F80C8EDC">
+      <w:numFmt w:val="decimal"/>
+      <w:lvlText w:val=""/>
+      <w:lvlJc w:val="left"/>
+    </w:lvl>
+    <w:lvl w:ilvl="4" w:tplc="F8C41C52">
+      <w:numFmt w:val="decimal"/>
+      <w:lvlText w:val=""/>
+      <w:lvlJc w:val="left"/>
+    </w:lvl>
+    <w:lvl w:ilvl="5" w:tplc="DF5EBD70">
+      <w:numFmt w:val="decimal"/>
+      <w:lvlText w:val=""/>
+      <w:lvlJc w:val="left"/>
+    </w:lvl>
+    <w:lvl w:ilvl="6" w:tplc="F86855E8">
+      <w:numFmt w:val="decimal"/>
+      <w:lvlText w:val=""/>
+      <w:lvlJc w:val="left"/>
+    </w:lvl>
+    <w:lvl w:ilvl="7" w:tplc="15163932">
+      <w:numFmt w:val="decimal"/>
+      <w:lvlText w:val=""/>
+      <w:lvlJc w:val="left"/>
+    </w:lvl>
+    <w:lvl w:ilvl="8" w:tplc="AF665104">
+      <w:numFmt w:val="decimal"/>
+      <w:lvlText w:val=""/>
+      <w:lvlJc w:val="left"/>
+    </w:lvl>
+  </w:abstractNum>
   <w:abstractNum w:abstractNumId="1" w15:restartNumberingAfterBreak="0">
+    <w:nsid w:val="76B144CF"/>
     <w:multiLevelType w:val="hybridMultilevel"/>
-    <w:lvl w:ilvl="0" w15:tentative="1">
+    <w:tmpl w:val="00E24A12"/>
+    <w:lvl w:ilvl="0" w:tplc="0192AEC8">
+      <w:start w:val="1"/>
+      <w:numFmt w:val="bullet"/>
+      <w:lvlText w:val="•"/>
+      <w:lvlJc w:val="left"/>
+      <w:pPr>
+        <w:ind w:left="540" w:hanging="280"/>
+      </w:pPr>
+    </w:lvl>
+    <w:lvl w:ilvl="1" w:tplc="BA54D5DE">
+      <w:numFmt w:val="decimal"/>
+      <w:lvlText w:val=""/>
+      <w:lvlJc w:val="left"/>
+    </w:lvl>
+    <w:lvl w:ilvl="2" w:tplc="38A6A29C">
+      <w:numFmt w:val="decimal"/>
+      <w:lvlText w:val=""/>
+      <w:lvlJc w:val="left"/>
+    </w:lvl>
+    <w:lvl w:ilvl="3" w:tplc="BDBA20F2">
+      <w:numFmt w:val="decimal"/>
+      <w:lvlText w:val=""/>
+      <w:lvlJc w:val="left"/>
+    </w:lvl>
+    <w:lvl w:ilvl="4" w:tplc="3E523F82">
+      <w:numFmt w:val="decimal"/>
+      <w:lvlText w:val=""/>
+      <w:lvlJc w:val="left"/>
+    </w:lvl>
+    <w:lvl w:ilvl="5" w:tplc="BA062524">
+      <w:numFmt w:val="decimal"/>
+      <w:lvlText w:val=""/>
+      <w:lvlJc w:val="left"/>
+    </w:lvl>
+    <w:lvl w:ilvl="6" w:tplc="3D044314">
+      <w:numFmt w:val="decimal"/>
+      <w:lvlText w:val=""/>
+      <w:lvlJc w:val="left"/>
+    </w:lvl>
+    <w:lvl w:ilvl="7" w:tplc="E1E0CB0C">
+      <w:numFmt w:val="decimal"/>
+      <w:lvlText w:val=""/>
+      <w:lvlJc w:val="left"/>
+    </w:lvl>
+    <w:lvl w:ilvl="8" w:tplc="18446B1C">
+      <w:numFmt w:val="decimal"/>
+      <w:lvlText w:val=""/>
+      <w:lvlJc w:val="left"/>
+    </w:lvl>
+  </w:abstractNum>
+  <w:abstractNum w:abstractNumId="2" w15:restartNumberingAfterBreak="0">
+    <w:nsid w:val="774844C0"/>
+    <w:multiLevelType w:val="hybridMultilevel"/>
+    <w:tmpl w:val="691CED08"/>
+    <w:lvl w:ilvl="0" w:tplc="D5D6FB7E">
       <w:start w:val="1"/>
       <w:numFmt w:val="bullet"/>
       <w:lvlText w:val="●"/>
@@ -4215,7 +5333,7 @@
         <w:ind w:left="720" w:hanging="360"/>
       </w:pPr>
     </w:lvl>
-    <w:lvl w:ilvl="1" w15:tentative="1">
+    <w:lvl w:ilvl="1" w:tplc="D2CEDE58">
       <w:start w:val="1"/>
       <w:numFmt w:val="bullet"/>
       <w:lvlText w:val="○"/>
@@ -4224,7 +5342,7 @@
         <w:ind w:left="1440" w:hanging="360"/>
       </w:pPr>
     </w:lvl>
-    <w:lvl w:ilvl="2" w15:tentative="1">
+    <w:lvl w:ilvl="2" w:tplc="7AEAEC8C">
       <w:start w:val="1"/>
       <w:numFmt w:val="bullet"/>
       <w:lvlText w:val="■"/>
@@ -4233,7 +5351,7 @@
         <w:ind w:left="2160" w:hanging="360"/>
       </w:pPr>
     </w:lvl>
-    <w:lvl w:ilvl="3" w15:tentative="1">
+    <w:lvl w:ilvl="3" w:tplc="5B60E16E">
       <w:start w:val="1"/>
       <w:numFmt w:val="bullet"/>
       <w:lvlText w:val="●"/>
@@ -4242,7 +5360,7 @@
         <w:ind w:left="2880" w:hanging="360"/>
       </w:pPr>
     </w:lvl>
-    <w:lvl w:ilvl="4" w15:tentative="1">
+    <w:lvl w:ilvl="4" w:tplc="F1BEBECE">
       <w:start w:val="1"/>
       <w:numFmt w:val="bullet"/>
       <w:lvlText w:val="○"/>
@@ -4251,7 +5369,7 @@
         <w:ind w:left="3600" w:hanging="360"/>
       </w:pPr>
     </w:lvl>
-    <w:lvl w:ilvl="5" w15:tentative="1">
+    <w:lvl w:ilvl="5" w:tplc="93B876B4">
       <w:start w:val="1"/>
       <w:numFmt w:val="bullet"/>
       <w:lvlText w:val="■"/>
@@ -4260,7 +5378,7 @@
         <w:ind w:left="4320" w:hanging="360"/>
       </w:pPr>
     </w:lvl>
-    <w:lvl w:ilvl="6" w15:tentative="1">
+    <w:lvl w:ilvl="6" w:tplc="77A0A596">
       <w:start w:val="1"/>
       <w:numFmt w:val="bullet"/>
       <w:lvlText w:val="●"/>
@@ -4269,7 +5387,7 @@
         <w:ind w:left="5040" w:hanging="360"/>
       </w:pPr>
     </w:lvl>
-    <w:lvl w:ilvl="7" w15:tentative="1">
+    <w:lvl w:ilvl="7" w:tplc="D3BC505A">
       <w:start w:val="1"/>
       <w:numFmt w:val="bullet"/>
       <w:lvlText w:val="●"/>
@@ -4278,7 +5396,7 @@
         <w:ind w:left="5760" w:hanging="360"/>
       </w:pPr>
     </w:lvl>
-    <w:lvl w:ilvl="8" w15:tentative="1">
+    <w:lvl w:ilvl="8" w:tplc="DC0402FA">
       <w:start w:val="1"/>
       <w:numFmt w:val="bullet"/>
       <w:lvlText w:val="●"/>
@@ -4288,44 +5406,20 @@
       </w:pPr>
     </w:lvl>
   </w:abstractNum>
-  <w:abstractNum w:abstractNumId="2" w15:restartNumberingAfterBreak="0">
-    <w:multiLevelType w:val="hybridMultilevel"/>
-    <w:lvl w:ilvl="0" w15:tentative="1">
-      <w:start w:val="1"/>
-      <w:numFmt w:val="bullet"/>
-      <w:lvlText w:val="•"/>
-      <w:lvlJc w:val="left"/>
-      <w:pPr>
-        <w:ind w:left="540" w:hanging="280"/>
-      </w:pPr>
-    </w:lvl>
-  </w:abstractNum>
-  <w:abstractNum w:abstractNumId="3" w15:restartNumberingAfterBreak="0">
-    <w:multiLevelType w:val="hybridMultilevel"/>
-    <w:lvl w:ilvl="0" w15:tentative="1">
-      <w:start w:val="1"/>
-      <w:numFmt w:val="decimal"/>
-      <w:lvlText w:val="%1."/>
-      <w:lvlJc w:val="left"/>
-      <w:pPr>
-        <w:ind w:left="540" w:hanging="280"/>
-      </w:pPr>
-    </w:lvl>
-  </w:abstractNum>
-  <w:num w:numId="1">
+  <w:num w:numId="1" w16cid:durableId="943004042">
+    <w:abstractNumId w:val="2"/>
+    <w:lvlOverride w:ilvl="0">
+      <w:startOverride w:val="1"/>
+    </w:lvlOverride>
+  </w:num>
+  <w:num w:numId="2" w16cid:durableId="1287396699">
     <w:abstractNumId w:val="1"/>
     <w:lvlOverride w:ilvl="0">
       <w:startOverride w:val="1"/>
     </w:lvlOverride>
   </w:num>
-  <w:num w:numId="2">
-    <w:abstractNumId w:val="2"/>
-    <w:lvlOverride w:ilvl="0">
-      <w:startOverride w:val="1"/>
-    </w:lvlOverride>
-  </w:num>
-  <w:num w:numId="3">
-    <w:abstractNumId w:val="3"/>
+  <w:num w:numId="3" w16cid:durableId="1439980342">
+    <w:abstractNumId w:val="0"/>
     <w:lvlOverride w:ilvl="0">
       <w:startOverride w:val="1"/>
     </w:lvlOverride>
@@ -4334,55 +5428,445 @@
 </file>
 
 <file path=word/styles.xml><?xml version="1.0" encoding="utf-8"?>
-<w:styles xmlns:mc="http://schemas.openxmlformats.org/markup-compatibility/2006" xmlns:r="http://schemas.openxmlformats.org/officeDocument/2006/relationships" xmlns:w="http://schemas.openxmlformats.org/wordprocessingml/2006/main" xmlns:w14="http://schemas.microsoft.com/office/word/2010/wordml" xmlns:w15="http://schemas.microsoft.com/office/word/2012/wordml" mc:Ignorable="w14 w15">
+<w:styles xmlns:mc="http://schemas.openxmlformats.org/markup-compatibility/2006" xmlns:r="http://schemas.openxmlformats.org/officeDocument/2006/relationships" xmlns:w="http://schemas.openxmlformats.org/wordprocessingml/2006/main" xmlns:w14="http://schemas.microsoft.com/office/word/2010/wordml" xmlns:w15="http://schemas.microsoft.com/office/word/2012/wordml" xmlns:w16cex="http://schemas.microsoft.com/office/word/2018/wordml/cex" xmlns:w16cid="http://schemas.microsoft.com/office/word/2016/wordml/cid" xmlns:w16="http://schemas.microsoft.com/office/word/2018/wordml" xmlns:w16sdtdh="http://schemas.microsoft.com/office/word/2020/wordml/sdtdatahash" xmlns:w16sdtfl="http://schemas.microsoft.com/office/word/2024/wordml/sdtformatlock" xmlns:w16se="http://schemas.microsoft.com/office/word/2015/wordml/symex" xmlns:w16du="http://schemas.microsoft.com/office/word/2023/wordml/word16du" mc:Ignorable="w14 w15 w16se w16cid w16 w16cex w16sdtdh w16sdtfl w16du">
   <w:docDefaults>
     <w:rPrDefault>
       <w:rPr>
-        <w:rFonts w:ascii="Roboto" w:cs="Roboto" w:eastAsia="Roboto" w:hAnsi="Roboto"/>
+        <w:rFonts w:ascii="Roboto" w:eastAsia="Roboto" w:hAnsi="Roboto" w:cs="Roboto"/>
         <w:color w:val="1A1A1A"/>
         <w:sz w:val="22"/>
         <w:szCs w:val="22"/>
+        <w:lang w:val="en-US" w:eastAsia="en-US" w:bidi="ar-SA"/>
       </w:rPr>
     </w:rPrDefault>
     <w:pPrDefault/>
   </w:docDefaults>
-  <w:style w:type="paragraph" w:styleId="Title">
-    <w:name w:val="Title"/>
-    <w:basedOn w:val="Normal"/>
-    <w:next w:val="Normal"/>
+  <w:latentStyles w:defLockedState="0" w:defUIPriority="99" w:defSemiHidden="0" w:defUnhideWhenUsed="0" w:defQFormat="0" w:count="376">
+    <w:lsdException w:name="Normal" w:uiPriority="0" w:qFormat="1"/>
+    <w:lsdException w:name="heading 1" w:uiPriority="9" w:qFormat="1"/>
+    <w:lsdException w:name="heading 2" w:semiHidden="1" w:uiPriority="9" w:unhideWhenUsed="1" w:qFormat="1"/>
+    <w:lsdException w:name="heading 3" w:semiHidden="1" w:uiPriority="9" w:unhideWhenUsed="1" w:qFormat="1"/>
+    <w:lsdException w:name="heading 4" w:semiHidden="1" w:uiPriority="9" w:unhideWhenUsed="1" w:qFormat="1"/>
+    <w:lsdException w:name="heading 5" w:semiHidden="1" w:uiPriority="9" w:unhideWhenUsed="1" w:qFormat="1"/>
+    <w:lsdException w:name="heading 6" w:semiHidden="1" w:uiPriority="9" w:unhideWhenUsed="1" w:qFormat="1"/>
+    <w:lsdException w:name="heading 7" w:semiHidden="1" w:uiPriority="9" w:unhideWhenUsed="1" w:qFormat="1"/>
+    <w:lsdException w:name="heading 8" w:semiHidden="1" w:uiPriority="9" w:unhideWhenUsed="1" w:qFormat="1"/>
+    <w:lsdException w:name="heading 9" w:semiHidden="1" w:uiPriority="9" w:unhideWhenUsed="1" w:qFormat="1"/>
+    <w:lsdException w:name="index 1" w:semiHidden="1" w:unhideWhenUsed="1"/>
+    <w:lsdException w:name="index 2" w:semiHidden="1" w:unhideWhenUsed="1"/>
+    <w:lsdException w:name="index 3" w:semiHidden="1" w:unhideWhenUsed="1"/>
+    <w:lsdException w:name="index 4" w:semiHidden="1" w:unhideWhenUsed="1"/>
+    <w:lsdException w:name="index 5" w:semiHidden="1" w:unhideWhenUsed="1"/>
+    <w:lsdException w:name="index 6" w:semiHidden="1" w:unhideWhenUsed="1"/>
+    <w:lsdException w:name="index 7" w:semiHidden="1" w:unhideWhenUsed="1"/>
+    <w:lsdException w:name="index 8" w:semiHidden="1" w:unhideWhenUsed="1"/>
+    <w:lsdException w:name="index 9" w:semiHidden="1" w:unhideWhenUsed="1"/>
+    <w:lsdException w:name="toc 1" w:semiHidden="1" w:uiPriority="39" w:unhideWhenUsed="1"/>
+    <w:lsdException w:name="toc 2" w:semiHidden="1" w:uiPriority="39" w:unhideWhenUsed="1"/>
+    <w:lsdException w:name="toc 3" w:semiHidden="1" w:uiPriority="39" w:unhideWhenUsed="1"/>
+    <w:lsdException w:name="toc 4" w:semiHidden="1" w:uiPriority="39" w:unhideWhenUsed="1"/>
+    <w:lsdException w:name="toc 5" w:semiHidden="1" w:uiPriority="39" w:unhideWhenUsed="1"/>
+    <w:lsdException w:name="toc 6" w:semiHidden="1" w:uiPriority="39" w:unhideWhenUsed="1"/>
+    <w:lsdException w:name="toc 7" w:semiHidden="1" w:uiPriority="39" w:unhideWhenUsed="1"/>
+    <w:lsdException w:name="toc 8" w:semiHidden="1" w:uiPriority="39" w:unhideWhenUsed="1"/>
+    <w:lsdException w:name="toc 9" w:semiHidden="1" w:uiPriority="39" w:unhideWhenUsed="1"/>
+    <w:lsdException w:name="Normal Indent" w:semiHidden="1" w:unhideWhenUsed="1"/>
+    <w:lsdException w:name="footnote text" w:semiHidden="1" w:unhideWhenUsed="1"/>
+    <w:lsdException w:name="annotation text" w:semiHidden="1" w:unhideWhenUsed="1"/>
+    <w:lsdException w:name="header" w:semiHidden="1" w:unhideWhenUsed="1"/>
+    <w:lsdException w:name="footer" w:semiHidden="1" w:unhideWhenUsed="1"/>
+    <w:lsdException w:name="index heading" w:semiHidden="1" w:unhideWhenUsed="1"/>
+    <w:lsdException w:name="caption" w:semiHidden="1" w:uiPriority="35" w:unhideWhenUsed="1" w:qFormat="1"/>
+    <w:lsdException w:name="table of figures" w:semiHidden="1" w:unhideWhenUsed="1"/>
+    <w:lsdException w:name="envelope address" w:semiHidden="1" w:unhideWhenUsed="1"/>
+    <w:lsdException w:name="envelope return" w:semiHidden="1" w:unhideWhenUsed="1"/>
+    <w:lsdException w:name="footnote reference" w:semiHidden="1" w:unhideWhenUsed="1"/>
+    <w:lsdException w:name="annotation reference" w:semiHidden="1" w:unhideWhenUsed="1"/>
+    <w:lsdException w:name="line number" w:semiHidden="1" w:unhideWhenUsed="1"/>
+    <w:lsdException w:name="page number" w:semiHidden="1" w:unhideWhenUsed="1"/>
+    <w:lsdException w:name="endnote reference" w:semiHidden="1" w:unhideWhenUsed="1"/>
+    <w:lsdException w:name="endnote text" w:semiHidden="1" w:unhideWhenUsed="1"/>
+    <w:lsdException w:name="table of authorities" w:semiHidden="1" w:unhideWhenUsed="1"/>
+    <w:lsdException w:name="macro" w:semiHidden="1" w:unhideWhenUsed="1"/>
+    <w:lsdException w:name="toa heading" w:semiHidden="1" w:unhideWhenUsed="1"/>
+    <w:lsdException w:name="List" w:semiHidden="1" w:unhideWhenUsed="1"/>
+    <w:lsdException w:name="List Bullet" w:semiHidden="1" w:unhideWhenUsed="1"/>
+    <w:lsdException w:name="List Number" w:semiHidden="1" w:unhideWhenUsed="1"/>
+    <w:lsdException w:name="List 2" w:semiHidden="1" w:unhideWhenUsed="1"/>
+    <w:lsdException w:name="List 3" w:semiHidden="1" w:unhideWhenUsed="1"/>
+    <w:lsdException w:name="List 4" w:semiHidden="1" w:unhideWhenUsed="1"/>
+    <w:lsdException w:name="List 5" w:semiHidden="1" w:unhideWhenUsed="1"/>
+    <w:lsdException w:name="List Bullet 2" w:semiHidden="1" w:unhideWhenUsed="1"/>
+    <w:lsdException w:name="List Bullet 3" w:semiHidden="1" w:unhideWhenUsed="1"/>
+    <w:lsdException w:name="List Bullet 4" w:semiHidden="1" w:unhideWhenUsed="1"/>
+    <w:lsdException w:name="List Bullet 5" w:semiHidden="1" w:unhideWhenUsed="1"/>
+    <w:lsdException w:name="List Number 2" w:semiHidden="1" w:unhideWhenUsed="1"/>
+    <w:lsdException w:name="List Number 3" w:semiHidden="1" w:unhideWhenUsed="1"/>
+    <w:lsdException w:name="List Number 4" w:semiHidden="1" w:unhideWhenUsed="1"/>
+    <w:lsdException w:name="List Number 5" w:semiHidden="1" w:unhideWhenUsed="1"/>
+    <w:lsdException w:name="Title" w:uiPriority="10" w:qFormat="1"/>
+    <w:lsdException w:name="Closing" w:semiHidden="1" w:unhideWhenUsed="1"/>
+    <w:lsdException w:name="Signature" w:semiHidden="1" w:unhideWhenUsed="1"/>
+    <w:lsdException w:name="Default Paragraph Font" w:semiHidden="1" w:uiPriority="1" w:unhideWhenUsed="1"/>
+    <w:lsdException w:name="Body Text" w:semiHidden="1" w:unhideWhenUsed="1"/>
+    <w:lsdException w:name="Body Text Indent" w:semiHidden="1" w:unhideWhenUsed="1"/>
+    <w:lsdException w:name="List Continue" w:semiHidden="1" w:unhideWhenUsed="1"/>
+    <w:lsdException w:name="List Continue 2" w:semiHidden="1" w:unhideWhenUsed="1"/>
+    <w:lsdException w:name="List Continue 3" w:semiHidden="1" w:unhideWhenUsed="1"/>
+    <w:lsdException w:name="List Continue 4" w:semiHidden="1" w:unhideWhenUsed="1"/>
+    <w:lsdException w:name="List Continue 5" w:semiHidden="1" w:unhideWhenUsed="1"/>
+    <w:lsdException w:name="Message Header" w:semiHidden="1" w:unhideWhenUsed="1"/>
+    <w:lsdException w:name="Subtitle" w:uiPriority="11" w:qFormat="1"/>
+    <w:lsdException w:name="Salutation" w:semiHidden="1" w:unhideWhenUsed="1"/>
+    <w:lsdException w:name="Date" w:semiHidden="1" w:unhideWhenUsed="1"/>
+    <w:lsdException w:name="Body Text First Indent" w:semiHidden="1" w:unhideWhenUsed="1"/>
+    <w:lsdException w:name="Body Text First Indent 2" w:semiHidden="1" w:unhideWhenUsed="1"/>
+    <w:lsdException w:name="Note Heading" w:semiHidden="1" w:unhideWhenUsed="1"/>
+    <w:lsdException w:name="Body Text 2" w:semiHidden="1" w:unhideWhenUsed="1"/>
+    <w:lsdException w:name="Body Text 3" w:semiHidden="1" w:unhideWhenUsed="1"/>
+    <w:lsdException w:name="Body Text Indent 2" w:semiHidden="1" w:unhideWhenUsed="1"/>
+    <w:lsdException w:name="Body Text Indent 3" w:semiHidden="1" w:unhideWhenUsed="1"/>
+    <w:lsdException w:name="Block Text" w:semiHidden="1" w:unhideWhenUsed="1"/>
+    <w:lsdException w:name="Hyperlink" w:semiHidden="1" w:unhideWhenUsed="1"/>
+    <w:lsdException w:name="FollowedHyperlink" w:semiHidden="1" w:unhideWhenUsed="1"/>
+    <w:lsdException w:name="Strong" w:uiPriority="22" w:qFormat="1"/>
+    <w:lsdException w:name="Emphasis" w:uiPriority="20" w:qFormat="1"/>
+    <w:lsdException w:name="Document Map" w:semiHidden="1" w:unhideWhenUsed="1"/>
+    <w:lsdException w:name="Plain Text" w:semiHidden="1" w:unhideWhenUsed="1"/>
+    <w:lsdException w:name="E-mail Signature" w:semiHidden="1" w:unhideWhenUsed="1"/>
+    <w:lsdException w:name="HTML Top of Form" w:semiHidden="1" w:unhideWhenUsed="1"/>
+    <w:lsdException w:name="HTML Bottom of Form" w:semiHidden="1" w:unhideWhenUsed="1"/>
+    <w:lsdException w:name="Normal (Web)" w:semiHidden="1" w:unhideWhenUsed="1"/>
+    <w:lsdException w:name="HTML Acronym" w:semiHidden="1" w:unhideWhenUsed="1"/>
+    <w:lsdException w:name="HTML Address" w:semiHidden="1" w:unhideWhenUsed="1"/>
+    <w:lsdException w:name="HTML Cite" w:semiHidden="1" w:unhideWhenUsed="1"/>
+    <w:lsdException w:name="HTML Code" w:semiHidden="1" w:unhideWhenUsed="1"/>
+    <w:lsdException w:name="HTML Definition" w:semiHidden="1" w:unhideWhenUsed="1"/>
+    <w:lsdException w:name="HTML Keyboard" w:semiHidden="1" w:unhideWhenUsed="1"/>
+    <w:lsdException w:name="HTML Preformatted" w:semiHidden="1" w:unhideWhenUsed="1"/>
+    <w:lsdException w:name="HTML Sample" w:semiHidden="1" w:unhideWhenUsed="1"/>
+    <w:lsdException w:name="HTML Typewriter" w:semiHidden="1" w:unhideWhenUsed="1"/>
+    <w:lsdException w:name="HTML Variable" w:semiHidden="1" w:unhideWhenUsed="1"/>
+    <w:lsdException w:name="Normal Table" w:semiHidden="1" w:unhideWhenUsed="1"/>
+    <w:lsdException w:name="annotation subject" w:semiHidden="1" w:unhideWhenUsed="1"/>
+    <w:lsdException w:name="No List" w:semiHidden="1" w:unhideWhenUsed="1"/>
+    <w:lsdException w:name="Outline List 1" w:semiHidden="1" w:unhideWhenUsed="1"/>
+    <w:lsdException w:name="Outline List 2" w:semiHidden="1" w:unhideWhenUsed="1"/>
+    <w:lsdException w:name="Outline List 3" w:semiHidden="1" w:unhideWhenUsed="1"/>
+    <w:lsdException w:name="Table Simple 1" w:semiHidden="1" w:unhideWhenUsed="1"/>
+    <w:lsdException w:name="Table Simple 2" w:semiHidden="1" w:unhideWhenUsed="1"/>
+    <w:lsdException w:name="Table Simple 3" w:semiHidden="1" w:unhideWhenUsed="1"/>
+    <w:lsdException w:name="Table Classic 1" w:semiHidden="1" w:unhideWhenUsed="1"/>
+    <w:lsdException w:name="Table Classic 2" w:semiHidden="1" w:unhideWhenUsed="1"/>
+    <w:lsdException w:name="Table Classic 3" w:semiHidden="1" w:unhideWhenUsed="1"/>
+    <w:lsdException w:name="Table Classic 4" w:semiHidden="1" w:unhideWhenUsed="1"/>
+    <w:lsdException w:name="Table Colorful 1" w:semiHidden="1" w:unhideWhenUsed="1"/>
+    <w:lsdException w:name="Table Colorful 2" w:semiHidden="1" w:unhideWhenUsed="1"/>
+    <w:lsdException w:name="Table Colorful 3" w:semiHidden="1" w:unhideWhenUsed="1"/>
+    <w:lsdException w:name="Table Columns 1" w:semiHidden="1" w:unhideWhenUsed="1"/>
+    <w:lsdException w:name="Table Columns 2" w:semiHidden="1" w:unhideWhenUsed="1"/>
+    <w:lsdException w:name="Table Columns 3" w:semiHidden="1" w:unhideWhenUsed="1"/>
+    <w:lsdException w:name="Table Columns 4" w:semiHidden="1" w:unhideWhenUsed="1"/>
+    <w:lsdException w:name="Table Columns 5" w:semiHidden="1" w:unhideWhenUsed="1"/>
+    <w:lsdException w:name="Table Grid 1" w:semiHidden="1" w:unhideWhenUsed="1"/>
+    <w:lsdException w:name="Table Grid 2" w:semiHidden="1" w:unhideWhenUsed="1"/>
+    <w:lsdException w:name="Table Grid 3" w:semiHidden="1" w:unhideWhenUsed="1"/>
+    <w:lsdException w:name="Table Grid 4" w:semiHidden="1" w:unhideWhenUsed="1"/>
+    <w:lsdException w:name="Table Grid 5" w:semiHidden="1" w:unhideWhenUsed="1"/>
+    <w:lsdException w:name="Table Grid 6" w:semiHidden="1" w:unhideWhenUsed="1"/>
+    <w:lsdException w:name="Table Grid 7" w:semiHidden="1" w:unhideWhenUsed="1"/>
+    <w:lsdException w:name="Table Grid 8" w:semiHidden="1" w:unhideWhenUsed="1"/>
+    <w:lsdException w:name="Table List 1" w:semiHidden="1" w:unhideWhenUsed="1"/>
+    <w:lsdException w:name="Table List 2" w:semiHidden="1" w:unhideWhenUsed="1"/>
+    <w:lsdException w:name="Table List 3" w:semiHidden="1" w:unhideWhenUsed="1"/>
+    <w:lsdException w:name="Table List 4" w:semiHidden="1" w:unhideWhenUsed="1"/>
+    <w:lsdException w:name="Table List 5" w:semiHidden="1" w:unhideWhenUsed="1"/>
+    <w:lsdException w:name="Table List 6" w:semiHidden="1" w:unhideWhenUsed="1"/>
+    <w:lsdException w:name="Table List 7" w:semiHidden="1" w:unhideWhenUsed="1"/>
+    <w:lsdException w:name="Table List 8" w:semiHidden="1" w:unhideWhenUsed="1"/>
+    <w:lsdException w:name="Table 3D effects 1" w:semiHidden="1" w:unhideWhenUsed="1"/>
+    <w:lsdException w:name="Table 3D effects 2" w:semiHidden="1" w:unhideWhenUsed="1"/>
+    <w:lsdException w:name="Table 3D effects 3" w:semiHidden="1" w:unhideWhenUsed="1"/>
+    <w:lsdException w:name="Table Contemporary" w:semiHidden="1" w:unhideWhenUsed="1"/>
+    <w:lsdException w:name="Table Elegant" w:semiHidden="1" w:unhideWhenUsed="1"/>
+    <w:lsdException w:name="Table Professional" w:semiHidden="1" w:unhideWhenUsed="1"/>
+    <w:lsdException w:name="Table Subtle 1" w:semiHidden="1" w:unhideWhenUsed="1"/>
+    <w:lsdException w:name="Table Subtle 2" w:semiHidden="1" w:unhideWhenUsed="1"/>
+    <w:lsdException w:name="Table Web 1" w:semiHidden="1" w:unhideWhenUsed="1"/>
+    <w:lsdException w:name="Table Web 2" w:semiHidden="1" w:unhideWhenUsed="1"/>
+    <w:lsdException w:name="Table Web 3" w:semiHidden="1" w:unhideWhenUsed="1"/>
+    <w:lsdException w:name="Balloon Text" w:semiHidden="1" w:unhideWhenUsed="1"/>
+    <w:lsdException w:name="Table Grid" w:uiPriority="39"/>
+    <w:lsdException w:name="Table Theme" w:semiHidden="1" w:unhideWhenUsed="1"/>
+    <w:lsdException w:name="Placeholder Text" w:semiHidden="1"/>
+    <w:lsdException w:name="No Spacing" w:uiPriority="1" w:qFormat="1"/>
+    <w:lsdException w:name="Light Shading" w:uiPriority="60"/>
+    <w:lsdException w:name="Light List" w:uiPriority="61"/>
+    <w:lsdException w:name="Light Grid" w:uiPriority="62"/>
+    <w:lsdException w:name="Medium Shading 1" w:uiPriority="63"/>
+    <w:lsdException w:name="Medium Shading 2" w:uiPriority="64"/>
+    <w:lsdException w:name="Medium List 1" w:uiPriority="65"/>
+    <w:lsdException w:name="Medium List 2" w:uiPriority="66"/>
+    <w:lsdException w:name="Medium Grid 1" w:uiPriority="67"/>
+    <w:lsdException w:name="Medium Grid 2" w:uiPriority="68"/>
+    <w:lsdException w:name="Medium Grid 3" w:uiPriority="69"/>
+    <w:lsdException w:name="Dark List" w:uiPriority="70"/>
+    <w:lsdException w:name="Colorful Shading" w:uiPriority="71"/>
+    <w:lsdException w:name="Colorful List" w:uiPriority="72"/>
+    <w:lsdException w:name="Colorful Grid" w:uiPriority="73"/>
+    <w:lsdException w:name="Light Shading Accent 1" w:uiPriority="60"/>
+    <w:lsdException w:name="Light List Accent 1" w:uiPriority="61"/>
+    <w:lsdException w:name="Light Grid Accent 1" w:uiPriority="62"/>
+    <w:lsdException w:name="Medium Shading 1 Accent 1" w:uiPriority="63"/>
+    <w:lsdException w:name="Medium Shading 2 Accent 1" w:uiPriority="64"/>
+    <w:lsdException w:name="Medium List 1 Accent 1" w:uiPriority="65"/>
+    <w:lsdException w:name="Revision" w:semiHidden="1"/>
+    <w:lsdException w:name="List Paragraph" w:uiPriority="34" w:qFormat="1"/>
+    <w:lsdException w:name="Quote" w:uiPriority="29" w:qFormat="1"/>
+    <w:lsdException w:name="Intense Quote" w:uiPriority="30" w:qFormat="1"/>
+    <w:lsdException w:name="Medium List 2 Accent 1" w:uiPriority="66"/>
+    <w:lsdException w:name="Medium Grid 1 Accent 1" w:uiPriority="67"/>
+    <w:lsdException w:name="Medium Grid 2 Accent 1" w:uiPriority="68"/>
+    <w:lsdException w:name="Medium Grid 3 Accent 1" w:uiPriority="69"/>
+    <w:lsdException w:name="Dark List Accent 1" w:uiPriority="70"/>
+    <w:lsdException w:name="Colorful Shading Accent 1" w:uiPriority="71"/>
+    <w:lsdException w:name="Colorful List Accent 1" w:uiPriority="72"/>
+    <w:lsdException w:name="Colorful Grid Accent 1" w:uiPriority="73"/>
+    <w:lsdException w:name="Light Shading Accent 2" w:uiPriority="60"/>
+    <w:lsdException w:name="Light List Accent 2" w:uiPriority="61"/>
+    <w:lsdException w:name="Light Grid Accent 2" w:uiPriority="62"/>
+    <w:lsdException w:name="Medium Shading 1 Accent 2" w:uiPriority="63"/>
+    <w:lsdException w:name="Medium Shading 2 Accent 2" w:uiPriority="64"/>
+    <w:lsdException w:name="Medium List 1 Accent 2" w:uiPriority="65"/>
+    <w:lsdException w:name="Medium List 2 Accent 2" w:uiPriority="66"/>
+    <w:lsdException w:name="Medium Grid 1 Accent 2" w:uiPriority="67"/>
+    <w:lsdException w:name="Medium Grid 2 Accent 2" w:uiPriority="68"/>
+    <w:lsdException w:name="Medium Grid 3 Accent 2" w:uiPriority="69"/>
+    <w:lsdException w:name="Dark List Accent 2" w:uiPriority="70"/>
+    <w:lsdException w:name="Colorful Shading Accent 2" w:uiPriority="71"/>
+    <w:lsdException w:name="Colorful List Accent 2" w:uiPriority="72"/>
+    <w:lsdException w:name="Colorful Grid Accent 2" w:uiPriority="73"/>
+    <w:lsdException w:name="Light Shading Accent 3" w:uiPriority="60"/>
+    <w:lsdException w:name="Light List Accent 3" w:uiPriority="61"/>
+    <w:lsdException w:name="Light Grid Accent 3" w:uiPriority="62"/>
+    <w:lsdException w:name="Medium Shading 1 Accent 3" w:uiPriority="63"/>
+    <w:lsdException w:name="Medium Shading 2 Accent 3" w:uiPriority="64"/>
+    <w:lsdException w:name="Medium List 1 Accent 3" w:uiPriority="65"/>
+    <w:lsdException w:name="Medium List 2 Accent 3" w:uiPriority="66"/>
+    <w:lsdException w:name="Medium Grid 1 Accent 3" w:uiPriority="67"/>
+    <w:lsdException w:name="Medium Grid 2 Accent 3" w:uiPriority="68"/>
+    <w:lsdException w:name="Medium Grid 3 Accent 3" w:uiPriority="69"/>
+    <w:lsdException w:name="Dark List Accent 3" w:uiPriority="70"/>
+    <w:lsdException w:name="Colorful Shading Accent 3" w:uiPriority="71"/>
+    <w:lsdException w:name="Colorful List Accent 3" w:uiPriority="72"/>
+    <w:lsdException w:name="Colorful Grid Accent 3" w:uiPriority="73"/>
+    <w:lsdException w:name="Light Shading Accent 4" w:uiPriority="60"/>
+    <w:lsdException w:name="Light List Accent 4" w:uiPriority="61"/>
+    <w:lsdException w:name="Light Grid Accent 4" w:uiPriority="62"/>
+    <w:lsdException w:name="Medium Shading 1 Accent 4" w:uiPriority="63"/>
+    <w:lsdException w:name="Medium Shading 2 Accent 4" w:uiPriority="64"/>
+    <w:lsdException w:name="Medium List 1 Accent 4" w:uiPriority="65"/>
+    <w:lsdException w:name="Medium List 2 Accent 4" w:uiPriority="66"/>
+    <w:lsdException w:name="Medium Grid 1 Accent 4" w:uiPriority="67"/>
+    <w:lsdException w:name="Medium Grid 2 Accent 4" w:uiPriority="68"/>
+    <w:lsdException w:name="Medium Grid 3 Accent 4" w:uiPriority="69"/>
+    <w:lsdException w:name="Dark List Accent 4" w:uiPriority="70"/>
+    <w:lsdException w:name="Colorful Shading Accent 4" w:uiPriority="71"/>
+    <w:lsdException w:name="Colorful List Accent 4" w:uiPriority="72"/>
+    <w:lsdException w:name="Colorful Grid Accent 4" w:uiPriority="73"/>
+    <w:lsdException w:name="Light Shading Accent 5" w:uiPriority="60"/>
+    <w:lsdException w:name="Light List Accent 5" w:uiPriority="61"/>
+    <w:lsdException w:name="Light Grid Accent 5" w:uiPriority="62"/>
+    <w:lsdException w:name="Medium Shading 1 Accent 5" w:uiPriority="63"/>
+    <w:lsdException w:name="Medium Shading 2 Accent 5" w:uiPriority="64"/>
+    <w:lsdException w:name="Medium List 1 Accent 5" w:uiPriority="65"/>
+    <w:lsdException w:name="Medium List 2 Accent 5" w:uiPriority="66"/>
+    <w:lsdException w:name="Medium Grid 1 Accent 5" w:uiPriority="67"/>
+    <w:lsdException w:name="Medium Grid 2 Accent 5" w:uiPriority="68"/>
+    <w:lsdException w:name="Medium Grid 3 Accent 5" w:uiPriority="69"/>
+    <w:lsdException w:name="Dark List Accent 5" w:uiPriority="70"/>
+    <w:lsdException w:name="Colorful Shading Accent 5" w:uiPriority="71"/>
+    <w:lsdException w:name="Colorful List Accent 5" w:uiPriority="72"/>
+    <w:lsdException w:name="Colorful Grid Accent 5" w:uiPriority="73"/>
+    <w:lsdException w:name="Light Shading Accent 6" w:uiPriority="60"/>
+    <w:lsdException w:name="Light List Accent 6" w:uiPriority="61"/>
+    <w:lsdException w:name="Light Grid Accent 6" w:uiPriority="62"/>
+    <w:lsdException w:name="Medium Shading 1 Accent 6" w:uiPriority="63"/>
+    <w:lsdException w:name="Medium Shading 2 Accent 6" w:uiPriority="64"/>
+    <w:lsdException w:name="Medium List 1 Accent 6" w:uiPriority="65"/>
+    <w:lsdException w:name="Medium List 2 Accent 6" w:uiPriority="66"/>
+    <w:lsdException w:name="Medium Grid 1 Accent 6" w:uiPriority="67"/>
+    <w:lsdException w:name="Medium Grid 2 Accent 6" w:uiPriority="68"/>
+    <w:lsdException w:name="Medium Grid 3 Accent 6" w:uiPriority="69"/>
+    <w:lsdException w:name="Dark List Accent 6" w:uiPriority="70"/>
+    <w:lsdException w:name="Colorful Shading Accent 6" w:uiPriority="71"/>
+    <w:lsdException w:name="Colorful List Accent 6" w:uiPriority="72"/>
+    <w:lsdException w:name="Colorful Grid Accent 6" w:uiPriority="73"/>
+    <w:lsdException w:name="Subtle Emphasis" w:uiPriority="19" w:qFormat="1"/>
+    <w:lsdException w:name="Intense Emphasis" w:uiPriority="21" w:qFormat="1"/>
+    <w:lsdException w:name="Subtle Reference" w:uiPriority="31" w:qFormat="1"/>
+    <w:lsdException w:name="Intense Reference" w:uiPriority="32" w:qFormat="1"/>
+    <w:lsdException w:name="Book Title" w:uiPriority="33" w:qFormat="1"/>
+    <w:lsdException w:name="Bibliography" w:semiHidden="1" w:uiPriority="37" w:unhideWhenUsed="1"/>
+    <w:lsdException w:name="TOC Heading" w:semiHidden="1" w:uiPriority="39" w:unhideWhenUsed="1" w:qFormat="1"/>
+    <w:lsdException w:name="Plain Table 1" w:uiPriority="41"/>
+    <w:lsdException w:name="Plain Table 2" w:uiPriority="42"/>
+    <w:lsdException w:name="Plain Table 3" w:uiPriority="43"/>
+    <w:lsdException w:name="Plain Table 4" w:uiPriority="44"/>
+    <w:lsdException w:name="Plain Table 5" w:uiPriority="45"/>
+    <w:lsdException w:name="Grid Table Light" w:uiPriority="40"/>
+    <w:lsdException w:name="Grid Table 1 Light" w:uiPriority="46"/>
+    <w:lsdException w:name="Grid Table 2" w:uiPriority="47"/>
+    <w:lsdException w:name="Grid Table 3" w:uiPriority="48"/>
+    <w:lsdException w:name="Grid Table 4" w:uiPriority="49"/>
+    <w:lsdException w:name="Grid Table 5 Dark" w:uiPriority="50"/>
+    <w:lsdException w:name="Grid Table 6 Colorful" w:uiPriority="51"/>
+    <w:lsdException w:name="Grid Table 7 Colorful" w:uiPriority="52"/>
+    <w:lsdException w:name="Grid Table 1 Light Accent 1" w:uiPriority="46"/>
+    <w:lsdException w:name="Grid Table 2 Accent 1" w:uiPriority="47"/>
+    <w:lsdException w:name="Grid Table 3 Accent 1" w:uiPriority="48"/>
+    <w:lsdException w:name="Grid Table 4 Accent 1" w:uiPriority="49"/>
+    <w:lsdException w:name="Grid Table 5 Dark Accent 1" w:uiPriority="50"/>
+    <w:lsdException w:name="Grid Table 6 Colorful Accent 1" w:uiPriority="51"/>
+    <w:lsdException w:name="Grid Table 7 Colorful Accent 1" w:uiPriority="52"/>
+    <w:lsdException w:name="Grid Table 1 Light Accent 2" w:uiPriority="46"/>
+    <w:lsdException w:name="Grid Table 2 Accent 2" w:uiPriority="47"/>
+    <w:lsdException w:name="Grid Table 3 Accent 2" w:uiPriority="48"/>
+    <w:lsdException w:name="Grid Table 4 Accent 2" w:uiPriority="49"/>
+    <w:lsdException w:name="Grid Table 5 Dark Accent 2" w:uiPriority="50"/>
+    <w:lsdException w:name="Grid Table 6 Colorful Accent 2" w:uiPriority="51"/>
+    <w:lsdException w:name="Grid Table 7 Colorful Accent 2" w:uiPriority="52"/>
+    <w:lsdException w:name="Grid Table 1 Light Accent 3" w:uiPriority="46"/>
+    <w:lsdException w:name="Grid Table 2 Accent 3" w:uiPriority="47"/>
+    <w:lsdException w:name="Grid Table 3 Accent 3" w:uiPriority="48"/>
+    <w:lsdException w:name="Grid Table 4 Accent 3" w:uiPriority="49"/>
+    <w:lsdException w:name="Grid Table 5 Dark Accent 3" w:uiPriority="50"/>
+    <w:lsdException w:name="Grid Table 6 Colorful Accent 3" w:uiPriority="51"/>
+    <w:lsdException w:name="Grid Table 7 Colorful Accent 3" w:uiPriority="52"/>
+    <w:lsdException w:name="Grid Table 1 Light Accent 4" w:uiPriority="46"/>
+    <w:lsdException w:name="Grid Table 2 Accent 4" w:uiPriority="47"/>
+    <w:lsdException w:name="Grid Table 3 Accent 4" w:uiPriority="48"/>
+    <w:lsdException w:name="Grid Table 4 Accent 4" w:uiPriority="49"/>
+    <w:lsdException w:name="Grid Table 5 Dark Accent 4" w:uiPriority="50"/>
+    <w:lsdException w:name="Grid Table 6 Colorful Accent 4" w:uiPriority="51"/>
+    <w:lsdException w:name="Grid Table 7 Colorful Accent 4" w:uiPriority="52"/>
+    <w:lsdException w:name="Grid Table 1 Light Accent 5" w:uiPriority="46"/>
+    <w:lsdException w:name="Grid Table 2 Accent 5" w:uiPriority="47"/>
+    <w:lsdException w:name="Grid Table 3 Accent 5" w:uiPriority="48"/>
+    <w:lsdException w:name="Grid Table 4 Accent 5" w:uiPriority="49"/>
+    <w:lsdException w:name="Grid Table 5 Dark Accent 5" w:uiPriority="50"/>
+    <w:lsdException w:name="Grid Table 6 Colorful Accent 5" w:uiPriority="51"/>
+    <w:lsdException w:name="Grid Table 7 Colorful Accent 5" w:uiPriority="52"/>
+    <w:lsdException w:name="Grid Table 1 Light Accent 6" w:uiPriority="46"/>
+    <w:lsdException w:name="Grid Table 2 Accent 6" w:uiPriority="47"/>
+    <w:lsdException w:name="Grid Table 3 Accent 6" w:uiPriority="48"/>
+    <w:lsdException w:name="Grid Table 4 Accent 6" w:uiPriority="49"/>
+    <w:lsdException w:name="Grid Table 5 Dark Accent 6" w:uiPriority="50"/>
+    <w:lsdException w:name="Grid Table 6 Colorful Accent 6" w:uiPriority="51"/>
+    <w:lsdException w:name="Grid Table 7 Colorful Accent 6" w:uiPriority="52"/>
+    <w:lsdException w:name="List Table 1 Light" w:uiPriority="46"/>
+    <w:lsdException w:name="List Table 2" w:uiPriority="47"/>
+    <w:lsdException w:name="List Table 3" w:uiPriority="48"/>
+    <w:lsdException w:name="List Table 4" w:uiPriority="49"/>
+    <w:lsdException w:name="List Table 5 Dark" w:uiPriority="50"/>
+    <w:lsdException w:name="List Table 6 Colorful" w:uiPriority="51"/>
+    <w:lsdException w:name="List Table 7 Colorful" w:uiPriority="52"/>
+    <w:lsdException w:name="List Table 1 Light Accent 1" w:uiPriority="46"/>
+    <w:lsdException w:name="List Table 2 Accent 1" w:uiPriority="47"/>
+    <w:lsdException w:name="List Table 3 Accent 1" w:uiPriority="48"/>
+    <w:lsdException w:name="List Table 4 Accent 1" w:uiPriority="49"/>
+    <w:lsdException w:name="List Table 5 Dark Accent 1" w:uiPriority="50"/>
+    <w:lsdException w:name="List Table 6 Colorful Accent 1" w:uiPriority="51"/>
+    <w:lsdException w:name="List Table 7 Colorful Accent 1" w:uiPriority="52"/>
+    <w:lsdException w:name="List Table 1 Light Accent 2" w:uiPriority="46"/>
+    <w:lsdException w:name="List Table 2 Accent 2" w:uiPriority="47"/>
+    <w:lsdException w:name="List Table 3 Accent 2" w:uiPriority="48"/>
+    <w:lsdException w:name="List Table 4 Accent 2" w:uiPriority="49"/>
+    <w:lsdException w:name="List Table 5 Dark Accent 2" w:uiPriority="50"/>
+    <w:lsdException w:name="List Table 6 Colorful Accent 2" w:uiPriority="51"/>
+    <w:lsdException w:name="List Table 7 Colorful Accent 2" w:uiPriority="52"/>
+    <w:lsdException w:name="List Table 1 Light Accent 3" w:uiPriority="46"/>
+    <w:lsdException w:name="List Table 2 Accent 3" w:uiPriority="47"/>
+    <w:lsdException w:name="List Table 3 Accent 3" w:uiPriority="48"/>
+    <w:lsdException w:name="List Table 4 Accent 3" w:uiPriority="49"/>
+    <w:lsdException w:name="List Table 5 Dark Accent 3" w:uiPriority="50"/>
+    <w:lsdException w:name="List Table 6 Colorful Accent 3" w:uiPriority="51"/>
+    <w:lsdException w:name="List Table 7 Colorful Accent 3" w:uiPriority="52"/>
+    <w:lsdException w:name="List Table 1 Light Accent 4" w:uiPriority="46"/>
+    <w:lsdException w:name="List Table 2 Accent 4" w:uiPriority="47"/>
+    <w:lsdException w:name="List Table 3 Accent 4" w:uiPriority="48"/>
+    <w:lsdException w:name="List Table 4 Accent 4" w:uiPriority="49"/>
+    <w:lsdException w:name="List Table 5 Dark Accent 4" w:uiPriority="50"/>
+    <w:lsdException w:name="List Table 6 Colorful Accent 4" w:uiPriority="51"/>
+    <w:lsdException w:name="List Table 7 Colorful Accent 4" w:uiPriority="52"/>
+    <w:lsdException w:name="List Table 1 Light Accent 5" w:uiPriority="46"/>
+    <w:lsdException w:name="List Table 2 Accent 5" w:uiPriority="47"/>
+    <w:lsdException w:name="List Table 3 Accent 5" w:uiPriority="48"/>
+    <w:lsdException w:name="List Table 4 Accent 5" w:uiPriority="49"/>
+    <w:lsdException w:name="List Table 5 Dark Accent 5" w:uiPriority="50"/>
+    <w:lsdException w:name="List Table 6 Colorful Accent 5" w:uiPriority="51"/>
+    <w:lsdException w:name="List Table 7 Colorful Accent 5" w:uiPriority="52"/>
+    <w:lsdException w:name="List Table 1 Light Accent 6" w:uiPriority="46"/>
+    <w:lsdException w:name="List Table 2 Accent 6" w:uiPriority="47"/>
+    <w:lsdException w:name="List Table 3 Accent 6" w:uiPriority="48"/>
+    <w:lsdException w:name="List Table 4 Accent 6" w:uiPriority="49"/>
+    <w:lsdException w:name="List Table 5 Dark Accent 6" w:uiPriority="50"/>
+    <w:lsdException w:name="List Table 6 Colorful Accent 6" w:uiPriority="51"/>
+    <w:lsdException w:name="List Table 7 Colorful Accent 6" w:uiPriority="52"/>
+    <w:lsdException w:name="Mention" w:semiHidden="1" w:unhideWhenUsed="1"/>
+    <w:lsdException w:name="Smart Hyperlink" w:semiHidden="1" w:unhideWhenUsed="1"/>
+    <w:lsdException w:name="Hashtag" w:semiHidden="1" w:unhideWhenUsed="1"/>
+    <w:lsdException w:name="Unresolved Mention" w:semiHidden="1" w:unhideWhenUsed="1"/>
+    <w:lsdException w:name="Smart Link" w:semiHidden="1" w:unhideWhenUsed="1"/>
+  </w:latentStyles>
+  <w:style w:type="paragraph" w:default="1" w:styleId="Normal">
+    <w:name w:val="Normal"/>
     <w:qFormat/>
-    <w:rPr>
-      <w:sz w:val="56"/>
-      <w:szCs w:val="56"/>
-    </w:rPr>
   </w:style>
   <w:style w:type="paragraph" w:styleId="Heading1">
-    <w:name w:val="Heading 1"/>
-    <w:basedOn w:val="Normal"/>
-    <w:next w:val="Normal"/>
+    <w:name w:val="heading 1"/>
+    <w:uiPriority w:val="9"/>
     <w:qFormat/>
+    <w:pPr>
+      <w:spacing w:before="320" w:after="160"/>
+      <w:outlineLvl w:val="0"/>
+    </w:pPr>
     <w:rPr>
-      <w:color w:val="2E74B5"/>
-      <w:sz w:val="32"/>
-      <w:szCs w:val="32"/>
+      <w:rFonts w:ascii="Roboto Slab" w:eastAsia="Roboto Slab" w:hAnsi="Roboto Slab" w:cs="Roboto Slab"/>
+      <w:b/>
+      <w:bCs/>
+      <w:color w:val="1F4E79"/>
+      <w:sz w:val="30"/>
+      <w:szCs w:val="30"/>
     </w:rPr>
   </w:style>
   <w:style w:type="paragraph" w:styleId="Heading2">
-    <w:name w:val="Heading 2"/>
-    <w:basedOn w:val="Normal"/>
-    <w:next w:val="Normal"/>
+    <w:name w:val="heading 2"/>
+    <w:uiPriority w:val="9"/>
+    <w:unhideWhenUsed/>
     <w:qFormat/>
+    <w:pPr>
+      <w:spacing w:before="240" w:after="120"/>
+      <w:outlineLvl w:val="1"/>
+    </w:pPr>
     <w:rPr>
-      <w:color w:val="2E74B5"/>
-      <w:sz w:val="26"/>
-      <w:szCs w:val="26"/>
+      <w:rFonts w:ascii="Roboto Slab" w:eastAsia="Roboto Slab" w:hAnsi="Roboto Slab" w:cs="Roboto Slab"/>
+      <w:b/>
+      <w:bCs/>
+      <w:color w:val="2E75B6"/>
+      <w:sz w:val="24"/>
+      <w:szCs w:val="24"/>
     </w:rPr>
   </w:style>
   <w:style w:type="paragraph" w:styleId="Heading3">
-    <w:name w:val="Heading 3"/>
-    <w:basedOn w:val="Normal"/>
-    <w:next w:val="Normal"/>
+    <w:name w:val="heading 3"/>
+    <w:uiPriority w:val="9"/>
+    <w:semiHidden/>
+    <w:unhideWhenUsed/>
     <w:qFormat/>
+    <w:pPr>
+      <w:outlineLvl w:val="2"/>
+    </w:pPr>
     <w:rPr>
       <w:color w:val="1F4D78"/>
       <w:sz w:val="24"/>
@@ -4390,10 +5874,14 @@
     </w:rPr>
   </w:style>
   <w:style w:type="paragraph" w:styleId="Heading4">
-    <w:name w:val="Heading 4"/>
-    <w:basedOn w:val="Normal"/>
-    <w:next w:val="Normal"/>
+    <w:name w:val="heading 4"/>
+    <w:uiPriority w:val="9"/>
+    <w:semiHidden/>
+    <w:unhideWhenUsed/>
     <w:qFormat/>
+    <w:pPr>
+      <w:outlineLvl w:val="3"/>
+    </w:pPr>
     <w:rPr>
       <w:i/>
       <w:iCs/>
@@ -4401,27 +5889,69 @@
     </w:rPr>
   </w:style>
   <w:style w:type="paragraph" w:styleId="Heading5">
-    <w:name w:val="Heading 5"/>
-    <w:basedOn w:val="Normal"/>
-    <w:next w:val="Normal"/>
+    <w:name w:val="heading 5"/>
+    <w:uiPriority w:val="9"/>
+    <w:semiHidden/>
+    <w:unhideWhenUsed/>
     <w:qFormat/>
+    <w:pPr>
+      <w:outlineLvl w:val="4"/>
+    </w:pPr>
     <w:rPr>
       <w:color w:val="2E74B5"/>
     </w:rPr>
   </w:style>
   <w:style w:type="paragraph" w:styleId="Heading6">
-    <w:name w:val="Heading 6"/>
-    <w:basedOn w:val="Normal"/>
-    <w:next w:val="Normal"/>
+    <w:name w:val="heading 6"/>
+    <w:uiPriority w:val="9"/>
+    <w:semiHidden/>
+    <w:unhideWhenUsed/>
     <w:qFormat/>
+    <w:pPr>
+      <w:outlineLvl w:val="5"/>
+    </w:pPr>
     <w:rPr>
       <w:color w:val="1F4D78"/>
     </w:rPr>
   </w:style>
-  <w:style w:type="paragraph" w:styleId="Strong">
-    <w:name w:val="Strong"/>
-    <w:basedOn w:val="Normal"/>
-    <w:next w:val="Normal"/>
+  <w:style w:type="character" w:default="1" w:styleId="DefaultParagraphFont">
+    <w:name w:val="Default Paragraph Font"/>
+    <w:uiPriority w:val="1"/>
+    <w:semiHidden/>
+    <w:unhideWhenUsed/>
+  </w:style>
+  <w:style w:type="table" w:default="1" w:styleId="TableNormal">
+    <w:name w:val="Normal Table"/>
+    <w:uiPriority w:val="99"/>
+    <w:semiHidden/>
+    <w:unhideWhenUsed/>
+    <w:tblPr>
+      <w:tblInd w:w="0" w:type="dxa"/>
+      <w:tblCellMar>
+        <w:top w:w="0" w:type="dxa"/>
+        <w:left w:w="108" w:type="dxa"/>
+        <w:bottom w:w="0" w:type="dxa"/>
+        <w:right w:w="108" w:type="dxa"/>
+      </w:tblCellMar>
+    </w:tblPr>
+  </w:style>
+  <w:style w:type="numbering" w:default="1" w:styleId="NoList">
+    <w:name w:val="No List"/>
+    <w:uiPriority w:val="99"/>
+    <w:semiHidden/>
+    <w:unhideWhenUsed/>
+  </w:style>
+  <w:style w:type="paragraph" w:styleId="Title">
+    <w:name w:val="Title"/>
+    <w:uiPriority w:val="10"/>
+    <w:qFormat/>
+    <w:rPr>
+      <w:sz w:val="56"/>
+      <w:szCs w:val="56"/>
+    </w:rPr>
+  </w:style>
+  <w:style w:type="paragraph" w:customStyle="1" w:styleId="Strong1">
+    <w:name w:val="Strong1"/>
     <w:qFormat/>
     <w:rPr>
       <w:b/>
@@ -4430,12 +5960,10 @@
   </w:style>
   <w:style w:type="paragraph" w:styleId="ListParagraph">
     <w:name w:val="List Paragraph"/>
-    <w:basedOn w:val="Normal"/>
     <w:qFormat/>
   </w:style>
   <w:style w:type="character" w:styleId="Hyperlink">
     <w:name w:val="Hyperlink"/>
-    <w:basedOn w:val="DefaultParagraphFont"/>
     <w:uiPriority w:val="99"/>
     <w:unhideWhenUsed/>
     <w:rPr>
@@ -4445,7 +5973,6 @@
   </w:style>
   <w:style w:type="character" w:styleId="FootnoteReference">
     <w:name w:val="footnote reference"/>
-    <w:basedOn w:val="DefaultParagraphFont"/>
     <w:uiPriority w:val="99"/>
     <w:semiHidden/>
     <w:unhideWhenUsed/>
@@ -4455,22 +5982,17 @@
   </w:style>
   <w:style w:type="paragraph" w:styleId="FootnoteText">
     <w:name w:val="footnote text"/>
-    <w:basedOn w:val="Normal"/>
     <w:link w:val="FootnoteTextChar"/>
     <w:uiPriority w:val="99"/>
     <w:semiHidden/>
     <w:unhideWhenUsed/>
-    <w:pPr>
-      <w:spacing w:after="0" w:line="240" w:lineRule="auto"/>
-    </w:pPr>
     <w:rPr>
       <w:sz w:val="20"/>
       <w:szCs w:val="20"/>
     </w:rPr>
   </w:style>
-  <w:style w:type="character" w:styleId="FootnoteTextChar">
+  <w:style w:type="character" w:customStyle="1" w:styleId="FootnoteTextChar">
     <w:name w:val="Footnote Text Char"/>
-    <w:basedOn w:val="DefaultParagraphFont"/>
     <w:link w:val="FootnoteText"/>
     <w:uiPriority w:val="99"/>
     <w:semiHidden/>
@@ -4482,7 +6004,6 @@
   </w:style>
   <w:style w:type="character" w:styleId="EndnoteReference">
     <w:name w:val="endnote reference"/>
-    <w:basedOn w:val="DefaultParagraphFont"/>
     <w:uiPriority w:val="99"/>
     <w:semiHidden/>
     <w:unhideWhenUsed/>
@@ -4492,22 +6013,17 @@
   </w:style>
   <w:style w:type="paragraph" w:styleId="EndnoteText">
     <w:name w:val="endnote text"/>
-    <w:basedOn w:val="Normal"/>
     <w:link w:val="EndnoteTextChar"/>
     <w:uiPriority w:val="99"/>
     <w:semiHidden/>
     <w:unhideWhenUsed/>
-    <w:pPr>
-      <w:spacing w:after="0" w:line="240" w:lineRule="auto"/>
-    </w:pPr>
     <w:rPr>
       <w:sz w:val="20"/>
       <w:szCs w:val="20"/>
     </w:rPr>
   </w:style>
-  <w:style w:type="character" w:styleId="EndnoteTextChar">
+  <w:style w:type="character" w:customStyle="1" w:styleId="EndnoteTextChar">
     <w:name w:val="Endnote Text Char"/>
-    <w:basedOn w:val="DefaultParagraphFont"/>
     <w:link w:val="EndnoteText"/>
     <w:uiPriority w:val="99"/>
     <w:semiHidden/>
@@ -4517,41 +6033,345 @@
       <w:szCs w:val="20"/>
     </w:rPr>
   </w:style>
-  <w:style w:type="paragraph" w:styleId="Heading1">
-    <w:name w:val="Heading 1"/>
+  <w:style w:type="paragraph" w:styleId="TOC1">
+    <w:name w:val="toc 1"/>
     <w:basedOn w:val="Normal"/>
     <w:next w:val="Normal"/>
-    <w:qFormat/>
+    <w:autoRedefine/>
+    <w:uiPriority w:val="39"/>
+    <w:unhideWhenUsed/>
+    <w:rsid w:val="001744CB"/>
     <w:pPr>
-      <w:spacing w:after="160" w:before="320"/>
-      <w:outlineLvl w:val="0"/>
+      <w:spacing w:after="100"/>
     </w:pPr>
-    <w:rPr>
-      <w:rFonts w:ascii="Roboto Slab" w:cs="Roboto Slab" w:eastAsia="Roboto Slab" w:hAnsi="Roboto Slab"/>
-      <w:b/>
-      <w:bCs/>
-      <w:color w:val="1F4E79"/>
-      <w:sz w:val="30"/>
-      <w:szCs w:val="30"/>
-    </w:rPr>
   </w:style>
-  <w:style w:type="paragraph" w:styleId="Heading2">
-    <w:name w:val="Heading 2"/>
+  <w:style w:type="paragraph" w:styleId="TOC2">
+    <w:name w:val="toc 2"/>
     <w:basedOn w:val="Normal"/>
     <w:next w:val="Normal"/>
-    <w:qFormat/>
+    <w:autoRedefine/>
+    <w:uiPriority w:val="39"/>
+    <w:unhideWhenUsed/>
+    <w:rsid w:val="001744CB"/>
     <w:pPr>
-      <w:spacing w:after="120" w:before="240"/>
-      <w:outlineLvl w:val="1"/>
+      <w:spacing w:after="100"/>
+      <w:ind w:left="220"/>
     </w:pPr>
-    <w:rPr>
-      <w:rFonts w:ascii="Roboto Slab" w:cs="Roboto Slab" w:eastAsia="Roboto Slab" w:hAnsi="Roboto Slab"/>
-      <w:b/>
-      <w:bCs/>
-      <w:color w:val="2E75B6"/>
-      <w:sz w:val="24"/>
-      <w:szCs w:val="24"/>
-    </w:rPr>
   </w:style>
 </w:styles>
+</file>
+
+<file path=word/theme/theme1.xml><?xml version="1.0" encoding="utf-8"?>
+<a:theme xmlns:a="http://schemas.openxmlformats.org/drawingml/2006/main" name="Office Theme">
+  <a:themeElements>
+    <a:clrScheme name="Office">
+      <a:dk1>
+        <a:sysClr val="windowText" lastClr="000000"/>
+      </a:dk1>
+      <a:lt1>
+        <a:sysClr val="window" lastClr="FFFFFF"/>
+      </a:lt1>
+      <a:dk2>
+        <a:srgbClr val="0E2841"/>
+      </a:dk2>
+      <a:lt2>
+        <a:srgbClr val="E8E8E8"/>
+      </a:lt2>
+      <a:accent1>
+        <a:srgbClr val="156082"/>
+      </a:accent1>
+      <a:accent2>
+        <a:srgbClr val="E97132"/>
+      </a:accent2>
+      <a:accent3>
+        <a:srgbClr val="196B24"/>
+      </a:accent3>
+      <a:accent4>
+        <a:srgbClr val="0F9ED5"/>
+      </a:accent4>
+      <a:accent5>
+        <a:srgbClr val="A02B93"/>
+      </a:accent5>
+      <a:accent6>
+        <a:srgbClr val="4EA72E"/>
+      </a:accent6>
+      <a:hlink>
+        <a:srgbClr val="467886"/>
+      </a:hlink>
+      <a:folHlink>
+        <a:srgbClr val="96607D"/>
+      </a:folHlink>
+    </a:clrScheme>
+    <a:fontScheme name="Office">
+      <a:majorFont>
+        <a:latin typeface="Aptos Display" panose="02110004020202020204"/>
+        <a:ea typeface=""/>
+        <a:cs typeface=""/>
+        <a:font script="Jpan" typeface="游ゴシック Light"/>
+        <a:font script="Hang" typeface="맑은 고딕"/>
+        <a:font script="Hans" typeface="等线 Light"/>
+        <a:font script="Hant" typeface="新細明體"/>
+        <a:font script="Arab" typeface="Times New Roman"/>
+        <a:font script="Hebr" typeface="Times New Roman"/>
+        <a:font script="Thai" typeface="Angsana New"/>
+        <a:font script="Ethi" typeface="Nyala"/>
+        <a:font script="Beng" typeface="Vrinda"/>
+        <a:font script="Gujr" typeface="Shruti"/>
+        <a:font script="Khmr" typeface="MoolBoran"/>
+        <a:font script="Knda" typeface="Tunga"/>
+        <a:font script="Guru" typeface="Raavi"/>
+        <a:font script="Cans" typeface="Euphemia"/>
+        <a:font script="Cher" typeface="Plantagenet Cherokee"/>
+        <a:font script="Yiii" typeface="Microsoft Yi Baiti"/>
+        <a:font script="Tibt" typeface="Microsoft Himalaya"/>
+        <a:font script="Thaa" typeface="MV Boli"/>
+        <a:font script="Deva" typeface="Mangal"/>
+        <a:font script="Telu" typeface="Gautami"/>
+        <a:font script="Taml" typeface="Latha"/>
+        <a:font script="Syrc" typeface="Estrangelo Edessa"/>
+        <a:font script="Orya" typeface="Kalinga"/>
+        <a:font script="Mlym" typeface="Kartika"/>
+        <a:font script="Laoo" typeface="DokChampa"/>
+        <a:font script="Sinh" typeface="Iskoola Pota"/>
+        <a:font script="Mong" typeface="Mongolian Baiti"/>
+        <a:font script="Viet" typeface="Times New Roman"/>
+        <a:font script="Uigh" typeface="Microsoft Uighur"/>
+        <a:font script="Geor" typeface="Sylfaen"/>
+        <a:font script="Armn" typeface="Arial"/>
+        <a:font script="Bugi" typeface="Leelawadee UI"/>
+        <a:font script="Bopo" typeface="Microsoft JhengHei"/>
+        <a:font script="Java" typeface="Javanese Text"/>
+        <a:font script="Lisu" typeface="Segoe UI"/>
+        <a:font script="Mymr" typeface="Myanmar Text"/>
+        <a:font script="Nkoo" typeface="Ebrima"/>
+        <a:font script="Olck" typeface="Nirmala UI"/>
+        <a:font script="Osma" typeface="Ebrima"/>
+        <a:font script="Phag" typeface="Phagspa"/>
+        <a:font script="Syrn" typeface="Estrangelo Edessa"/>
+        <a:font script="Syrj" typeface="Estrangelo Edessa"/>
+        <a:font script="Syre" typeface="Estrangelo Edessa"/>
+        <a:font script="Sora" typeface="Nirmala UI"/>
+        <a:font script="Tale" typeface="Microsoft Tai Le"/>
+        <a:font script="Talu" typeface="Microsoft New Tai Lue"/>
+        <a:font script="Tfng" typeface="Ebrima"/>
+      </a:majorFont>
+      <a:minorFont>
+        <a:latin typeface="Aptos" panose="02110004020202020204"/>
+        <a:ea typeface=""/>
+        <a:cs typeface=""/>
+        <a:font script="Jpan" typeface="游明朝"/>
+        <a:font script="Hang" typeface="맑은 고딕"/>
+        <a:font script="Hans" typeface="等线"/>
+        <a:font script="Hant" typeface="新細明體"/>
+        <a:font script="Arab" typeface="Arial"/>
+        <a:font script="Hebr" typeface="Arial"/>
+        <a:font script="Thai" typeface="Cordia New"/>
+        <a:font script="Ethi" typeface="Nyala"/>
+        <a:font script="Beng" typeface="Vrinda"/>
+        <a:font script="Gujr" typeface="Shruti"/>
+        <a:font script="Khmr" typeface="DaunPenh"/>
+        <a:font script="Knda" typeface="Tunga"/>
+        <a:font script="Guru" typeface="Raavi"/>
+        <a:font script="Cans" typeface="Euphemia"/>
+        <a:font script="Cher" typeface="Plantagenet Cherokee"/>
+        <a:font script="Yiii" typeface="Microsoft Yi Baiti"/>
+        <a:font script="Tibt" typeface="Microsoft Himalaya"/>
+        <a:font script="Thaa" typeface="MV Boli"/>
+        <a:font script="Deva" typeface="Mangal"/>
+        <a:font script="Telu" typeface="Gautami"/>
+        <a:font script="Taml" typeface="Latha"/>
+        <a:font script="Syrc" typeface="Estrangelo Edessa"/>
+        <a:font script="Orya" typeface="Kalinga"/>
+        <a:font script="Mlym" typeface="Kartika"/>
+        <a:font script="Laoo" typeface="DokChampa"/>
+        <a:font script="Sinh" typeface="Iskoola Pota"/>
+        <a:font script="Mong" typeface="Mongolian Baiti"/>
+        <a:font script="Viet" typeface="Arial"/>
+        <a:font script="Uigh" typeface="Microsoft Uighur"/>
+        <a:font script="Geor" typeface="Sylfaen"/>
+        <a:font script="Armn" typeface="Arial"/>
+        <a:font script="Bugi" typeface="Leelawadee UI"/>
+        <a:font script="Bopo" typeface="Microsoft JhengHei"/>
+        <a:font script="Java" typeface="Javanese Text"/>
+        <a:font script="Lisu" typeface="Segoe UI"/>
+        <a:font script="Mymr" typeface="Myanmar Text"/>
+        <a:font script="Nkoo" typeface="Ebrima"/>
+        <a:font script="Olck" typeface="Nirmala UI"/>
+        <a:font script="Osma" typeface="Ebrima"/>
+        <a:font script="Phag" typeface="Phagspa"/>
+        <a:font script="Syrn" typeface="Estrangelo Edessa"/>
+        <a:font script="Syrj" typeface="Estrangelo Edessa"/>
+        <a:font script="Syre" typeface="Estrangelo Edessa"/>
+        <a:font script="Sora" typeface="Nirmala UI"/>
+        <a:font script="Tale" typeface="Microsoft Tai Le"/>
+        <a:font script="Talu" typeface="Microsoft New Tai Lue"/>
+        <a:font script="Tfng" typeface="Ebrima"/>
+      </a:minorFont>
+    </a:fontScheme>
+    <a:fmtScheme name="Office">
+      <a:fillStyleLst>
+        <a:solidFill>
+          <a:schemeClr val="phClr"/>
+        </a:solidFill>
+        <a:gradFill rotWithShape="1">
+          <a:gsLst>
+            <a:gs pos="0">
+              <a:schemeClr val="phClr">
+                <a:lumMod val="110000"/>
+                <a:satMod val="105000"/>
+                <a:tint val="67000"/>
+              </a:schemeClr>
+            </a:gs>
+            <a:gs pos="50000">
+              <a:schemeClr val="phClr">
+                <a:lumMod val="105000"/>
+                <a:satMod val="103000"/>
+                <a:tint val="73000"/>
+              </a:schemeClr>
+            </a:gs>
+            <a:gs pos="100000">
+              <a:schemeClr val="phClr">
+                <a:lumMod val="105000"/>
+                <a:satMod val="109000"/>
+                <a:tint val="81000"/>
+              </a:schemeClr>
+            </a:gs>
+          </a:gsLst>
+          <a:lin ang="5400000" scaled="0"/>
+        </a:gradFill>
+        <a:gradFill rotWithShape="1">
+          <a:gsLst>
+            <a:gs pos="0">
+              <a:schemeClr val="phClr">
+                <a:satMod val="103000"/>
+                <a:lumMod val="102000"/>
+                <a:tint val="94000"/>
+              </a:schemeClr>
+            </a:gs>
+            <a:gs pos="50000">
+              <a:schemeClr val="phClr">
+                <a:satMod val="110000"/>
+                <a:lumMod val="100000"/>
+                <a:shade val="100000"/>
+              </a:schemeClr>
+            </a:gs>
+            <a:gs pos="100000">
+              <a:schemeClr val="phClr">
+                <a:lumMod val="99000"/>
+                <a:satMod val="120000"/>
+                <a:shade val="78000"/>
+              </a:schemeClr>
+            </a:gs>
+          </a:gsLst>
+          <a:lin ang="5400000" scaled="0"/>
+        </a:gradFill>
+      </a:fillStyleLst>
+      <a:lnStyleLst>
+        <a:ln w="12700" cap="flat" cmpd="sng" algn="ctr">
+          <a:solidFill>
+            <a:schemeClr val="phClr"/>
+          </a:solidFill>
+          <a:prstDash val="solid"/>
+          <a:miter lim="800000"/>
+        </a:ln>
+        <a:ln w="19050" cap="flat" cmpd="sng" algn="ctr">
+          <a:solidFill>
+            <a:schemeClr val="phClr"/>
+          </a:solidFill>
+          <a:prstDash val="solid"/>
+          <a:miter lim="800000"/>
+        </a:ln>
+        <a:ln w="25400" cap="flat" cmpd="sng" algn="ctr">
+          <a:solidFill>
+            <a:schemeClr val="phClr"/>
+          </a:solidFill>
+          <a:prstDash val="solid"/>
+          <a:miter lim="800000"/>
+        </a:ln>
+      </a:lnStyleLst>
+      <a:effectStyleLst>
+        <a:effectStyle>
+          <a:effectLst/>
+        </a:effectStyle>
+        <a:effectStyle>
+          <a:effectLst/>
+        </a:effectStyle>
+        <a:effectStyle>
+          <a:effectLst>
+            <a:outerShdw blurRad="57150" dist="19050" dir="5400000" algn="ctr" rotWithShape="0">
+              <a:srgbClr val="000000">
+                <a:alpha val="63000"/>
+              </a:srgbClr>
+            </a:outerShdw>
+          </a:effectLst>
+        </a:effectStyle>
+      </a:effectStyleLst>
+      <a:bgFillStyleLst>
+        <a:solidFill>
+          <a:schemeClr val="phClr"/>
+        </a:solidFill>
+        <a:solidFill>
+          <a:schemeClr val="phClr">
+            <a:tint val="95000"/>
+            <a:satMod val="170000"/>
+          </a:schemeClr>
+        </a:solidFill>
+        <a:gradFill rotWithShape="1">
+          <a:gsLst>
+            <a:gs pos="0">
+              <a:schemeClr val="phClr">
+                <a:tint val="93000"/>
+                <a:satMod val="150000"/>
+                <a:shade val="98000"/>
+                <a:lumMod val="102000"/>
+              </a:schemeClr>
+            </a:gs>
+            <a:gs pos="50000">
+              <a:schemeClr val="phClr">
+                <a:tint val="98000"/>
+                <a:satMod val="130000"/>
+                <a:shade val="90000"/>
+                <a:lumMod val="103000"/>
+              </a:schemeClr>
+            </a:gs>
+            <a:gs pos="100000">
+              <a:schemeClr val="phClr">
+                <a:shade val="63000"/>
+                <a:satMod val="120000"/>
+              </a:schemeClr>
+            </a:gs>
+          </a:gsLst>
+          <a:lin ang="5400000" scaled="0"/>
+        </a:gradFill>
+      </a:bgFillStyleLst>
+    </a:fmtScheme>
+  </a:themeElements>
+  <a:objectDefaults>
+    <a:lnDef>
+      <a:spPr/>
+      <a:bodyPr/>
+      <a:lstStyle/>
+      <a:style>
+        <a:lnRef idx="2">
+          <a:schemeClr val="accent1"/>
+        </a:lnRef>
+        <a:fillRef idx="0">
+          <a:schemeClr val="accent1"/>
+        </a:fillRef>
+        <a:effectRef idx="1">
+          <a:schemeClr val="accent1"/>
+        </a:effectRef>
+        <a:fontRef idx="minor">
+          <a:schemeClr val="tx1"/>
+        </a:fontRef>
+      </a:style>
+    </a:lnDef>
+  </a:objectDefaults>
+  <a:extraClrSchemeLst/>
+  <a:extLst>
+    <a:ext uri="{05A4C25C-085E-4340-85A3-A5531E510DB2}">
+      <thm15:themeFamily xmlns:thm15="http://schemas.microsoft.com/office/thememl/2012/main" name="Office Theme" id="{2E142A2C-CD16-42D6-873A-C26D2A0506FA}" vid="{1BDDFF52-6CD6-40A5-AB3C-68EB2F1E4D0A}"/>
+    </a:ext>
+  </a:extLst>
+</a:theme>
 </file>